--- a/2. Semester/MoPoS/MoPoS-P/VP+Skript/7 RAFT Polymerization of N-acryloylmorpholine (NAM).docx
+++ b/2. Semester/MoPoS/MoPoS-P/VP+Skript/7 RAFT Polymerization of N-acryloylmorpholine (NAM).docx
@@ -10,6 +10,500 @@
           <w:b/>
         </w:rPr>
       </w:pPr>
+      <w:r>
+        <w:rPr>
+          <w:b/>
+          <w:noProof/>
+        </w:rPr>
+        <mc:AlternateContent>
+          <mc:Choice Requires="wpi">
+            <w:drawing>
+              <wp:anchor distT="0" distB="0" distL="114300" distR="114300" simplePos="0" relativeHeight="251735040" behindDoc="0" locked="0" layoutInCell="1" allowOverlap="1" wp14:anchorId="3550FB56" wp14:editId="3ECF519E">
+                <wp:simplePos x="0" y="0"/>
+                <wp:positionH relativeFrom="column">
+                  <wp:posOffset>3611872</wp:posOffset>
+                </wp:positionH>
+                <wp:positionV relativeFrom="paragraph">
+                  <wp:posOffset>976469</wp:posOffset>
+                </wp:positionV>
+                <wp:extent cx="236855" cy="90805"/>
+                <wp:effectExtent l="38100" t="38100" r="29845" b="42545"/>
+                <wp:wrapNone/>
+                <wp:docPr id="1916756665" name="Freihand 75"/>
+                <wp:cNvGraphicFramePr/>
+                <a:graphic xmlns:a="http://schemas.openxmlformats.org/drawingml/2006/main">
+                  <a:graphicData uri="http://schemas.microsoft.com/office/word/2010/wordprocessingInk">
+                    <w14:contentPart bwMode="auto" r:id="rId7">
+                      <w14:nvContentPartPr>
+                        <w14:cNvContentPartPr/>
+                      </w14:nvContentPartPr>
+                      <w14:xfrm>
+                        <a:off x="0" y="0"/>
+                        <a:ext cx="236855" cy="90805"/>
+                      </w14:xfrm>
+                    </w14:contentPart>
+                  </a:graphicData>
+                </a:graphic>
+              </wp:anchor>
+            </w:drawing>
+          </mc:Choice>
+          <mc:Fallback>
+            <w:pict>
+              <v:shapetype w14:anchorId="6936BE51" id="_x0000_t75" coordsize="21600,21600" o:spt="75" o:preferrelative="t" path="m@4@5l@4@11@9@11@9@5xe" filled="f" stroked="f">
+                <v:stroke joinstyle="miter"/>
+                <v:formulas>
+                  <v:f eqn="if lineDrawn pixelLineWidth 0"/>
+                  <v:f eqn="sum @0 1 0"/>
+                  <v:f eqn="sum 0 0 @1"/>
+                  <v:f eqn="prod @2 1 2"/>
+                  <v:f eqn="prod @3 21600 pixelWidth"/>
+                  <v:f eqn="prod @3 21600 pixelHeight"/>
+                  <v:f eqn="sum @0 0 1"/>
+                  <v:f eqn="prod @6 1 2"/>
+                  <v:f eqn="prod @7 21600 pixelWidth"/>
+                  <v:f eqn="sum @8 21600 0"/>
+                  <v:f eqn="prod @7 21600 pixelHeight"/>
+                  <v:f eqn="sum @10 21600 0"/>
+                </v:formulas>
+                <v:path o:extrusionok="f" gradientshapeok="t" o:connecttype="rect"/>
+                <o:lock v:ext="edit" aspectratio="t"/>
+              </v:shapetype>
+              <v:shape id="Freihand 75" o:spid="_x0000_s1026" type="#_x0000_t75" style="position:absolute;margin-left:284.05pt;margin-top:76.55pt;width:19.35pt;height:7.85pt;z-index:251735040;visibility:visible;mso-wrap-style:square;mso-wrap-distance-left:9pt;mso-wrap-distance-top:0;mso-wrap-distance-right:9pt;mso-wrap-distance-bottom:0;mso-position-horizontal:absolute;mso-position-horizontal-relative:text;mso-position-vertical:absolute;mso-position-vertical-relative:text" o:gfxdata="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">
+                <v:imagedata r:id="rId8" o:title=""/>
+              </v:shape>
+            </w:pict>
+          </mc:Fallback>
+        </mc:AlternateContent>
+      </w:r>
+      <w:r>
+        <w:rPr>
+          <w:b/>
+          <w:noProof/>
+        </w:rPr>
+        <mc:AlternateContent>
+          <mc:Choice Requires="wpi">
+            <w:drawing>
+              <wp:anchor distT="0" distB="0" distL="114300" distR="114300" simplePos="0" relativeHeight="251814912" behindDoc="0" locked="0" layoutInCell="1" allowOverlap="1" wp14:anchorId="52B8330C" wp14:editId="6AB081CC">
+                <wp:simplePos x="0" y="0"/>
+                <wp:positionH relativeFrom="column">
+                  <wp:posOffset>3890645</wp:posOffset>
+                </wp:positionH>
+                <wp:positionV relativeFrom="paragraph">
+                  <wp:posOffset>700405</wp:posOffset>
+                </wp:positionV>
+                <wp:extent cx="330180" cy="103420"/>
+                <wp:effectExtent l="38100" t="38100" r="32385" b="49530"/>
+                <wp:wrapNone/>
+                <wp:docPr id="137315566" name="Freihand 153"/>
+                <wp:cNvGraphicFramePr/>
+                <a:graphic xmlns:a="http://schemas.openxmlformats.org/drawingml/2006/main">
+                  <a:graphicData uri="http://schemas.microsoft.com/office/word/2010/wordprocessingInk">
+                    <w14:contentPart bwMode="auto" r:id="rId9">
+                      <w14:nvContentPartPr>
+                        <w14:cNvContentPartPr/>
+                      </w14:nvContentPartPr>
+                      <w14:xfrm>
+                        <a:off x="0" y="0"/>
+                        <a:ext cx="330180" cy="103420"/>
+                      </w14:xfrm>
+                    </w14:contentPart>
+                  </a:graphicData>
+                </a:graphic>
+              </wp:anchor>
+            </w:drawing>
+          </mc:Choice>
+          <mc:Fallback>
+            <w:pict>
+              <v:shape w14:anchorId="64AA7715" id="Freihand 153" o:spid="_x0000_s1026" type="#_x0000_t75" style="position:absolute;margin-left:306pt;margin-top:54.8pt;width:26.75pt;height:8.85pt;z-index:251814912;visibility:visible;mso-wrap-style:square;mso-wrap-distance-left:9pt;mso-wrap-distance-top:0;mso-wrap-distance-right:9pt;mso-wrap-distance-bottom:0;mso-position-horizontal:absolute;mso-position-horizontal-relative:text;mso-position-vertical:absolute;mso-position-vertical-relative:text" o:gfxdata="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">
+                <v:imagedata r:id="rId10" o:title=""/>
+              </v:shape>
+            </w:pict>
+          </mc:Fallback>
+        </mc:AlternateContent>
+      </w:r>
+      <w:r>
+        <w:rPr>
+          <w:b/>
+          <w:noProof/>
+        </w:rPr>
+        <mc:AlternateContent>
+          <mc:Choice Requires="wpi">
+            <w:drawing>
+              <wp:anchor distT="0" distB="0" distL="114300" distR="114300" simplePos="0" relativeHeight="251806720" behindDoc="0" locked="0" layoutInCell="1" allowOverlap="1" wp14:anchorId="498845B6" wp14:editId="05B45FBA">
+                <wp:simplePos x="0" y="0"/>
+                <wp:positionH relativeFrom="column">
+                  <wp:posOffset>3108297</wp:posOffset>
+                </wp:positionH>
+                <wp:positionV relativeFrom="paragraph">
+                  <wp:posOffset>1286338</wp:posOffset>
+                </wp:positionV>
+                <wp:extent cx="83160" cy="88560"/>
+                <wp:effectExtent l="38100" t="38100" r="31750" b="45085"/>
+                <wp:wrapNone/>
+                <wp:docPr id="391697227" name="Freihand 145"/>
+                <wp:cNvGraphicFramePr/>
+                <a:graphic xmlns:a="http://schemas.openxmlformats.org/drawingml/2006/main">
+                  <a:graphicData uri="http://schemas.microsoft.com/office/word/2010/wordprocessingInk">
+                    <w14:contentPart bwMode="auto" r:id="rId11">
+                      <w14:nvContentPartPr>
+                        <w14:cNvContentPartPr/>
+                      </w14:nvContentPartPr>
+                      <w14:xfrm>
+                        <a:off x="0" y="0"/>
+                        <a:ext cx="83160" cy="88560"/>
+                      </w14:xfrm>
+                    </w14:contentPart>
+                  </a:graphicData>
+                </a:graphic>
+              </wp:anchor>
+            </w:drawing>
+          </mc:Choice>
+          <mc:Fallback>
+            <w:pict>
+              <v:shape w14:anchorId="38038E21" id="Freihand 145" o:spid="_x0000_s1026" type="#_x0000_t75" style="position:absolute;margin-left:244.4pt;margin-top:100.95pt;width:7.3pt;height:7.65pt;z-index:251806720;visibility:visible;mso-wrap-style:square;mso-wrap-distance-left:9pt;mso-wrap-distance-top:0;mso-wrap-distance-right:9pt;mso-wrap-distance-bottom:0;mso-position-horizontal:absolute;mso-position-horizontal-relative:text;mso-position-vertical:absolute;mso-position-vertical-relative:text" o:gfxdata="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">
+                <v:imagedata r:id="rId12" o:title=""/>
+              </v:shape>
+            </w:pict>
+          </mc:Fallback>
+        </mc:AlternateContent>
+      </w:r>
+      <w:r>
+        <w:rPr>
+          <w:b/>
+          <w:noProof/>
+        </w:rPr>
+        <mc:AlternateContent>
+          <mc:Choice Requires="wpi">
+            <w:drawing>
+              <wp:anchor distT="0" distB="0" distL="114300" distR="114300" simplePos="0" relativeHeight="251805696" behindDoc="0" locked="0" layoutInCell="1" allowOverlap="1" wp14:anchorId="3455A495" wp14:editId="7AEBA951">
+                <wp:simplePos x="0" y="0"/>
+                <wp:positionH relativeFrom="column">
+                  <wp:posOffset>4408805</wp:posOffset>
+                </wp:positionH>
+                <wp:positionV relativeFrom="paragraph">
+                  <wp:posOffset>598805</wp:posOffset>
+                </wp:positionV>
+                <wp:extent cx="1830705" cy="667385"/>
+                <wp:effectExtent l="38100" t="38100" r="0" b="37465"/>
+                <wp:wrapNone/>
+                <wp:docPr id="697006743" name="Freihand 144"/>
+                <wp:cNvGraphicFramePr/>
+                <a:graphic xmlns:a="http://schemas.openxmlformats.org/drawingml/2006/main">
+                  <a:graphicData uri="http://schemas.microsoft.com/office/word/2010/wordprocessingInk">
+                    <w14:contentPart bwMode="auto" r:id="rId13">
+                      <w14:nvContentPartPr>
+                        <w14:cNvContentPartPr/>
+                      </w14:nvContentPartPr>
+                      <w14:xfrm>
+                        <a:off x="0" y="0"/>
+                        <a:ext cx="1830705" cy="667385"/>
+                      </w14:xfrm>
+                    </w14:contentPart>
+                  </a:graphicData>
+                </a:graphic>
+              </wp:anchor>
+            </w:drawing>
+          </mc:Choice>
+          <mc:Fallback>
+            <w:pict>
+              <v:shape w14:anchorId="164A7A68" id="Freihand 144" o:spid="_x0000_s1026" type="#_x0000_t75" style="position:absolute;margin-left:346.8pt;margin-top:46.8pt;width:144.85pt;height:53.25pt;z-index:251805696;visibility:visible;mso-wrap-style:square;mso-wrap-distance-left:9pt;mso-wrap-distance-top:0;mso-wrap-distance-right:9pt;mso-wrap-distance-bottom:0;mso-position-horizontal:absolute;mso-position-horizontal-relative:text;mso-position-vertical:absolute;mso-position-vertical-relative:text" o:gfxdata="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">
+                <v:imagedata r:id="rId14" o:title=""/>
+              </v:shape>
+            </w:pict>
+          </mc:Fallback>
+        </mc:AlternateContent>
+      </w:r>
+      <w:r>
+        <w:rPr>
+          <w:b/>
+          <w:noProof/>
+        </w:rPr>
+        <mc:AlternateContent>
+          <mc:Choice Requires="wpi">
+            <w:drawing>
+              <wp:anchor distT="0" distB="0" distL="114300" distR="114300" simplePos="0" relativeHeight="251738112" behindDoc="0" locked="0" layoutInCell="1" allowOverlap="1" wp14:anchorId="34869830" wp14:editId="0984C4C0">
+                <wp:simplePos x="0" y="0"/>
+                <wp:positionH relativeFrom="column">
+                  <wp:posOffset>3811270</wp:posOffset>
+                </wp:positionH>
+                <wp:positionV relativeFrom="paragraph">
+                  <wp:posOffset>843915</wp:posOffset>
+                </wp:positionV>
+                <wp:extent cx="508645" cy="73440"/>
+                <wp:effectExtent l="38100" t="38100" r="24765" b="41275"/>
+                <wp:wrapNone/>
+                <wp:docPr id="868517261" name="Freihand 78"/>
+                <wp:cNvGraphicFramePr/>
+                <a:graphic xmlns:a="http://schemas.openxmlformats.org/drawingml/2006/main">
+                  <a:graphicData uri="http://schemas.microsoft.com/office/word/2010/wordprocessingInk">
+                    <w14:contentPart bwMode="auto" r:id="rId15">
+                      <w14:nvContentPartPr>
+                        <w14:cNvContentPartPr/>
+                      </w14:nvContentPartPr>
+                      <w14:xfrm>
+                        <a:off x="0" y="0"/>
+                        <a:ext cx="508645" cy="73440"/>
+                      </w14:xfrm>
+                    </w14:contentPart>
+                  </a:graphicData>
+                </a:graphic>
+              </wp:anchor>
+            </w:drawing>
+          </mc:Choice>
+          <mc:Fallback>
+            <w:pict>
+              <v:shape w14:anchorId="01852866" id="Freihand 78" o:spid="_x0000_s1026" type="#_x0000_t75" style="position:absolute;margin-left:299.75pt;margin-top:66.1pt;width:40.75pt;height:6.5pt;z-index:251738112;visibility:visible;mso-wrap-style:square;mso-wrap-distance-left:9pt;mso-wrap-distance-top:0;mso-wrap-distance-right:9pt;mso-wrap-distance-bottom:0;mso-position-horizontal:absolute;mso-position-horizontal-relative:text;mso-position-vertical:absolute;mso-position-vertical-relative:text" o:gfxdata="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">
+                <v:imagedata r:id="rId16" o:title=""/>
+              </v:shape>
+            </w:pict>
+          </mc:Fallback>
+        </mc:AlternateContent>
+      </w:r>
+      <w:r>
+        <w:rPr>
+          <w:b/>
+          <w:noProof/>
+        </w:rPr>
+        <mc:AlternateContent>
+          <mc:Choice Requires="wpi">
+            <w:drawing>
+              <wp:anchor distT="0" distB="0" distL="114300" distR="114300" simplePos="0" relativeHeight="251730944" behindDoc="0" locked="0" layoutInCell="1" allowOverlap="1" wp14:anchorId="1C55E016" wp14:editId="6433D548">
+                <wp:simplePos x="0" y="0"/>
+                <wp:positionH relativeFrom="column">
+                  <wp:posOffset>3364230</wp:posOffset>
+                </wp:positionH>
+                <wp:positionV relativeFrom="paragraph">
+                  <wp:posOffset>883285</wp:posOffset>
+                </wp:positionV>
+                <wp:extent cx="235585" cy="220345"/>
+                <wp:effectExtent l="38100" t="38100" r="12065" b="46355"/>
+                <wp:wrapNone/>
+                <wp:docPr id="1880839036" name="Freihand 71"/>
+                <wp:cNvGraphicFramePr/>
+                <a:graphic xmlns:a="http://schemas.openxmlformats.org/drawingml/2006/main">
+                  <a:graphicData uri="http://schemas.microsoft.com/office/word/2010/wordprocessingInk">
+                    <w14:contentPart bwMode="auto" r:id="rId17">
+                      <w14:nvContentPartPr>
+                        <w14:cNvContentPartPr/>
+                      </w14:nvContentPartPr>
+                      <w14:xfrm>
+                        <a:off x="0" y="0"/>
+                        <a:ext cx="235585" cy="220345"/>
+                      </w14:xfrm>
+                    </w14:contentPart>
+                  </a:graphicData>
+                </a:graphic>
+                <wp14:sizeRelV relativeFrom="margin">
+                  <wp14:pctHeight>0</wp14:pctHeight>
+                </wp14:sizeRelV>
+              </wp:anchor>
+            </w:drawing>
+          </mc:Choice>
+          <mc:Fallback>
+            <w:pict>
+              <v:shape w14:anchorId="52F53A71" id="Freihand 71" o:spid="_x0000_s1026" type="#_x0000_t75" style="position:absolute;margin-left:264.55pt;margin-top:69.2pt;width:19.25pt;height:18.05pt;z-index:251730944;visibility:visible;mso-wrap-style:square;mso-height-percent:0;mso-wrap-distance-left:9pt;mso-wrap-distance-top:0;mso-wrap-distance-right:9pt;mso-wrap-distance-bottom:0;mso-position-horizontal:absolute;mso-position-horizontal-relative:text;mso-position-vertical:absolute;mso-position-vertical-relative:text;mso-height-percent:0;mso-height-relative:margin" o:gfxdata="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">
+                <v:imagedata r:id="rId18" o:title=""/>
+              </v:shape>
+            </w:pict>
+          </mc:Fallback>
+        </mc:AlternateContent>
+      </w:r>
+      <w:r>
+        <w:rPr>
+          <w:b/>
+          <w:noProof/>
+        </w:rPr>
+        <mc:AlternateContent>
+          <mc:Choice Requires="wpi">
+            <w:drawing>
+              <wp:anchor distT="0" distB="0" distL="114300" distR="114300" simplePos="0" relativeHeight="251723776" behindDoc="0" locked="0" layoutInCell="1" allowOverlap="1" wp14:anchorId="6BACFA95" wp14:editId="0559E1B0">
+                <wp:simplePos x="0" y="0"/>
+                <wp:positionH relativeFrom="column">
+                  <wp:posOffset>3046730</wp:posOffset>
+                </wp:positionH>
+                <wp:positionV relativeFrom="paragraph">
+                  <wp:posOffset>626110</wp:posOffset>
+                </wp:positionV>
+                <wp:extent cx="303530" cy="367030"/>
+                <wp:effectExtent l="38100" t="38100" r="39370" b="33020"/>
+                <wp:wrapNone/>
+                <wp:docPr id="216023368" name="Freihand 64"/>
+                <wp:cNvGraphicFramePr/>
+                <a:graphic xmlns:a="http://schemas.openxmlformats.org/drawingml/2006/main">
+                  <a:graphicData uri="http://schemas.microsoft.com/office/word/2010/wordprocessingInk">
+                    <w14:contentPart bwMode="auto" r:id="rId19">
+                      <w14:nvContentPartPr>
+                        <w14:cNvContentPartPr/>
+                      </w14:nvContentPartPr>
+                      <w14:xfrm>
+                        <a:off x="0" y="0"/>
+                        <a:ext cx="303530" cy="367030"/>
+                      </w14:xfrm>
+                    </w14:contentPart>
+                  </a:graphicData>
+                </a:graphic>
+              </wp:anchor>
+            </w:drawing>
+          </mc:Choice>
+          <mc:Fallback>
+            <w:pict>
+              <v:shape w14:anchorId="4A5D55A1" id="Freihand 64" o:spid="_x0000_s1026" type="#_x0000_t75" style="position:absolute;margin-left:239.55pt;margin-top:48.95pt;width:24.6pt;height:29.6pt;z-index:251723776;visibility:visible;mso-wrap-style:square;mso-wrap-distance-left:9pt;mso-wrap-distance-top:0;mso-wrap-distance-right:9pt;mso-wrap-distance-bottom:0;mso-position-horizontal:absolute;mso-position-horizontal-relative:text;mso-position-vertical:absolute;mso-position-vertical-relative:text" o:gfxdata="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">
+                <v:imagedata r:id="rId20" o:title=""/>
+              </v:shape>
+            </w:pict>
+          </mc:Fallback>
+        </mc:AlternateContent>
+      </w:r>
+      <w:r>
+        <w:rPr>
+          <w:b/>
+          <w:noProof/>
+        </w:rPr>
+        <mc:AlternateContent>
+          <mc:Choice Requires="wpi">
+            <w:drawing>
+              <wp:anchor distT="0" distB="0" distL="114300" distR="114300" simplePos="0" relativeHeight="251709440" behindDoc="0" locked="0" layoutInCell="1" allowOverlap="1" wp14:anchorId="7B488F10" wp14:editId="2C43E719">
+                <wp:simplePos x="0" y="0"/>
+                <wp:positionH relativeFrom="column">
+                  <wp:posOffset>2782570</wp:posOffset>
+                </wp:positionH>
+                <wp:positionV relativeFrom="paragraph">
+                  <wp:posOffset>871855</wp:posOffset>
+                </wp:positionV>
+                <wp:extent cx="98425" cy="61595"/>
+                <wp:effectExtent l="38100" t="38100" r="34925" b="33655"/>
+                <wp:wrapNone/>
+                <wp:docPr id="1266942261" name="Freihand 50"/>
+                <wp:cNvGraphicFramePr/>
+                <a:graphic xmlns:a="http://schemas.openxmlformats.org/drawingml/2006/main">
+                  <a:graphicData uri="http://schemas.microsoft.com/office/word/2010/wordprocessingInk">
+                    <w14:contentPart bwMode="auto" r:id="rId21">
+                      <w14:nvContentPartPr>
+                        <w14:cNvContentPartPr/>
+                      </w14:nvContentPartPr>
+                      <w14:xfrm>
+                        <a:off x="0" y="0"/>
+                        <a:ext cx="98425" cy="61595"/>
+                      </w14:xfrm>
+                    </w14:contentPart>
+                  </a:graphicData>
+                </a:graphic>
+                <wp14:sizeRelH relativeFrom="margin">
+                  <wp14:pctWidth>0</wp14:pctWidth>
+                </wp14:sizeRelH>
+                <wp14:sizeRelV relativeFrom="margin">
+                  <wp14:pctHeight>0</wp14:pctHeight>
+                </wp14:sizeRelV>
+              </wp:anchor>
+            </w:drawing>
+          </mc:Choice>
+          <mc:Fallback>
+            <w:pict>
+              <v:shape w14:anchorId="79B045AC" id="Freihand 50" o:spid="_x0000_s1026" type="#_x0000_t75" style="position:absolute;margin-left:218.75pt;margin-top:68.3pt;width:8.4pt;height:5.55pt;z-index:251709440;visibility:visible;mso-wrap-style:square;mso-width-percent:0;mso-height-percent:0;mso-wrap-distance-left:9pt;mso-wrap-distance-top:0;mso-wrap-distance-right:9pt;mso-wrap-distance-bottom:0;mso-position-horizontal:absolute;mso-position-horizontal-relative:text;mso-position-vertical:absolute;mso-position-vertical-relative:text;mso-width-percent:0;mso-height-percent:0;mso-width-relative:margin;mso-height-relative:margin" o:gfxdata="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">
+                <v:imagedata r:id="rId22" o:title=""/>
+              </v:shape>
+            </w:pict>
+          </mc:Fallback>
+        </mc:AlternateContent>
+      </w:r>
+      <w:r>
+        <w:rPr>
+          <w:b/>
+          <w:noProof/>
+        </w:rPr>
+        <mc:AlternateContent>
+          <mc:Choice Requires="wpi">
+            <w:drawing>
+              <wp:anchor distT="0" distB="0" distL="114300" distR="114300" simplePos="0" relativeHeight="251710464" behindDoc="0" locked="0" layoutInCell="1" allowOverlap="1" wp14:anchorId="74574356" wp14:editId="44057CE1">
+                <wp:simplePos x="0" y="0"/>
+                <wp:positionH relativeFrom="column">
+                  <wp:posOffset>2558193</wp:posOffset>
+                </wp:positionH>
+                <wp:positionV relativeFrom="paragraph">
+                  <wp:posOffset>851298</wp:posOffset>
+                </wp:positionV>
+                <wp:extent cx="56515" cy="74930"/>
+                <wp:effectExtent l="38100" t="38100" r="38735" b="39370"/>
+                <wp:wrapNone/>
+                <wp:docPr id="959675526" name="Freihand 51"/>
+                <wp:cNvGraphicFramePr/>
+                <a:graphic xmlns:a="http://schemas.openxmlformats.org/drawingml/2006/main">
+                  <a:graphicData uri="http://schemas.microsoft.com/office/word/2010/wordprocessingInk">
+                    <w14:contentPart bwMode="auto" r:id="rId23">
+                      <w14:nvContentPartPr>
+                        <w14:cNvContentPartPr/>
+                      </w14:nvContentPartPr>
+                      <w14:xfrm>
+                        <a:off x="0" y="0"/>
+                        <a:ext cx="56515" cy="74930"/>
+                      </w14:xfrm>
+                    </w14:contentPart>
+                  </a:graphicData>
+                </a:graphic>
+                <wp14:sizeRelH relativeFrom="margin">
+                  <wp14:pctWidth>0</wp14:pctWidth>
+                </wp14:sizeRelH>
+                <wp14:sizeRelV relativeFrom="margin">
+                  <wp14:pctHeight>0</wp14:pctHeight>
+                </wp14:sizeRelV>
+              </wp:anchor>
+            </w:drawing>
+          </mc:Choice>
+          <mc:Fallback>
+            <w:pict>
+              <v:shape w14:anchorId="34B90F13" id="Freihand 51" o:spid="_x0000_s1026" type="#_x0000_t75" style="position:absolute;margin-left:201.1pt;margin-top:66.7pt;width:5.1pt;height:6.55pt;z-index:251710464;visibility:visible;mso-wrap-style:square;mso-width-percent:0;mso-height-percent:0;mso-wrap-distance-left:9pt;mso-wrap-distance-top:0;mso-wrap-distance-right:9pt;mso-wrap-distance-bottom:0;mso-position-horizontal:absolute;mso-position-horizontal-relative:text;mso-position-vertical:absolute;mso-position-vertical-relative:text;mso-width-percent:0;mso-height-percent:0;mso-width-relative:margin;mso-height-relative:margin" o:gfxdata="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">
+                <v:imagedata r:id="rId24" o:title=""/>
+              </v:shape>
+            </w:pict>
+          </mc:Fallback>
+        </mc:AlternateContent>
+      </w:r>
+      <w:r>
+        <w:rPr>
+          <w:b/>
+          <w:noProof/>
+        </w:rPr>
+        <mc:AlternateContent>
+          <mc:Choice Requires="wpi">
+            <w:drawing>
+              <wp:anchor distT="0" distB="0" distL="114300" distR="114300" simplePos="0" relativeHeight="251706368" behindDoc="0" locked="0" layoutInCell="1" allowOverlap="1" wp14:anchorId="7B4DB84E" wp14:editId="73A94731">
+                <wp:simplePos x="0" y="0"/>
+                <wp:positionH relativeFrom="column">
+                  <wp:posOffset>61595</wp:posOffset>
+                </wp:positionH>
+                <wp:positionV relativeFrom="paragraph">
+                  <wp:posOffset>648970</wp:posOffset>
+                </wp:positionV>
+                <wp:extent cx="2299335" cy="612775"/>
+                <wp:effectExtent l="38100" t="38100" r="24765" b="34925"/>
+                <wp:wrapNone/>
+                <wp:docPr id="1123794309" name="Freihand 47"/>
+                <wp:cNvGraphicFramePr/>
+                <a:graphic xmlns:a="http://schemas.openxmlformats.org/drawingml/2006/main">
+                  <a:graphicData uri="http://schemas.microsoft.com/office/word/2010/wordprocessingInk">
+                    <w14:contentPart bwMode="auto" r:id="rId25">
+                      <w14:nvContentPartPr>
+                        <w14:cNvContentPartPr/>
+                      </w14:nvContentPartPr>
+                      <w14:xfrm>
+                        <a:off x="0" y="0"/>
+                        <a:ext cx="2299335" cy="612775"/>
+                      </w14:xfrm>
+                    </w14:contentPart>
+                  </a:graphicData>
+                </a:graphic>
+              </wp:anchor>
+            </w:drawing>
+          </mc:Choice>
+          <mc:Fallback>
+            <w:pict>
+              <v:shape w14:anchorId="116AF466" id="Freihand 47" o:spid="_x0000_s1026" type="#_x0000_t75" style="position:absolute;margin-left:4.5pt;margin-top:50.75pt;width:181.75pt;height:48.95pt;z-index:251706368;visibility:visible;mso-wrap-style:square;mso-wrap-distance-left:9pt;mso-wrap-distance-top:0;mso-wrap-distance-right:9pt;mso-wrap-distance-bottom:0;mso-position-horizontal:absolute;mso-position-horizontal-relative:text;mso-position-vertical:absolute;mso-position-vertical-relative:text" o:gfxdata="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">
+                <v:imagedata r:id="rId26" o:title=""/>
+              </v:shape>
+            </w:pict>
+          </mc:Fallback>
+        </mc:AlternateContent>
+      </w:r>
       <w:r>
         <w:rPr>
           <w:b/>
@@ -155,11 +649,9 @@
               <w:spacing w:line="240" w:lineRule="auto"/>
               <w:jc w:val="center"/>
             </w:pPr>
-            <w:proofErr w:type="spellStart"/>
             <w:r>
               <w:t>formel</w:t>
             </w:r>
-            <w:proofErr w:type="spellEnd"/>
           </w:p>
         </w:tc>
         <w:tc>
@@ -250,13 +742,8 @@
               <w:jc w:val="center"/>
             </w:pPr>
             <w:r>
-              <w:t>g/</w:t>
-            </w:r>
-            <w:proofErr w:type="spellStart"/>
-            <w:r>
-              <w:t>mol</w:t>
-            </w:r>
-            <w:proofErr w:type="spellEnd"/>
+              <w:t>g/mol</w:t>
+            </w:r>
           </w:p>
         </w:tc>
         <w:tc>
@@ -341,6 +828,9 @@
             <w:r>
               <w:t>4-Acryloylmorpholin (NAM)</w:t>
             </w:r>
+            <w:r>
+              <w:t xml:space="preserve"> (2)</w:t>
+            </w:r>
           </w:p>
         </w:tc>
         <w:tc>
@@ -440,6 +930,9 @@
               <w:spacing w:line="240" w:lineRule="auto"/>
               <w:jc w:val="left"/>
             </w:pPr>
+            <w:r>
+              <w:t>0,4235</w:t>
+            </w:r>
           </w:p>
         </w:tc>
         <w:tc>
@@ -452,6 +945,9 @@
               <w:spacing w:line="240" w:lineRule="auto"/>
               <w:jc w:val="left"/>
             </w:pPr>
+            <w:r>
+              <w:t>0,475</w:t>
+            </w:r>
           </w:p>
         </w:tc>
       </w:tr>
@@ -466,13 +962,8 @@
               <w:spacing w:line="240" w:lineRule="auto"/>
               <w:jc w:val="left"/>
             </w:pPr>
-            <w:proofErr w:type="spellStart"/>
-            <w:r>
-              <w:t>Azobisisobutyronitril</w:t>
-            </w:r>
-            <w:proofErr w:type="spellEnd"/>
-            <w:r>
-              <w:t xml:space="preserve"> (AIBN)</w:t>
+            <w:r>
+              <w:t>Azobisisobutyronitril (AIBN)</w:t>
             </w:r>
           </w:p>
         </w:tc>
@@ -570,6 +1061,9 @@
               <w:spacing w:line="240" w:lineRule="auto"/>
               <w:jc w:val="left"/>
             </w:pPr>
+            <w:r>
+              <w:t>0,000985</w:t>
+            </w:r>
           </w:p>
         </w:tc>
         <w:tc>
@@ -596,65 +1090,15 @@
             <w:pPr>
               <w:spacing w:line="240" w:lineRule="auto"/>
               <w:jc w:val="left"/>
-              <w:rPr>
-                <w:lang w:val="en-GB"/>
-              </w:rPr>
-            </w:pPr>
-            <w:r>
-              <w:rPr>
-                <w:lang w:val="en-GB"/>
-              </w:rPr>
-              <w:t>4-Cyano-4-[(</w:t>
-            </w:r>
-            <w:proofErr w:type="spellStart"/>
-            <w:r>
-              <w:rPr>
-                <w:lang w:val="en-GB"/>
-              </w:rPr>
-              <w:t>dodecylsulfanylthiocarbonyl</w:t>
-            </w:r>
-            <w:proofErr w:type="spellEnd"/>
-            <w:r>
-              <w:rPr>
-                <w:lang w:val="en-GB"/>
-              </w:rPr>
-              <w:t>)</w:t>
-            </w:r>
-            <w:proofErr w:type="spellStart"/>
-            <w:proofErr w:type="gramStart"/>
-            <w:r>
-              <w:rPr>
-                <w:lang w:val="en-GB"/>
-              </w:rPr>
-              <w:t>sulfanyl</w:t>
-            </w:r>
-            <w:proofErr w:type="spellEnd"/>
-            <w:r>
-              <w:rPr>
-                <w:lang w:val="en-GB"/>
-              </w:rPr>
-              <w:t>]</w:t>
-            </w:r>
-            <w:proofErr w:type="spellStart"/>
-            <w:r>
-              <w:rPr>
-                <w:lang w:val="en-GB"/>
-              </w:rPr>
-              <w:t>pentansäure</w:t>
-            </w:r>
-            <w:proofErr w:type="spellEnd"/>
-            <w:proofErr w:type="gramEnd"/>
-            <w:r>
-              <w:rPr>
-                <w:lang w:val="en-GB"/>
-              </w:rPr>
-              <w:t xml:space="preserve"> (C</w:t>
-            </w:r>
-            <w:r>
-              <w:rPr>
-                <w:lang w:val="en-GB"/>
-              </w:rPr>
-              <w:t>DPA)</w:t>
+            </w:pPr>
+            <w:r>
+              <w:t>4-Cyano-4-[(dodecylsulfanylthiocarbonyl)sulfanyl]pentansäure</w:t>
+            </w:r>
+            <w:r>
+              <w:t xml:space="preserve"> (CDPA)</w:t>
+            </w:r>
+            <w:r>
+              <w:t xml:space="preserve"> (1)</w:t>
             </w:r>
           </w:p>
         </w:tc>
@@ -771,6 +1215,9 @@
               <w:spacing w:line="240" w:lineRule="auto"/>
               <w:jc w:val="left"/>
             </w:pPr>
+            <w:r>
+              <w:t>0,00121</w:t>
+            </w:r>
           </w:p>
         </w:tc>
         <w:tc>
@@ -798,11 +1245,9 @@
               <w:spacing w:line="240" w:lineRule="auto"/>
               <w:jc w:val="left"/>
             </w:pPr>
-            <w:proofErr w:type="spellStart"/>
             <w:r>
               <w:t>Anisol</w:t>
             </w:r>
-            <w:proofErr w:type="spellEnd"/>
           </w:p>
         </w:tc>
         <w:tc>
@@ -893,6 +1338,9 @@
               <w:spacing w:line="240" w:lineRule="auto"/>
               <w:jc w:val="left"/>
             </w:pPr>
+            <w:r>
+              <w:t>0,0135</w:t>
+            </w:r>
           </w:p>
         </w:tc>
         <w:tc>
@@ -905,6 +1353,9 @@
               <w:spacing w:line="240" w:lineRule="auto"/>
               <w:jc w:val="left"/>
             </w:pPr>
+            <w:r>
+              <w:t>0,0137</w:t>
+            </w:r>
           </w:p>
         </w:tc>
       </w:tr>
@@ -919,7 +1370,6 @@
               <w:spacing w:line="240" w:lineRule="auto"/>
               <w:jc w:val="left"/>
             </w:pPr>
-            <w:proofErr w:type="gramStart"/>
             <w:r>
               <w:rPr>
                 <w:i/>
@@ -927,25 +1377,8 @@
               </w:rPr>
               <w:t>N,N</w:t>
             </w:r>
-            <w:proofErr w:type="gramEnd"/>
-            <w:r>
-              <w:t>-</w:t>
-            </w:r>
-            <w:proofErr w:type="spellStart"/>
-            <w:r>
-              <w:t>Dimethylacetamid</w:t>
-            </w:r>
-            <w:proofErr w:type="spellEnd"/>
-            <w:r>
-              <w:t xml:space="preserve"> (</w:t>
-            </w:r>
-            <w:proofErr w:type="spellStart"/>
-            <w:r>
-              <w:t>DMAc</w:t>
-            </w:r>
-            <w:proofErr w:type="spellEnd"/>
-            <w:r>
-              <w:t>)</w:t>
+            <w:r>
+              <w:t>-Dimethylacetamid (DMAc)</w:t>
             </w:r>
           </w:p>
         </w:tc>
@@ -1022,6 +1455,9 @@
               <w:spacing w:line="240" w:lineRule="auto"/>
               <w:jc w:val="left"/>
             </w:pPr>
+            <w:r>
+              <w:t>32,37</w:t>
+            </w:r>
           </w:p>
         </w:tc>
         <w:tc>
@@ -1034,6 +1470,9 @@
               <w:spacing w:line="240" w:lineRule="auto"/>
               <w:jc w:val="left"/>
             </w:pPr>
+            <w:r>
+              <w:t>2,82</w:t>
+            </w:r>
           </w:p>
         </w:tc>
         <w:tc>
@@ -1063,13 +1502,8 @@
               <w:spacing w:line="240" w:lineRule="auto"/>
               <w:jc w:val="left"/>
             </w:pPr>
-            <w:proofErr w:type="spellStart"/>
-            <w:r>
-              <w:t>Deuteriertes</w:t>
-            </w:r>
-            <w:proofErr w:type="spellEnd"/>
-            <w:r>
-              <w:t xml:space="preserve"> Chloroform </w:t>
+            <w:r>
+              <w:t xml:space="preserve">Deuteriertes Chloroform </w:t>
             </w:r>
           </w:p>
         </w:tc>
@@ -1134,6 +1568,9 @@
               <w:spacing w:line="240" w:lineRule="auto"/>
               <w:jc w:val="left"/>
             </w:pPr>
+            <w:r>
+              <w:t>6,23</w:t>
+            </w:r>
           </w:p>
         </w:tc>
         <w:tc>
@@ -1146,6 +1583,9 @@
               <w:spacing w:line="240" w:lineRule="auto"/>
               <w:jc w:val="left"/>
             </w:pPr>
+            <w:r>
+              <w:t>0,75</w:t>
+            </w:r>
           </w:p>
         </w:tc>
         <w:tc>
@@ -1256,6 +1696,9 @@
               <w:spacing w:line="240" w:lineRule="auto"/>
               <w:jc w:val="left"/>
             </w:pPr>
+            <w:r>
+              <w:t>ca. 64,85</w:t>
+            </w:r>
           </w:p>
         </w:tc>
         <w:tc>
@@ -1268,6 +1711,9 @@
               <w:spacing w:line="240" w:lineRule="auto"/>
               <w:jc w:val="left"/>
             </w:pPr>
+            <w:r>
+              <w:t>ca. 4,74</w:t>
+            </w:r>
           </w:p>
         </w:tc>
         <w:tc>
@@ -1366,6 +1812,9 @@
               <w:spacing w:line="240" w:lineRule="auto"/>
               <w:jc w:val="left"/>
             </w:pPr>
+            <w:r>
+              <w:t>108,4</w:t>
+            </w:r>
           </w:p>
         </w:tc>
         <w:tc>
@@ -1378,6 +1827,9 @@
               <w:spacing w:line="240" w:lineRule="auto"/>
               <w:jc w:val="left"/>
             </w:pPr>
+            <w:r>
+              <w:t>1,95</w:t>
+            </w:r>
           </w:p>
         </w:tc>
         <w:tc>
@@ -1479,13 +1931,8 @@
               <w:jc w:val="center"/>
             </w:pPr>
             <w:r>
-              <w:t xml:space="preserve">Lagerort gem. </w:t>
-            </w:r>
-            <w:proofErr w:type="spellStart"/>
-            <w:r>
-              <w:t>DaMaRIS</w:t>
-            </w:r>
-            <w:proofErr w:type="spellEnd"/>
+              <w:t>Lagerort gem. DaMaRIS</w:t>
+            </w:r>
           </w:p>
         </w:tc>
       </w:tr>
@@ -1524,17 +1971,82 @@
                 <w:i/>
                 <w:iCs/>
               </w:rPr>
-              <w:t xml:space="preserve">Kein Eintrag im </w:t>
-            </w:r>
-            <w:proofErr w:type="spellStart"/>
+              <w:t>Kein Eintrag im DaMaRIS</w:t>
+            </w:r>
+          </w:p>
+        </w:tc>
+      </w:tr>
+      <w:tr>
+        <w:tc>
+          <w:tcPr>
+            <w:tcW w:w="3402" w:type="dxa"/>
+            <w:vAlign w:val="center"/>
+          </w:tcPr>
+          <w:p>
+            <w:pPr>
+              <w:spacing w:line="240" w:lineRule="auto"/>
+              <w:jc w:val="left"/>
+            </w:pPr>
+            <w:r>
+              <w:t>Azobisisobutyronitril (AIBN)</w:t>
+            </w:r>
+          </w:p>
+        </w:tc>
+        <w:tc>
+          <w:tcPr>
+            <w:tcW w:w="6350" w:type="dxa"/>
+            <w:vAlign w:val="center"/>
+          </w:tcPr>
+          <w:p>
+            <w:pPr>
+              <w:spacing w:line="240" w:lineRule="auto"/>
+              <w:jc w:val="left"/>
+            </w:pPr>
+            <w:r>
+              <w:t>S01-2-K04-001</w:t>
+            </w:r>
+          </w:p>
+        </w:tc>
+      </w:tr>
+      <w:tr>
+        <w:tc>
+          <w:tcPr>
+            <w:tcW w:w="3402" w:type="dxa"/>
+            <w:vAlign w:val="center"/>
+          </w:tcPr>
+          <w:p>
+            <w:pPr>
+              <w:spacing w:line="240" w:lineRule="auto"/>
+              <w:jc w:val="left"/>
+            </w:pPr>
+            <w:r>
+              <w:t>4-Cyano-4-[(dodecylsulfanylthiocarbonyl)sulfanyl]pentansäure</w:t>
+            </w:r>
+            <w:r>
+              <w:t xml:space="preserve"> (CDPA)</w:t>
+            </w:r>
+          </w:p>
+        </w:tc>
+        <w:tc>
+          <w:tcPr>
+            <w:tcW w:w="6350" w:type="dxa"/>
+            <w:vAlign w:val="center"/>
+          </w:tcPr>
+          <w:p>
+            <w:pPr>
+              <w:spacing w:line="240" w:lineRule="auto"/>
+              <w:jc w:val="left"/>
+              <w:rPr>
+                <w:lang w:val="en-GB"/>
+              </w:rPr>
+            </w:pPr>
             <w:r>
               <w:rPr>
                 <w:i/>
                 <w:iCs/>
               </w:rPr>
-              <w:t>DaMaRIS</w:t>
-            </w:r>
-            <w:proofErr w:type="spellEnd"/>
+              <w:t>Kein Eintrag im DaMaRIS</w:t>
+            </w:r>
           </w:p>
         </w:tc>
       </w:tr>
@@ -1549,13 +2061,8 @@
               <w:spacing w:line="240" w:lineRule="auto"/>
               <w:jc w:val="left"/>
             </w:pPr>
-            <w:proofErr w:type="spellStart"/>
-            <w:r>
-              <w:t>Azobisisobutyronitril</w:t>
-            </w:r>
-            <w:proofErr w:type="spellEnd"/>
-            <w:r>
-              <w:t xml:space="preserve"> (AIBN)</w:t>
+            <w:r>
+              <w:t>Anisol</w:t>
             </w:r>
           </w:p>
         </w:tc>
@@ -1570,7 +2077,11 @@
               <w:jc w:val="left"/>
             </w:pPr>
             <w:r>
-              <w:t>S01-2-K04-001</w:t>
+              <w:rPr>
+                <w:i/>
+                <w:iCs/>
+              </w:rPr>
+              <w:t>Kein Eintrag im DaMaRIS</w:t>
             </w:r>
           </w:p>
         </w:tc>
@@ -1585,97 +2096,36 @@
             <w:pPr>
               <w:spacing w:line="240" w:lineRule="auto"/>
               <w:jc w:val="left"/>
-              <w:rPr>
-                <w:lang w:val="en-GB"/>
-              </w:rPr>
-            </w:pPr>
-            <w:r>
-              <w:rPr>
-                <w:lang w:val="en-GB"/>
-              </w:rPr>
-              <w:t>4-Cyano-4-[(</w:t>
-            </w:r>
-            <w:proofErr w:type="spellStart"/>
-            <w:r>
-              <w:rPr>
-                <w:lang w:val="en-GB"/>
-              </w:rPr>
-              <w:t>dodecylsulfanylthiocarbonyl</w:t>
-            </w:r>
-            <w:proofErr w:type="spellEnd"/>
-            <w:r>
-              <w:rPr>
-                <w:lang w:val="en-GB"/>
-              </w:rPr>
-              <w:t>)</w:t>
-            </w:r>
-            <w:proofErr w:type="spellStart"/>
-            <w:proofErr w:type="gramStart"/>
-            <w:r>
-              <w:rPr>
-                <w:lang w:val="en-GB"/>
-              </w:rPr>
-              <w:t>sulfanyl</w:t>
-            </w:r>
-            <w:proofErr w:type="spellEnd"/>
-            <w:r>
-              <w:rPr>
-                <w:lang w:val="en-GB"/>
-              </w:rPr>
-              <w:t>]</w:t>
-            </w:r>
-            <w:proofErr w:type="spellStart"/>
-            <w:r>
-              <w:rPr>
-                <w:lang w:val="en-GB"/>
-              </w:rPr>
-              <w:t>pentansäure</w:t>
-            </w:r>
-            <w:proofErr w:type="spellEnd"/>
-            <w:proofErr w:type="gramEnd"/>
-            <w:r>
-              <w:rPr>
-                <w:lang w:val="en-GB"/>
-              </w:rPr>
-              <w:t xml:space="preserve"> (C</w:t>
-            </w:r>
-            <w:r>
-              <w:rPr>
-                <w:lang w:val="en-GB"/>
-              </w:rPr>
-              <w:t>DPA)</w:t>
-            </w:r>
-          </w:p>
-        </w:tc>
-        <w:tc>
-          <w:tcPr>
-            <w:tcW w:w="6350" w:type="dxa"/>
-            <w:vAlign w:val="center"/>
-          </w:tcPr>
-          <w:p>
-            <w:pPr>
-              <w:spacing w:line="240" w:lineRule="auto"/>
-              <w:jc w:val="left"/>
-              <w:rPr>
-                <w:lang w:val="en-GB"/>
-              </w:rPr>
             </w:pPr>
             <w:r>
               <w:rPr>
                 <w:i/>
                 <w:iCs/>
               </w:rPr>
-              <w:t xml:space="preserve">Kein Eintrag im </w:t>
-            </w:r>
-            <w:proofErr w:type="spellStart"/>
+              <w:t>N,N</w:t>
+            </w:r>
+            <w:r>
+              <w:t>-Dimethylacetamid (DMAc)</w:t>
+            </w:r>
+          </w:p>
+        </w:tc>
+        <w:tc>
+          <w:tcPr>
+            <w:tcW w:w="6350" w:type="dxa"/>
+            <w:vAlign w:val="center"/>
+          </w:tcPr>
+          <w:p>
+            <w:pPr>
+              <w:spacing w:line="240" w:lineRule="auto"/>
+              <w:jc w:val="left"/>
+            </w:pPr>
             <w:r>
               <w:rPr>
                 <w:i/>
                 <w:iCs/>
               </w:rPr>
-              <w:t>DaMaRIS</w:t>
-            </w:r>
-            <w:proofErr w:type="spellEnd"/>
+              <w:t>Kein Eintrag im DaMaRIS</w:t>
+            </w:r>
           </w:p>
         </w:tc>
       </w:tr>
@@ -1689,164 +2139,33 @@
             <w:pPr>
               <w:spacing w:line="240" w:lineRule="auto"/>
               <w:jc w:val="left"/>
-            </w:pPr>
-            <w:proofErr w:type="spellStart"/>
-            <w:r>
-              <w:t>Anisol</w:t>
-            </w:r>
-            <w:proofErr w:type="spellEnd"/>
-          </w:p>
-        </w:tc>
-        <w:tc>
-          <w:tcPr>
-            <w:tcW w:w="6350" w:type="dxa"/>
-            <w:vAlign w:val="center"/>
-          </w:tcPr>
-          <w:p>
-            <w:pPr>
-              <w:spacing w:line="240" w:lineRule="auto"/>
-              <w:jc w:val="left"/>
-            </w:pPr>
-            <w:r>
               <w:rPr>
                 <w:i/>
                 <w:iCs/>
               </w:rPr>
-              <w:t xml:space="preserve">Kein Eintrag im </w:t>
-            </w:r>
-            <w:proofErr w:type="spellStart"/>
+            </w:pPr>
+            <w:r>
+              <w:t xml:space="preserve">Deuteriertes Chloroform </w:t>
+            </w:r>
+          </w:p>
+        </w:tc>
+        <w:tc>
+          <w:tcPr>
+            <w:tcW w:w="6350" w:type="dxa"/>
+            <w:vAlign w:val="center"/>
+          </w:tcPr>
+          <w:p>
+            <w:pPr>
+              <w:spacing w:line="240" w:lineRule="auto"/>
+              <w:jc w:val="left"/>
+            </w:pPr>
             <w:r>
               <w:rPr>
                 <w:i/>
                 <w:iCs/>
               </w:rPr>
-              <w:t>DaMaRIS</w:t>
-            </w:r>
-            <w:proofErr w:type="spellEnd"/>
-          </w:p>
-        </w:tc>
-      </w:tr>
-      <w:tr>
-        <w:tc>
-          <w:tcPr>
-            <w:tcW w:w="3402" w:type="dxa"/>
-            <w:vAlign w:val="center"/>
-          </w:tcPr>
-          <w:p>
-            <w:pPr>
-              <w:spacing w:line="240" w:lineRule="auto"/>
-              <w:jc w:val="left"/>
-            </w:pPr>
-            <w:proofErr w:type="gramStart"/>
-            <w:r>
-              <w:rPr>
-                <w:i/>
-                <w:iCs/>
-              </w:rPr>
-              <w:t>N,N</w:t>
-            </w:r>
-            <w:proofErr w:type="gramEnd"/>
-            <w:r>
-              <w:t>-</w:t>
-            </w:r>
-            <w:proofErr w:type="spellStart"/>
-            <w:r>
-              <w:t>Dimethylacetamid</w:t>
-            </w:r>
-            <w:proofErr w:type="spellEnd"/>
-            <w:r>
-              <w:t xml:space="preserve"> (</w:t>
-            </w:r>
-            <w:proofErr w:type="spellStart"/>
-            <w:r>
-              <w:t>DMAc</w:t>
-            </w:r>
-            <w:proofErr w:type="spellEnd"/>
-            <w:r>
-              <w:t>)</w:t>
-            </w:r>
-          </w:p>
-        </w:tc>
-        <w:tc>
-          <w:tcPr>
-            <w:tcW w:w="6350" w:type="dxa"/>
-            <w:vAlign w:val="center"/>
-          </w:tcPr>
-          <w:p>
-            <w:pPr>
-              <w:spacing w:line="240" w:lineRule="auto"/>
-              <w:jc w:val="left"/>
-            </w:pPr>
-            <w:r>
-              <w:rPr>
-                <w:i/>
-                <w:iCs/>
-              </w:rPr>
-              <w:t xml:space="preserve">Kein Eintrag im </w:t>
-            </w:r>
-            <w:proofErr w:type="spellStart"/>
-            <w:r>
-              <w:rPr>
-                <w:i/>
-                <w:iCs/>
-              </w:rPr>
-              <w:t>DaMaRIS</w:t>
-            </w:r>
-            <w:proofErr w:type="spellEnd"/>
-          </w:p>
-        </w:tc>
-      </w:tr>
-      <w:tr>
-        <w:tc>
-          <w:tcPr>
-            <w:tcW w:w="3402" w:type="dxa"/>
-            <w:vAlign w:val="center"/>
-          </w:tcPr>
-          <w:p>
-            <w:pPr>
-              <w:spacing w:line="240" w:lineRule="auto"/>
-              <w:jc w:val="left"/>
-              <w:rPr>
-                <w:i/>
-                <w:iCs/>
-              </w:rPr>
-            </w:pPr>
-            <w:proofErr w:type="spellStart"/>
-            <w:r>
-              <w:t>Deuteriertes</w:t>
-            </w:r>
-            <w:proofErr w:type="spellEnd"/>
-            <w:r>
-              <w:t xml:space="preserve"> Chloroform </w:t>
-            </w:r>
-          </w:p>
-        </w:tc>
-        <w:tc>
-          <w:tcPr>
-            <w:tcW w:w="6350" w:type="dxa"/>
-            <w:vAlign w:val="center"/>
-          </w:tcPr>
-          <w:p>
-            <w:pPr>
-              <w:spacing w:line="240" w:lineRule="auto"/>
-              <w:jc w:val="left"/>
-            </w:pPr>
-            <w:r>
-              <w:rPr>
-                <w:i/>
-                <w:iCs/>
-              </w:rPr>
-              <w:t xml:space="preserve">Kein Eintrag im </w:t>
-            </w:r>
-            <w:proofErr w:type="spellStart"/>
-            <w:r>
-              <w:rPr>
-                <w:i/>
-                <w:iCs/>
-              </w:rPr>
-              <w:t>DaMaRIS</w:t>
-            </w:r>
-            <w:proofErr w:type="spellEnd"/>
+              <w:t>Kein Eintrag im DaMaRIS</w:t>
+            </w:r>
           </w:p>
         </w:tc>
       </w:tr>
@@ -1868,21 +2187,7 @@
         <w:rPr>
           <w:sz w:val="20"/>
         </w:rPr>
-        <w:t xml:space="preserve">Für die Versuche 2.7 und 2.8 sind Edukte z.T. nicht in </w:t>
-      </w:r>
-      <w:proofErr w:type="spellStart"/>
-      <w:r>
-        <w:rPr>
-          <w:sz w:val="20"/>
-        </w:rPr>
-        <w:t>DaMaRIS</w:t>
-      </w:r>
-      <w:proofErr w:type="spellEnd"/>
-      <w:r>
-        <w:rPr>
-          <w:sz w:val="20"/>
-        </w:rPr>
-        <w:t xml:space="preserve"> gelistet. Hier muss der konkrete Lagerort im Labor bei den Ausbildenden erfragt werden </w:t>
+        <w:t xml:space="preserve">Für die Versuche 2.7 und 2.8 sind Edukte z.T. nicht in DaMaRIS gelistet. Hier muss der konkrete Lagerort im Labor bei den Ausbildenden erfragt werden </w:t>
       </w:r>
       <w:r>
         <w:rPr>
@@ -2099,7 +2404,7 @@
                           </pic:cNvPicPr>
                         </pic:nvPicPr>
                         <pic:blipFill>
-                          <a:blip r:embed="rId7" cstate="print">
+                          <a:blip r:embed="rId27" cstate="print">
                             <a:extLst>
                               <a:ext uri="{28A0092B-C50C-407E-A947-70E740481C1C}">
                                 <a14:useLocalDpi xmlns:a14="http://schemas.microsoft.com/office/drawing/2010/main" val="0"/>
@@ -2152,7 +2457,7 @@
                           </pic:cNvPicPr>
                         </pic:nvPicPr>
                         <pic:blipFill>
-                          <a:blip r:embed="rId8">
+                          <a:blip r:embed="rId28">
                             <a:extLst>
                               <a:ext uri="{28A0092B-C50C-407E-A947-70E740481C1C}">
                                 <a14:useLocalDpi xmlns:a14="http://schemas.microsoft.com/office/drawing/2010/main" val="0"/>
@@ -2205,7 +2510,7 @@
                           </pic:cNvPicPr>
                         </pic:nvPicPr>
                         <pic:blipFill>
-                          <a:blip r:embed="rId9" cstate="print">
+                          <a:blip r:embed="rId29" cstate="print">
                             <a:extLst>
                               <a:ext uri="{28A0092B-C50C-407E-A947-70E740481C1C}">
                                 <a14:useLocalDpi xmlns:a14="http://schemas.microsoft.com/office/drawing/2010/main" val="0"/>
@@ -2319,13 +2624,8 @@
               <w:spacing w:line="240" w:lineRule="auto"/>
               <w:jc w:val="left"/>
             </w:pPr>
-            <w:proofErr w:type="spellStart"/>
-            <w:r>
-              <w:t>Azobisisobutyronitril</w:t>
-            </w:r>
-            <w:proofErr w:type="spellEnd"/>
-            <w:r>
-              <w:t xml:space="preserve"> (AIBN)</w:t>
+            <w:r>
+              <w:t>Azobisisobutyronitril (AIBN)</w:t>
             </w:r>
           </w:p>
         </w:tc>
@@ -2367,7 +2667,7 @@
                           </pic:cNvPicPr>
                         </pic:nvPicPr>
                         <pic:blipFill>
-                          <a:blip r:embed="rId10">
+                          <a:blip r:embed="rId30">
                             <a:extLst>
                               <a:ext uri="{28A0092B-C50C-407E-A947-70E740481C1C}">
                                 <a14:useLocalDpi xmlns:a14="http://schemas.microsoft.com/office/drawing/2010/main" val="0"/>
@@ -2423,7 +2723,7 @@
                           </pic:cNvPicPr>
                         </pic:nvPicPr>
                         <pic:blipFill>
-                          <a:blip r:embed="rId8">
+                          <a:blip r:embed="rId28">
                             <a:extLst>
                               <a:ext uri="{28A0092B-C50C-407E-A947-70E740481C1C}">
                                 <a14:useLocalDpi xmlns:a14="http://schemas.microsoft.com/office/drawing/2010/main" val="0"/>
@@ -2560,65 +2860,12 @@
             <w:pPr>
               <w:spacing w:line="240" w:lineRule="auto"/>
               <w:jc w:val="left"/>
-              <w:rPr>
-                <w:lang w:val="en-GB"/>
-              </w:rPr>
-            </w:pPr>
-            <w:r>
-              <w:rPr>
-                <w:lang w:val="en-GB"/>
-              </w:rPr>
-              <w:t>4-Cyano-4-[(</w:t>
-            </w:r>
-            <w:proofErr w:type="spellStart"/>
-            <w:r>
-              <w:rPr>
-                <w:lang w:val="en-GB"/>
-              </w:rPr>
-              <w:t>dodecylsulfanylthiocarbonyl</w:t>
-            </w:r>
-            <w:proofErr w:type="spellEnd"/>
-            <w:r>
-              <w:rPr>
-                <w:lang w:val="en-GB"/>
-              </w:rPr>
-              <w:t>)</w:t>
-            </w:r>
-            <w:proofErr w:type="spellStart"/>
-            <w:proofErr w:type="gramStart"/>
-            <w:r>
-              <w:rPr>
-                <w:lang w:val="en-GB"/>
-              </w:rPr>
-              <w:t>sulfanyl</w:t>
-            </w:r>
-            <w:proofErr w:type="spellEnd"/>
-            <w:r>
-              <w:rPr>
-                <w:lang w:val="en-GB"/>
-              </w:rPr>
-              <w:t>]</w:t>
-            </w:r>
-            <w:proofErr w:type="spellStart"/>
-            <w:r>
-              <w:rPr>
-                <w:lang w:val="en-GB"/>
-              </w:rPr>
-              <w:t>pentansäure</w:t>
-            </w:r>
-            <w:proofErr w:type="spellEnd"/>
-            <w:proofErr w:type="gramEnd"/>
-            <w:r>
-              <w:rPr>
-                <w:lang w:val="en-GB"/>
-              </w:rPr>
-              <w:t xml:space="preserve"> (C</w:t>
-            </w:r>
-            <w:r>
-              <w:rPr>
-                <w:lang w:val="en-GB"/>
-              </w:rPr>
-              <w:t>DPA)</w:t>
+            </w:pPr>
+            <w:r>
+              <w:t>4-Cyano-4-[(dodecylsulfanylthiocarbonyl)sulfanyl]pentansäure</w:t>
+            </w:r>
+            <w:r>
+              <w:t xml:space="preserve"> (CDPA)</w:t>
             </w:r>
           </w:p>
         </w:tc>
@@ -2663,7 +2910,7 @@
                           </pic:cNvPicPr>
                         </pic:nvPicPr>
                         <pic:blipFill>
-                          <a:blip r:embed="rId8">
+                          <a:blip r:embed="rId28">
                             <a:extLst>
                               <a:ext uri="{28A0092B-C50C-407E-A947-70E740481C1C}">
                                 <a14:useLocalDpi xmlns:a14="http://schemas.microsoft.com/office/drawing/2010/main" val="0"/>
@@ -2795,11 +3042,9 @@
               <w:spacing w:line="240" w:lineRule="auto"/>
               <w:jc w:val="left"/>
             </w:pPr>
-            <w:proofErr w:type="spellStart"/>
             <w:r>
               <w:t>Anisol</w:t>
             </w:r>
-            <w:proofErr w:type="spellEnd"/>
           </w:p>
         </w:tc>
         <w:tc>
@@ -2840,7 +3085,7 @@
                           </pic:cNvPicPr>
                         </pic:nvPicPr>
                         <pic:blipFill>
-                          <a:blip r:embed="rId10">
+                          <a:blip r:embed="rId30">
                             <a:extLst>
                               <a:ext uri="{28A0092B-C50C-407E-A947-70E740481C1C}">
                                 <a14:useLocalDpi xmlns:a14="http://schemas.microsoft.com/office/drawing/2010/main" val="0"/>
@@ -2893,7 +3138,7 @@
                           </pic:cNvPicPr>
                         </pic:nvPicPr>
                         <pic:blipFill>
-                          <a:blip r:embed="rId8">
+                          <a:blip r:embed="rId28">
                             <a:extLst>
                               <a:ext uri="{28A0092B-C50C-407E-A947-70E740481C1C}">
                                 <a14:useLocalDpi xmlns:a14="http://schemas.microsoft.com/office/drawing/2010/main" val="0"/>
@@ -3013,7 +3258,6 @@
               <w:spacing w:line="240" w:lineRule="auto"/>
               <w:jc w:val="left"/>
             </w:pPr>
-            <w:proofErr w:type="gramStart"/>
             <w:r>
               <w:rPr>
                 <w:i/>
@@ -3021,25 +3265,8 @@
               </w:rPr>
               <w:t>N,N</w:t>
             </w:r>
-            <w:proofErr w:type="gramEnd"/>
-            <w:r>
-              <w:t>-</w:t>
-            </w:r>
-            <w:proofErr w:type="spellStart"/>
-            <w:r>
-              <w:t>Dimethylacetamid</w:t>
-            </w:r>
-            <w:proofErr w:type="spellEnd"/>
-            <w:r>
-              <w:t xml:space="preserve"> (</w:t>
-            </w:r>
-            <w:proofErr w:type="spellStart"/>
-            <w:r>
-              <w:t>DMAc</w:t>
-            </w:r>
-            <w:proofErr w:type="spellEnd"/>
-            <w:r>
-              <w:t>)</w:t>
+            <w:r>
+              <w:t>-Dimethylacetamid (DMAc)</w:t>
             </w:r>
           </w:p>
         </w:tc>
@@ -3081,7 +3308,7 @@
                           </pic:cNvPicPr>
                         </pic:nvPicPr>
                         <pic:blipFill>
-                          <a:blip r:embed="rId9" cstate="print">
+                          <a:blip r:embed="rId29" cstate="print">
                             <a:extLst>
                               <a:ext uri="{28A0092B-C50C-407E-A947-70E740481C1C}">
                                 <a14:useLocalDpi xmlns:a14="http://schemas.microsoft.com/office/drawing/2010/main" val="0"/>
@@ -3134,7 +3361,7 @@
                           </pic:cNvPicPr>
                         </pic:nvPicPr>
                         <pic:blipFill>
-                          <a:blip r:embed="rId8">
+                          <a:blip r:embed="rId28">
                             <a:extLst>
                               <a:ext uri="{28A0092B-C50C-407E-A947-70E740481C1C}">
                                 <a14:useLocalDpi xmlns:a14="http://schemas.microsoft.com/office/drawing/2010/main" val="0"/>
@@ -3224,14 +3451,8 @@
             <w:pPr>
               <w:spacing w:line="240" w:lineRule="auto"/>
               <w:jc w:val="left"/>
-              <w:rPr>
-                <w:lang w:val="en-US"/>
-              </w:rPr>
-            </w:pPr>
-            <w:r>
-              <w:rPr>
-                <w:lang w:val="en-US"/>
-              </w:rPr>
+            </w:pPr>
+            <w:r>
               <w:t>P202, P280, P302+P352+P312, P304+P340+P312, P305+P351+P338, P308+P313</w:t>
             </w:r>
           </w:p>
@@ -3258,19 +3479,11 @@
                 <w:lang w:val="en-US"/>
               </w:rPr>
             </w:pPr>
-            <w:proofErr w:type="spellStart"/>
             <w:r>
               <w:rPr>
                 <w:u w:val="single"/>
               </w:rPr>
-              <w:t>Deuteriertes</w:t>
-            </w:r>
-            <w:proofErr w:type="spellEnd"/>
-            <w:r>
-              <w:rPr>
-                <w:u w:val="single"/>
-              </w:rPr>
-              <w:t xml:space="preserve"> Chloroform </w:t>
+              <w:t xml:space="preserve">Deuteriertes Chloroform </w:t>
             </w:r>
           </w:p>
         </w:tc>
@@ -3315,7 +3528,7 @@
                           </pic:cNvPicPr>
                         </pic:nvPicPr>
                         <pic:blipFill>
-                          <a:blip r:embed="rId9" cstate="print">
+                          <a:blip r:embed="rId29" cstate="print">
                             <a:extLst>
                               <a:ext uri="{28A0092B-C50C-407E-A947-70E740481C1C}">
                                 <a14:useLocalDpi xmlns:a14="http://schemas.microsoft.com/office/drawing/2010/main" val="0"/>
@@ -3368,7 +3581,7 @@
                           </pic:cNvPicPr>
                         </pic:nvPicPr>
                         <pic:blipFill>
-                          <a:blip r:embed="rId11">
+                          <a:blip r:embed="rId31">
                             <a:extLst>
                               <a:ext uri="{28A0092B-C50C-407E-A947-70E740481C1C}">
                                 <a14:useLocalDpi xmlns:a14="http://schemas.microsoft.com/office/drawing/2010/main" val="0"/>
@@ -3531,7 +3744,7 @@
                           </pic:cNvPicPr>
                         </pic:nvPicPr>
                         <pic:blipFill>
-                          <a:blip r:embed="rId10">
+                          <a:blip r:embed="rId30">
                             <a:extLst>
                               <a:ext uri="{28A0092B-C50C-407E-A947-70E740481C1C}">
                                 <a14:useLocalDpi xmlns:a14="http://schemas.microsoft.com/office/drawing/2010/main" val="0"/>
@@ -3590,7 +3803,7 @@
                           </pic:cNvPicPr>
                         </pic:nvPicPr>
                         <pic:blipFill>
-                          <a:blip r:embed="rId8">
+                          <a:blip r:embed="rId28">
                             <a:extLst>
                               <a:ext uri="{28A0092B-C50C-407E-A947-70E740481C1C}">
                                 <a14:useLocalDpi xmlns:a14="http://schemas.microsoft.com/office/drawing/2010/main" val="0"/>
@@ -3649,7 +3862,7 @@
                           </pic:cNvPicPr>
                         </pic:nvPicPr>
                         <pic:blipFill>
-                          <a:blip r:embed="rId12">
+                          <a:blip r:embed="rId32">
                             <a:extLst>
                               <a:ext uri="{28A0092B-C50C-407E-A947-70E740481C1C}">
                                 <a14:useLocalDpi xmlns:a14="http://schemas.microsoft.com/office/drawing/2010/main" val="0"/>
@@ -4265,23 +4478,10 @@
               <w:t>NAM</w:t>
             </w:r>
             <w:r>
-              <w:t xml:space="preserve">, </w:t>
-            </w:r>
-            <w:proofErr w:type="spellStart"/>
-            <w:r>
-              <w:t>DMAc</w:t>
-            </w:r>
-            <w:proofErr w:type="spellEnd"/>
-            <w:r>
-              <w:t xml:space="preserve">, </w:t>
-            </w:r>
-            <w:proofErr w:type="spellStart"/>
-            <w:r>
-              <w:t>Deuteriertes</w:t>
-            </w:r>
-            <w:proofErr w:type="spellEnd"/>
-            <w:r>
-              <w:t xml:space="preserve"> Chloroform, DMF</w:t>
+              <w:t>, DMAc</w:t>
+            </w:r>
+            <w:r>
+              <w:t>, Deuteriertes Chloroform, DMF</w:t>
             </w:r>
             <w:r>
               <w:t>: Butylkautschuk-Handschuhe verwenden</w:t>
@@ -4492,13 +4692,8 @@
             <w:pPr>
               <w:spacing w:line="240" w:lineRule="auto"/>
             </w:pPr>
-            <w:proofErr w:type="spellStart"/>
-            <w:r>
-              <w:t>Azobisisobutyronitril</w:t>
-            </w:r>
-            <w:proofErr w:type="spellEnd"/>
-            <w:r>
-              <w:t xml:space="preserve"> (AIBN)</w:t>
+            <w:r>
+              <w:t>Azobisisobutyronitril (AIBN)</w:t>
             </w:r>
           </w:p>
         </w:tc>
@@ -4551,65 +4746,12 @@
           <w:p>
             <w:pPr>
               <w:spacing w:line="240" w:lineRule="auto"/>
-              <w:rPr>
-                <w:lang w:val="en-GB"/>
-              </w:rPr>
-            </w:pPr>
-            <w:r>
-              <w:rPr>
-                <w:lang w:val="en-GB"/>
-              </w:rPr>
-              <w:t>4-Cyano-4-[(</w:t>
-            </w:r>
-            <w:proofErr w:type="spellStart"/>
-            <w:r>
-              <w:rPr>
-                <w:lang w:val="en-GB"/>
-              </w:rPr>
-              <w:t>dodecylsulfanylthiocarbonyl</w:t>
-            </w:r>
-            <w:proofErr w:type="spellEnd"/>
-            <w:r>
-              <w:rPr>
-                <w:lang w:val="en-GB"/>
-              </w:rPr>
-              <w:t>)</w:t>
-            </w:r>
-            <w:proofErr w:type="spellStart"/>
-            <w:proofErr w:type="gramStart"/>
-            <w:r>
-              <w:rPr>
-                <w:lang w:val="en-GB"/>
-              </w:rPr>
-              <w:t>sulfanyl</w:t>
-            </w:r>
-            <w:proofErr w:type="spellEnd"/>
-            <w:r>
-              <w:rPr>
-                <w:lang w:val="en-GB"/>
-              </w:rPr>
-              <w:t>]</w:t>
-            </w:r>
-            <w:proofErr w:type="spellStart"/>
-            <w:r>
-              <w:rPr>
-                <w:lang w:val="en-GB"/>
-              </w:rPr>
-              <w:t>pentansäure</w:t>
-            </w:r>
-            <w:proofErr w:type="spellEnd"/>
-            <w:proofErr w:type="gramEnd"/>
-            <w:r>
-              <w:rPr>
-                <w:lang w:val="en-GB"/>
-              </w:rPr>
-              <w:t xml:space="preserve"> (C</w:t>
-            </w:r>
-            <w:r>
-              <w:rPr>
-                <w:lang w:val="en-GB"/>
-              </w:rPr>
-              <w:t>DPA)</w:t>
+            </w:pPr>
+            <w:r>
+              <w:t>4-Cyano-4-[(dodecylsulfanylthiocarbonyl)sulfanyl]pentansäure</w:t>
+            </w:r>
+            <w:r>
+              <w:t xml:space="preserve"> (CDPA)</w:t>
             </w:r>
           </w:p>
         </w:tc>
@@ -4681,11 +4823,9 @@
             <w:pPr>
               <w:spacing w:line="240" w:lineRule="auto"/>
             </w:pPr>
-            <w:proofErr w:type="spellStart"/>
             <w:r>
               <w:t>Anisol</w:t>
             </w:r>
-            <w:proofErr w:type="spellEnd"/>
           </w:p>
         </w:tc>
         <w:tc>
@@ -4738,7 +4878,6 @@
             <w:pPr>
               <w:spacing w:line="240" w:lineRule="auto"/>
             </w:pPr>
-            <w:proofErr w:type="gramStart"/>
             <w:r>
               <w:rPr>
                 <w:i/>
@@ -4746,25 +4885,8 @@
               </w:rPr>
               <w:t>N,N</w:t>
             </w:r>
-            <w:proofErr w:type="gramEnd"/>
-            <w:r>
-              <w:t>-</w:t>
-            </w:r>
-            <w:proofErr w:type="spellStart"/>
-            <w:r>
-              <w:t>Dimethylacetamid</w:t>
-            </w:r>
-            <w:proofErr w:type="spellEnd"/>
-            <w:r>
-              <w:t xml:space="preserve"> (</w:t>
-            </w:r>
-            <w:proofErr w:type="spellStart"/>
-            <w:r>
-              <w:t>DMAc</w:t>
-            </w:r>
-            <w:proofErr w:type="spellEnd"/>
-            <w:r>
-              <w:t>)</w:t>
+            <w:r>
+              <w:t>-Dimethylacetamid (DMAc)</w:t>
             </w:r>
           </w:p>
         </w:tc>
@@ -4789,11 +4911,9 @@
             <w:pPr>
               <w:spacing w:line="240" w:lineRule="auto"/>
             </w:pPr>
-            <w:proofErr w:type="gramStart"/>
             <w:r>
               <w:t>W,A</w:t>
             </w:r>
-            <w:proofErr w:type="gramEnd"/>
           </w:p>
         </w:tc>
         <w:tc>
@@ -4820,13 +4940,8 @@
             <w:pPr>
               <w:spacing w:line="240" w:lineRule="auto"/>
             </w:pPr>
-            <w:proofErr w:type="spellStart"/>
-            <w:r>
-              <w:t>Deuteriertes</w:t>
-            </w:r>
-            <w:proofErr w:type="spellEnd"/>
-            <w:r>
-              <w:t xml:space="preserve"> Chloroform </w:t>
+            <w:r>
+              <w:t xml:space="preserve">Deuteriertes Chloroform </w:t>
             </w:r>
           </w:p>
         </w:tc>
@@ -5171,11 +5286,9 @@
               <w:spacing w:line="240" w:lineRule="auto"/>
               <w:jc w:val="left"/>
             </w:pPr>
-            <w:proofErr w:type="spellStart"/>
             <w:r>
               <w:t>Cb</w:t>
             </w:r>
-            <w:proofErr w:type="spellEnd"/>
           </w:p>
         </w:tc>
       </w:tr>
@@ -5195,13 +5308,8 @@
               <w:spacing w:line="240" w:lineRule="auto"/>
               <w:jc w:val="left"/>
             </w:pPr>
-            <w:proofErr w:type="spellStart"/>
-            <w:r>
-              <w:t>Azobisisobutyronitril</w:t>
-            </w:r>
-            <w:proofErr w:type="spellEnd"/>
-            <w:r>
-              <w:t xml:space="preserve"> (AIBN)</w:t>
+            <w:r>
+              <w:t>Azobisisobutyronitril (AIBN)</w:t>
             </w:r>
           </w:p>
         </w:tc>
@@ -5241,77 +5349,12 @@
             <w:pPr>
               <w:spacing w:line="240" w:lineRule="auto"/>
               <w:jc w:val="left"/>
-              <w:rPr>
-                <w:lang w:val="en-GB"/>
-              </w:rPr>
-            </w:pPr>
-            <w:r>
-              <w:rPr>
-                <w:lang w:val="en-GB"/>
-              </w:rPr>
-              <w:t>4-Cyano-4-[(</w:t>
-            </w:r>
-            <w:proofErr w:type="spellStart"/>
-            <w:r>
-              <w:rPr>
-                <w:lang w:val="en-GB"/>
-              </w:rPr>
-              <w:t>dodecylsulfanylthiocarbonyl</w:t>
-            </w:r>
-            <w:proofErr w:type="spellEnd"/>
-            <w:r>
-              <w:rPr>
-                <w:lang w:val="en-GB"/>
-              </w:rPr>
-              <w:t>)</w:t>
-            </w:r>
-            <w:proofErr w:type="spellStart"/>
-            <w:proofErr w:type="gramStart"/>
-            <w:r>
-              <w:rPr>
-                <w:lang w:val="en-GB"/>
-              </w:rPr>
-              <w:t>sulfanyl</w:t>
-            </w:r>
-            <w:proofErr w:type="spellEnd"/>
-            <w:r>
-              <w:rPr>
-                <w:lang w:val="en-GB"/>
-              </w:rPr>
-              <w:t>]</w:t>
-            </w:r>
-            <w:proofErr w:type="spellStart"/>
-            <w:r>
-              <w:rPr>
-                <w:lang w:val="en-GB"/>
-              </w:rPr>
-              <w:t>pentansäure</w:t>
-            </w:r>
-            <w:proofErr w:type="spellEnd"/>
-            <w:proofErr w:type="gramEnd"/>
-            <w:r>
-              <w:rPr>
-                <w:lang w:val="en-GB"/>
-              </w:rPr>
-              <w:t xml:space="preserve"> </w:t>
-            </w:r>
-            <w:r>
-              <w:rPr>
-                <w:lang w:val="en-GB"/>
-              </w:rPr>
-              <w:t xml:space="preserve"> </w:t>
-            </w:r>
-            <w:r>
-              <w:rPr>
-                <w:lang w:val="en-GB"/>
-              </w:rPr>
-              <w:t>(C</w:t>
-            </w:r>
-            <w:r>
-              <w:rPr>
-                <w:lang w:val="en-GB"/>
-              </w:rPr>
-              <w:t>DPA)</w:t>
+            </w:pPr>
+            <w:r>
+              <w:t>4-Cyano-4-[(dodecylsulfanylthiocarbonyl)sulfanyl]pentansäure</w:t>
+            </w:r>
+            <w:r>
+              <w:t xml:space="preserve">  (CDPA)</w:t>
             </w:r>
           </w:p>
         </w:tc>
@@ -5358,11 +5401,9 @@
               <w:spacing w:line="240" w:lineRule="auto"/>
               <w:jc w:val="left"/>
             </w:pPr>
-            <w:proofErr w:type="spellStart"/>
             <w:r>
               <w:t>Anisol</w:t>
             </w:r>
-            <w:proofErr w:type="spellEnd"/>
           </w:p>
         </w:tc>
         <w:tc>
@@ -5380,11 +5421,9 @@
               <w:spacing w:line="240" w:lineRule="auto"/>
               <w:jc w:val="left"/>
             </w:pPr>
-            <w:proofErr w:type="spellStart"/>
             <w:r>
               <w:t>Cb</w:t>
             </w:r>
-            <w:proofErr w:type="spellEnd"/>
           </w:p>
         </w:tc>
       </w:tr>
@@ -5404,7 +5443,6 @@
               <w:spacing w:line="240" w:lineRule="auto"/>
               <w:jc w:val="left"/>
             </w:pPr>
-            <w:proofErr w:type="gramStart"/>
             <w:r>
               <w:rPr>
                 <w:i/>
@@ -5412,25 +5450,8 @@
               </w:rPr>
               <w:t>N,N</w:t>
             </w:r>
-            <w:proofErr w:type="gramEnd"/>
-            <w:r>
-              <w:t>-</w:t>
-            </w:r>
-            <w:proofErr w:type="spellStart"/>
-            <w:r>
-              <w:t>Dimethylacetamid</w:t>
-            </w:r>
-            <w:proofErr w:type="spellEnd"/>
-            <w:r>
-              <w:t xml:space="preserve"> (</w:t>
-            </w:r>
-            <w:proofErr w:type="spellStart"/>
-            <w:r>
-              <w:t>DMAc</w:t>
-            </w:r>
-            <w:proofErr w:type="spellEnd"/>
-            <w:r>
-              <w:t>)</w:t>
+            <w:r>
+              <w:t>-Dimethylacetamid (DMAc)</w:t>
             </w:r>
           </w:p>
         </w:tc>
@@ -5449,11 +5470,9 @@
               <w:spacing w:line="240" w:lineRule="auto"/>
               <w:jc w:val="left"/>
             </w:pPr>
-            <w:proofErr w:type="spellStart"/>
             <w:r>
               <w:t>Cb</w:t>
             </w:r>
-            <w:proofErr w:type="spellEnd"/>
           </w:p>
         </w:tc>
       </w:tr>
@@ -5472,13 +5491,8 @@
               <w:spacing w:line="240" w:lineRule="auto"/>
               <w:jc w:val="left"/>
             </w:pPr>
-            <w:proofErr w:type="spellStart"/>
-            <w:r>
-              <w:t>Deuteriertes</w:t>
-            </w:r>
-            <w:proofErr w:type="spellEnd"/>
-            <w:r>
-              <w:t xml:space="preserve"> Chloroform </w:t>
+            <w:r>
+              <w:t xml:space="preserve">Deuteriertes Chloroform </w:t>
             </w:r>
           </w:p>
         </w:tc>
@@ -5496,11 +5510,9 @@
               <w:spacing w:line="240" w:lineRule="auto"/>
               <w:jc w:val="left"/>
             </w:pPr>
-            <w:proofErr w:type="spellStart"/>
             <w:r>
               <w:t>Cb</w:t>
             </w:r>
-            <w:proofErr w:type="spellEnd"/>
           </w:p>
         </w:tc>
       </w:tr>
@@ -5541,11 +5553,9 @@
               <w:spacing w:line="240" w:lineRule="auto"/>
               <w:jc w:val="left"/>
             </w:pPr>
-            <w:proofErr w:type="spellStart"/>
             <w:r>
               <w:t>Cb</w:t>
             </w:r>
-            <w:proofErr w:type="spellEnd"/>
           </w:p>
         </w:tc>
       </w:tr>
@@ -5590,25 +5600,7 @@
           <w:bCs/>
           <w:sz w:val="20"/>
         </w:rPr>
-        <w:t xml:space="preserve"> </w:t>
-      </w:r>
-      <w:proofErr w:type="spellStart"/>
-      <w:r>
-        <w:rPr>
-          <w:b/>
-          <w:bCs/>
-          <w:sz w:val="20"/>
-        </w:rPr>
-        <w:t>Cb</w:t>
-      </w:r>
-      <w:proofErr w:type="spellEnd"/>
-      <w:r>
-        <w:rPr>
-          <w:b/>
-          <w:bCs/>
-          <w:sz w:val="20"/>
-        </w:rPr>
-        <w:t>:</w:t>
+        <w:t xml:space="preserve"> Cb:</w:t>
       </w:r>
       <w:r>
         <w:rPr>
@@ -5659,19 +5651,11 @@
         <w:shd w:val="clear" w:color="auto" w:fill="D9D9D9" w:themeFill="background1" w:themeFillShade="D9"/>
         <w:spacing w:after="120" w:line="240" w:lineRule="auto"/>
       </w:pPr>
-      <w:proofErr w:type="spellStart"/>
       <w:r>
         <w:rPr>
           <w:b/>
         </w:rPr>
-        <w:t>Entsorgungungsvorschläge</w:t>
-      </w:r>
-      <w:proofErr w:type="spellEnd"/>
-      <w:r>
-        <w:rPr>
-          <w:b/>
-        </w:rPr>
-        <w:t>:</w:t>
+        <w:t>Entsorgungungsvorschläge:</w:t>
       </w:r>
       <w:r>
         <w:rPr>
@@ -5850,6 +5834,24 @@
             <w:pPr>
               <w:spacing w:line="240" w:lineRule="auto"/>
               <w:jc w:val="left"/>
+            </w:pPr>
+            <w:r>
+              <w:t>4-Cyano-4-[(dodecylsulfanylthiocarbonyl)sulfanyl]pentansäure</w:t>
+            </w:r>
+            <w:r>
+              <w:t xml:space="preserve"> (CDPA)</w:t>
+            </w:r>
+          </w:p>
+        </w:tc>
+        <w:tc>
+          <w:tcPr>
+            <w:tcW w:w="567" w:type="dxa"/>
+            <w:vAlign w:val="center"/>
+          </w:tcPr>
+          <w:p>
+            <w:pPr>
+              <w:spacing w:line="240" w:lineRule="auto"/>
+              <w:jc w:val="center"/>
               <w:rPr>
                 <w:lang w:val="en-GB"/>
               </w:rPr>
@@ -5858,137 +5860,58 @@
               <w:rPr>
                 <w:lang w:val="en-GB"/>
               </w:rPr>
-              <w:t>4-Cyano-4-[(</w:t>
-            </w:r>
-            <w:proofErr w:type="spellStart"/>
-            <w:r>
+              <w:t>x</w:t>
+            </w:r>
+          </w:p>
+        </w:tc>
+        <w:tc>
+          <w:tcPr>
+            <w:tcW w:w="567" w:type="dxa"/>
+            <w:vAlign w:val="center"/>
+          </w:tcPr>
+          <w:p>
+            <w:pPr>
+              <w:spacing w:line="240" w:lineRule="auto"/>
+              <w:jc w:val="center"/>
               <w:rPr>
                 <w:lang w:val="en-GB"/>
               </w:rPr>
-              <w:t>dodecylsulfanylthiocarbonyl</w:t>
-            </w:r>
-            <w:proofErr w:type="spellEnd"/>
-            <w:r>
+            </w:pPr>
+          </w:p>
+        </w:tc>
+        <w:tc>
+          <w:tcPr>
+            <w:tcW w:w="567" w:type="dxa"/>
+            <w:vAlign w:val="center"/>
+          </w:tcPr>
+          <w:p>
+            <w:pPr>
+              <w:spacing w:line="240" w:lineRule="auto"/>
+              <w:jc w:val="center"/>
               <w:rPr>
                 <w:lang w:val="en-GB"/>
               </w:rPr>
-              <w:t>)</w:t>
-            </w:r>
-            <w:proofErr w:type="spellStart"/>
-            <w:proofErr w:type="gramStart"/>
-            <w:r>
+            </w:pPr>
+          </w:p>
+        </w:tc>
+        <w:tc>
+          <w:tcPr>
+            <w:tcW w:w="4762" w:type="dxa"/>
+            <w:vAlign w:val="center"/>
+          </w:tcPr>
+          <w:p>
+            <w:pPr>
+              <w:spacing w:line="240" w:lineRule="auto"/>
+              <w:jc w:val="left"/>
               <w:rPr>
                 <w:lang w:val="en-GB"/>
               </w:rPr>
-              <w:t>sulfanyl</w:t>
-            </w:r>
-            <w:proofErr w:type="spellEnd"/>
+            </w:pPr>
             <w:r>
               <w:rPr>
                 <w:lang w:val="en-GB"/>
               </w:rPr>
-              <w:t>]</w:t>
-            </w:r>
-            <w:proofErr w:type="spellStart"/>
-            <w:r>
-              <w:rPr>
-                <w:lang w:val="en-GB"/>
-              </w:rPr>
-              <w:t>pentansäure</w:t>
-            </w:r>
-            <w:proofErr w:type="spellEnd"/>
-            <w:proofErr w:type="gramEnd"/>
-            <w:r>
-              <w:rPr>
-                <w:lang w:val="en-GB"/>
-              </w:rPr>
-              <w:t xml:space="preserve"> (C</w:t>
-            </w:r>
-            <w:r>
-              <w:rPr>
-                <w:lang w:val="en-GB"/>
-              </w:rPr>
-              <w:t>DPA)</w:t>
-            </w:r>
-          </w:p>
-        </w:tc>
-        <w:tc>
-          <w:tcPr>
-            <w:tcW w:w="567" w:type="dxa"/>
-            <w:vAlign w:val="center"/>
-          </w:tcPr>
-          <w:p>
-            <w:pPr>
-              <w:spacing w:line="240" w:lineRule="auto"/>
-              <w:jc w:val="center"/>
-              <w:rPr>
-                <w:lang w:val="en-GB"/>
-              </w:rPr>
-            </w:pPr>
-            <w:r>
-              <w:rPr>
-                <w:lang w:val="en-GB"/>
-              </w:rPr>
-              <w:t>x</w:t>
-            </w:r>
-          </w:p>
-        </w:tc>
-        <w:tc>
-          <w:tcPr>
-            <w:tcW w:w="567" w:type="dxa"/>
-            <w:vAlign w:val="center"/>
-          </w:tcPr>
-          <w:p>
-            <w:pPr>
-              <w:spacing w:line="240" w:lineRule="auto"/>
-              <w:jc w:val="center"/>
-              <w:rPr>
-                <w:lang w:val="en-GB"/>
-              </w:rPr>
-            </w:pPr>
-          </w:p>
-        </w:tc>
-        <w:tc>
-          <w:tcPr>
-            <w:tcW w:w="567" w:type="dxa"/>
-            <w:vAlign w:val="center"/>
-          </w:tcPr>
-          <w:p>
-            <w:pPr>
-              <w:spacing w:line="240" w:lineRule="auto"/>
-              <w:jc w:val="center"/>
-              <w:rPr>
-                <w:lang w:val="en-GB"/>
-              </w:rPr>
-            </w:pPr>
-          </w:p>
-        </w:tc>
-        <w:tc>
-          <w:tcPr>
-            <w:tcW w:w="4762" w:type="dxa"/>
-            <w:vAlign w:val="center"/>
-          </w:tcPr>
-          <w:p>
-            <w:pPr>
-              <w:spacing w:line="240" w:lineRule="auto"/>
-              <w:jc w:val="left"/>
-              <w:rPr>
-                <w:lang w:val="en-GB"/>
-              </w:rPr>
-            </w:pPr>
-            <w:proofErr w:type="spellStart"/>
-            <w:r>
-              <w:rPr>
-                <w:lang w:val="en-GB"/>
-              </w:rPr>
-              <w:t>Gelöst</w:t>
-            </w:r>
-            <w:proofErr w:type="spellEnd"/>
-            <w:r>
-              <w:rPr>
-                <w:lang w:val="en-GB"/>
-              </w:rPr>
-              <w:t xml:space="preserve"> in A-Kanne</w:t>
+              <w:t>Gelöst in A-Kanne</w:t>
             </w:r>
           </w:p>
         </w:tc>
@@ -6004,11 +5927,9 @@
               <w:spacing w:line="240" w:lineRule="auto"/>
               <w:jc w:val="left"/>
             </w:pPr>
-            <w:proofErr w:type="spellStart"/>
             <w:r>
               <w:t>Anisol</w:t>
             </w:r>
-            <w:proofErr w:type="spellEnd"/>
           </w:p>
         </w:tc>
         <w:tc>
@@ -6074,7 +5995,6 @@
               <w:spacing w:line="240" w:lineRule="auto"/>
               <w:jc w:val="left"/>
             </w:pPr>
-            <w:proofErr w:type="gramStart"/>
             <w:r>
               <w:rPr>
                 <w:i/>
@@ -6082,25 +6002,8 @@
               </w:rPr>
               <w:t>N,N</w:t>
             </w:r>
-            <w:proofErr w:type="gramEnd"/>
-            <w:r>
-              <w:t>-</w:t>
-            </w:r>
-            <w:proofErr w:type="spellStart"/>
-            <w:r>
-              <w:t>Dimethylacetamid</w:t>
-            </w:r>
-            <w:proofErr w:type="spellEnd"/>
-            <w:r>
-              <w:t xml:space="preserve"> (</w:t>
-            </w:r>
-            <w:proofErr w:type="spellStart"/>
-            <w:r>
-              <w:t>DMAc</w:t>
-            </w:r>
-            <w:proofErr w:type="spellEnd"/>
-            <w:r>
-              <w:t>)</w:t>
+            <w:r>
+              <w:t>-Dimethylacetamid (DMAc)</w:t>
             </w:r>
           </w:p>
         </w:tc>
@@ -6326,6 +6229,100 @@
               <w:rPr>
                 <w:b/>
                 <w:bCs/>
+                <w:noProof/>
+              </w:rPr>
+              <mc:AlternateContent>
+                <mc:Choice Requires="wpi">
+                  <w:drawing>
+                    <wp:anchor distT="0" distB="0" distL="114300" distR="114300" simplePos="0" relativeHeight="251831296" behindDoc="0" locked="0" layoutInCell="1" allowOverlap="1" wp14:anchorId="7694B1F4" wp14:editId="5955DC4C">
+                      <wp:simplePos x="0" y="0"/>
+                      <wp:positionH relativeFrom="column">
+                        <wp:posOffset>3597275</wp:posOffset>
+                      </wp:positionH>
+                      <wp:positionV relativeFrom="paragraph">
+                        <wp:posOffset>-74295</wp:posOffset>
+                      </wp:positionV>
+                      <wp:extent cx="1123295" cy="216000"/>
+                      <wp:effectExtent l="38100" t="38100" r="20320" b="31750"/>
+                      <wp:wrapNone/>
+                      <wp:docPr id="1292913631" name="Freihand 169"/>
+                      <wp:cNvGraphicFramePr/>
+                      <a:graphic xmlns:a="http://schemas.openxmlformats.org/drawingml/2006/main">
+                        <a:graphicData uri="http://schemas.microsoft.com/office/word/2010/wordprocessingInk">
+                          <w14:contentPart bwMode="auto" r:id="rId33">
+                            <w14:nvContentPartPr>
+                              <w14:cNvContentPartPr/>
+                            </w14:nvContentPartPr>
+                            <w14:xfrm>
+                              <a:off x="0" y="0"/>
+                              <a:ext cx="1123295" cy="216000"/>
+                            </w14:xfrm>
+                          </w14:contentPart>
+                        </a:graphicData>
+                      </a:graphic>
+                    </wp:anchor>
+                  </w:drawing>
+                </mc:Choice>
+                <mc:Fallback>
+                  <w:pict>
+                    <v:shape w14:anchorId="1D102B74" id="Freihand 169" o:spid="_x0000_s1026" type="#_x0000_t75" style="position:absolute;margin-left:282.9pt;margin-top:-6.2pt;width:89.2pt;height:17.7pt;z-index:251831296;visibility:visible;mso-wrap-style:square;mso-wrap-distance-left:9pt;mso-wrap-distance-top:0;mso-wrap-distance-right:9pt;mso-wrap-distance-bottom:0;mso-position-horizontal:absolute;mso-position-horizontal-relative:text;mso-position-vertical:absolute;mso-position-vertical-relative:text" o:gfxdata="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">
+                      <v:imagedata r:id="rId34" o:title=""/>
+                    </v:shape>
+                  </w:pict>
+                </mc:Fallback>
+              </mc:AlternateContent>
+            </w:r>
+            <w:r>
+              <w:rPr>
+                <w:b/>
+                <w:bCs/>
+                <w:noProof/>
+              </w:rPr>
+              <mc:AlternateContent>
+                <mc:Choice Requires="wpi">
+                  <w:drawing>
+                    <wp:anchor distT="0" distB="0" distL="114300" distR="114300" simplePos="0" relativeHeight="251828224" behindDoc="0" locked="0" layoutInCell="1" allowOverlap="1" wp14:anchorId="1F18059A" wp14:editId="47E4D63A">
+                      <wp:simplePos x="0" y="0"/>
+                      <wp:positionH relativeFrom="column">
+                        <wp:posOffset>497205</wp:posOffset>
+                      </wp:positionH>
+                      <wp:positionV relativeFrom="paragraph">
+                        <wp:posOffset>19050</wp:posOffset>
+                      </wp:positionV>
+                      <wp:extent cx="883500" cy="110490"/>
+                      <wp:effectExtent l="38100" t="38100" r="12065" b="41910"/>
+                      <wp:wrapNone/>
+                      <wp:docPr id="1804638697" name="Freihand 166"/>
+                      <wp:cNvGraphicFramePr/>
+                      <a:graphic xmlns:a="http://schemas.openxmlformats.org/drawingml/2006/main">
+                        <a:graphicData uri="http://schemas.microsoft.com/office/word/2010/wordprocessingInk">
+                          <w14:contentPart bwMode="auto" r:id="rId35">
+                            <w14:nvContentPartPr>
+                              <w14:cNvContentPartPr/>
+                            </w14:nvContentPartPr>
+                            <w14:xfrm>
+                              <a:off x="0" y="0"/>
+                              <a:ext cx="883500" cy="110490"/>
+                            </w14:xfrm>
+                          </w14:contentPart>
+                        </a:graphicData>
+                      </a:graphic>
+                    </wp:anchor>
+                  </w:drawing>
+                </mc:Choice>
+                <mc:Fallback>
+                  <w:pict>
+                    <v:shape w14:anchorId="63CC513E" id="Freihand 166" o:spid="_x0000_s1026" type="#_x0000_t75" style="position:absolute;margin-left:38.8pt;margin-top:1.15pt;width:70.25pt;height:9.4pt;z-index:251828224;visibility:visible;mso-wrap-style:square;mso-wrap-distance-left:9pt;mso-wrap-distance-top:0;mso-wrap-distance-right:9pt;mso-wrap-distance-bottom:0;mso-position-horizontal:absolute;mso-position-horizontal-relative:text;mso-position-vertical:absolute;mso-position-vertical-relative:text" o:gfxdata="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">
+                      <v:imagedata r:id="rId36" o:title=""/>
+                    </v:shape>
+                  </w:pict>
+                </mc:Fallback>
+              </mc:AlternateContent>
+            </w:r>
+            <w:r>
+              <w:rPr>
+                <w:b/>
+                <w:bCs/>
               </w:rPr>
               <w:t>Datum:                                                    Unterschrift Student*in:</w:t>
             </w:r>
@@ -6351,26 +6348,12 @@
         <w:rPr>
           <w:b/>
         </w:rPr>
-        <w:t xml:space="preserve">Unterschrift </w:t>
-      </w:r>
-      <w:proofErr w:type="spellStart"/>
-      <w:r>
-        <w:rPr>
-          <w:b/>
-        </w:rPr>
-        <w:t>Assitent</w:t>
-      </w:r>
-      <w:proofErr w:type="spellEnd"/>
-      <w:r>
-        <w:rPr>
-          <w:b/>
-        </w:rPr>
-        <w:t>*in:</w:t>
+        <w:t>Unterschrift Assitent*in:</w:t>
       </w:r>
     </w:p>
     <w:sectPr>
-      <w:headerReference w:type="default" r:id="rId13"/>
-      <w:footerReference w:type="default" r:id="rId14"/>
+      <w:headerReference w:type="default" r:id="rId37"/>
+      <w:footerReference w:type="default" r:id="rId38"/>
       <w:pgSz w:w="11906" w:h="16838"/>
       <w:pgMar w:top="2552" w:right="907" w:bottom="851" w:left="1134" w:header="567" w:footer="567" w:gutter="0"/>
       <w:cols w:space="720"/>
@@ -6620,77 +6603,27 @@
     </w:r>
   </w:p>
   <w:p>
-    <w:pPr>
-      <w:rPr>
-        <w:lang w:val="en-GB"/>
-      </w:rPr>
-    </w:pPr>
-    <w:proofErr w:type="spellStart"/>
     <w:r>
-      <w:rPr>
-        <w:lang w:val="en-GB"/>
-      </w:rPr>
       <w:t>Versuchsnummer</w:t>
     </w:r>
-    <w:proofErr w:type="spellEnd"/>
     <w:r>
-      <w:rPr>
-        <w:lang w:val="en-GB"/>
-      </w:rPr>
       <w:t xml:space="preserve">: </w:t>
     </w:r>
     <w:r>
-      <w:rPr>
-        <w:lang w:val="en-GB"/>
-      </w:rPr>
       <w:t>2.</w:t>
     </w:r>
     <w:r>
-      <w:rPr>
-        <w:lang w:val="en-GB"/>
-      </w:rPr>
-      <w:t>7 RAFT Polymerization of N-</w:t>
-    </w:r>
-    <w:proofErr w:type="spellStart"/>
-    <w:r>
-      <w:rPr>
-        <w:lang w:val="en-GB"/>
-      </w:rPr>
-      <w:t>a</w:t>
-    </w:r>
-    <w:r>
-      <w:rPr>
-        <w:lang w:val="en-GB"/>
-      </w:rPr>
-      <w:t>cryloylmorpholine</w:t>
-    </w:r>
-    <w:proofErr w:type="spellEnd"/>
-    <w:r>
-      <w:rPr>
-        <w:lang w:val="en-GB"/>
-      </w:rPr>
-      <w:t xml:space="preserve"> (NAM)</w:t>
+      <w:t>7 RAFT Polymerization of N-acryloylmorpholine (NAM)</w:t>
     </w:r>
   </w:p>
-  <w:p>
-    <w:pPr>
-      <w:rPr>
-        <w:lang w:val="en-GB"/>
-      </w:rPr>
-    </w:pPr>
-  </w:p>
+  <w:p/>
   <w:p>
     <w:r>
       <w:t>Literatur:</w:t>
     </w:r>
     <w:r>
-      <w:t xml:space="preserve"> GESTIS-Stoffdatenbank, </w:t>
+      <w:t xml:space="preserve"> GESTIS-Stoffdatenbank, DaMaRIS</w:t>
     </w:r>
-    <w:proofErr w:type="spellStart"/>
-    <w:r>
-      <w:t>DaMaRIS</w:t>
-    </w:r>
-    <w:proofErr w:type="spellEnd"/>
     <w:r>
       <w:t>, Sigma-Aldrich-SDB</w:t>
     </w:r>
@@ -7339,6 +7272,487 @@
 </w:styles>
 </file>
 
+<file path=word/ink/ink1.xml><?xml version="1.0" encoding="utf-8"?>
+<inkml:ink xmlns:inkml="http://www.w3.org/2003/InkML">
+  <inkml:definitions>
+    <inkml:context xml:id="ctx0">
+      <inkml:inkSource xml:id="inkSrc0">
+        <inkml:traceFormat>
+          <inkml:channel name="X" type="integer" min="-2.14748E9" max="2.14748E9" units="cm"/>
+          <inkml:channel name="Y" type="integer" min="-2.14748E9" max="2.14748E9" units="cm"/>
+          <inkml:channel name="F" type="integer" max="32767" units="dev"/>
+        </inkml:traceFormat>
+        <inkml:channelProperties>
+          <inkml:channelProperty channel="X" name="resolution" value="1000" units="1/cm"/>
+          <inkml:channelProperty channel="Y" name="resolution" value="1000" units="1/cm"/>
+          <inkml:channelProperty channel="F" name="resolution" value="0" units="1/dev"/>
+        </inkml:channelProperties>
+      </inkml:inkSource>
+      <inkml:timestamp xml:id="ts0" timeString="2026-04-22T18:29:51.986"/>
+    </inkml:context>
+    <inkml:brush xml:id="br0">
+      <inkml:brushProperty name="width" value="0.025" units="cm"/>
+      <inkml:brushProperty name="height" value="0.025" units="cm"/>
+    </inkml:brush>
+  </inkml:definitions>
+  <inkml:trace contextRef="#ctx0" brushRef="#br0">573 1 1296,'0'0'327,"-19"15"443,18-12-709,0-1 0,1 1 0,-1 0-1,1-1 1,0 1 0,0 0 0,0 0-1,0-1 1,0 1 0,0 0 0,1-1-1,0 1 1,-1 0 0,1-1 0,0 1 0,0-1-1,0 1 1,0-1 0,1 0 0,-1 1-1,4 2 1,-4-3-43,0 0 0,0 0 0,1-1 0,-1 1 0,1-1 0,0 1 0,-1-1 0,1 0 0,0 0 0,0 1 0,0-1 0,0 0 0,0-1 0,0 1 0,0 0 0,0-1 0,0 1 0,0-1 0,0 1 0,0-1 0,1 0 0,-1 0 0,0 0 0,0 0 0,0 0 0,4-2 0,-3 1 34,-1 0 1,1-1-1,-1 1 0,1-1 1,-1 0-1,0 0 0,0 0 1,0 0-1,0 0 1,0 0-1,-1-1 0,1 1 1,-1-1-1,1 1 0,-1-1 1,0 0-1,0 1 1,1-5-1,-1 5-6,-1 1 0,1-1 0,-1 1 0,0-1-1,1 1 1,-1-1 0,0 1 0,0-1 0,0 1 0,0-1 0,0 0 0,0 1 0,-1-1 0,1 1 0,-1-1 0,1 1-1,-1-1 1,1 1 0,-1-1 0,0 1 0,0 0 0,1-1 0,-1 1 0,0 0 0,0 0 0,0 0 0,-1 0-1,1 0 1,0 0 0,0 0 0,0 0 0,-1 0 0,1 0 0,-1 0 0,-1 0 0,1 0-44,-1 1 0,0-1 0,1 0 0,-1 1-1,0 0 1,1 0 0,-1 0 0,0 0 0,0 0 0,1 0 0,-1 1 0,0-1 0,1 1 0,-1 0 0,1 0 0,-1 0 0,1 0 0,-1 0-1,1 0 1,0 1 0,-1-1 0,1 1 0,0 0 0,0 0 0,0-1 0,0 1 0,0 1 0,-2 3 0,1-2 6</inkml:trace>
+  <inkml:trace contextRef="#ctx0" brushRef="#br0" timeOffset="974.72">1 92 6824,'0'0'88,"22"16"410,38 20 593,31 22-80,-32-16-553,-53-37-404</inkml:trace>
+  <inkml:trace contextRef="#ctx0" brushRef="#br0" timeOffset="1522.56">288 252 7632,'37'-22'352,"-11"8"-198,1-2 326,1 2 0,0 1-1,55-17 1,-79 29-425</inkml:trace>
+</inkml:ink>
+</file>
+
+<file path=word/ink/ink10.xml><?xml version="1.0" encoding="utf-8"?>
+<inkml:ink xmlns:inkml="http://www.w3.org/2003/InkML">
+  <inkml:definitions>
+    <inkml:context xml:id="ctx0">
+      <inkml:inkSource xml:id="inkSrc0">
+        <inkml:traceFormat>
+          <inkml:channel name="X" type="integer" min="-2.14748E9" max="2.14748E9" units="cm"/>
+          <inkml:channel name="Y" type="integer" min="-2.14748E9" max="2.14748E9" units="cm"/>
+          <inkml:channel name="F" type="integer" max="32767" units="dev"/>
+          <inkml:channel name="OA" type="integer" max="360" units="deg"/>
+          <inkml:channel name="OE" type="integer" max="90" units="deg"/>
+        </inkml:traceFormat>
+        <inkml:channelProperties>
+          <inkml:channelProperty channel="X" name="resolution" value="1000" units="1/cm"/>
+          <inkml:channelProperty channel="Y" name="resolution" value="1000" units="1/cm"/>
+          <inkml:channelProperty channel="F" name="resolution" value="0" units="1/dev"/>
+          <inkml:channelProperty channel="OA" name="resolution" value="1000" units="1/deg"/>
+          <inkml:channelProperty channel="OE" name="resolution" value="1000" units="1/deg"/>
+        </inkml:channelProperties>
+      </inkml:inkSource>
+      <inkml:timestamp xml:id="ts0" timeString="2026-04-22T18:28:27.816"/>
+    </inkml:context>
+    <inkml:brush xml:id="br0">
+      <inkml:brushProperty name="width" value="0.025" units="cm"/>
+      <inkml:brushProperty name="height" value="0.025" units="cm"/>
+    </inkml:brush>
+  </inkml:definitions>
+  <inkml:trace contextRef="#ctx0" brushRef="#br0">296 440 1296 0 0,'-23'-20'96'0'0,"20"17"-37"0"0,1 0 0 0 0,-1 0 1 0 0,0 1-1 0 0,1-1 1 0 0,-1 1-1 0 0,-1 0 0 0 0,1-1 1 0 0,0 2-1 0 0,0-1 1 0 0,-1 0-1 0 0,1 1 0 0 0,-1-1 1 0 0,0 1-1 0 0,-7-1 1 0 0,2 0 22 0 0,0 2 1 0 0,0-1 0 0 0,0 2 0 0 0,0-1 0 0 0,0 1 0 0 0,0 0-1 0 0,0 1 1 0 0,1 0 0 0 0,-1 0 0 0 0,0 1 0 0 0,1 0-1 0 0,-11 6 1 0 0,13-6-44 0 0,0 1 0 0 0,0 0-1 0 0,0 1 1 0 0,1-1 0 0 0,0 1-1 0 0,0 0 1 0 0,0 0 0 0 0,0 1 0 0 0,1-1-1 0 0,0 1 1 0 0,0 0 0 0 0,1 0-1 0 0,-1 1 1 0 0,1-1 0 0 0,1 1 0 0 0,-3 8-1 0 0,1-2 48 0 0,0 1 0 0 0,2 0 0 0 0,0 0 0 0 0,0 0 0 0 0,1 16 0 0 0,2-22-21 0 0,-1 1 1 0 0,1-1 0 0 0,0 1 0 0 0,1-1 0 0 0,0 0-1 0 0,0 1 1 0 0,1-1 0 0 0,0 0 0 0 0,7 13 0 0 0,-6-16-13 0 0,0 0 1 0 0,0-1 0 0 0,1 1-1 0 0,-1-1 1 0 0,1 0 0 0 0,0 0-1 0 0,0 0 1 0 0,1-1 0 0 0,-1 1-1 0 0,1-1 1 0 0,0 0 0 0 0,-1-1-1 0 0,1 0 1 0 0,1 0 0 0 0,-1 0-1 0 0,0-1 1 0 0,0 1 0 0 0,0-2-1 0 0,1 1 1 0 0,-1-1 0 0 0,1 1-1 0 0,-1-2 1 0 0,0 1 0 0 0,1-1-1 0 0,-1 0 1 0 0,0 0 0 0 0,0-1-1 0 0,0 0 1 0 0,0 0 0 0 0,10-5-1 0 0,-2 0 98 0 0,0 0-1 0 0,20-6 0 0 0,-7 2 81 0 0,-18 6-95 0 0</inkml:trace>
+  <inkml:trace contextRef="#ctx0" brushRef="#br0" timeOffset="694.86">413 783 4512 0 0,'0'0'1112'0'0,"22"-11"-752"0"0,-14 3-231 0 0,0-1-1 0 0,0 0 1 0 0,-1 0 0 0 0,11-18 0 0 0,-11 17-64 0 0,-1 1 1 0 0,1-1-1 0 0,1 1 0 0 0,12-12 0 0 0,-12 16 15 0 0,-6 8 23 0 0,-7 13 55 0 0,2-6-167 0 0,2-3 21 0 0,-4 10 43 0 0,0 1 1 0 0,2 0-1 0 0,-3 29 1 0 0,6-37-13 0 0,0-8-32 0 0,-1 0 1 0 0,1-1-1 0 0,0 1 0 0 0,0 0 1 0 0,0-1-1 0 0,0 1 1 0 0,0 0-1 0 0,0-1 0 0 0,0 1 1 0 0,0 0-1 0 0,1-1 0 0 0,-1 1 1 0 0,1 0-1 0 0,-1-1 1 0 0,1 1-1 0 0,0-1 0 0 0,0 1 1 0 0,-1-1-1 0 0,1 1 1 0 0,0-1-1 0 0,0 0 0 0 0,0 0 1 0 0,1 1-1 0 0,-1-1 1 0 0,0 0-1 0 0,2 1 0 0 0,0 0 15 0 0</inkml:trace>
+  <inkml:trace contextRef="#ctx0" brushRef="#br0" timeOffset="1337.86">625 721 3000 0 0,'0'0'119'0'0,"27"-17"369"0"0,-2 7-137 0 0,-22 8-294 0 0,1 0 0 0 0,-1 0 1 0 0,1 1-1 0 0,0 0 0 0 0,-1 0 0 0 0,1 0 1 0 0,0 0-1 0 0,6 0 0 0 0,-9 1-45 0 0,0 0 1 0 0,1 0-1 0 0,-1 0 0 0 0,0 0 0 0 0,0 0 1 0 0,0 0-1 0 0,0 0 0 0 0,0 1 0 0 0,0-1 1 0 0,0 0-1 0 0,0 1 0 0 0,0-1 0 0 0,0 1 1 0 0,0-1-1 0 0,0 1 0 0 0,0-1 0 0 0,0 1 0 0 0,0 0 1 0 0,0-1-1 0 0,0 1 0 0 0,-1 0 0 0 0,1 0 1 0 0,0 0-1 0 0,-1 0 0 0 0,1 0 0 0 0,0 0 1 0 0,-1-1-1 0 0,1 1 0 0 0,-1 1 0 0 0,0-1 1 0 0,1 0-1 0 0,-1 0 0 0 0,0 0 0 0 0,1 0 1 0 0,-1 0-1 0 0,0 0 0 0 0,0 0 0 0 0,0 2 1 0 0,0 3 4 0 0,1 0 1 0 0,-1 0-1 0 0,-1 0 1 0 0,1 0-1 0 0,-1 0 1 0 0,0 0-1 0 0,0-1 1 0 0,-1 1-1 0 0,0 0 1 0 0,0 0-1 0 0,0-1 1 0 0,-1 1-1 0 0,-5 9 1 0 0,5-11 8 0 0,0 0 0 0 0,0 0 0 0 0,0-1 0 0 0,0 1 1 0 0,0-1-1 0 0,-1 1 0 0 0,0-1 0 0 0,0 0 1 0 0,0-1-1 0 0,0 1 0 0 0,0-1 0 0 0,0 1 1 0 0,-1-1-1 0 0,1 0 0 0 0,-1-1 0 0 0,1 1 1 0 0,-10 1-1 0 0,13-3-6 0 0,-1 0 0 0 0,1 0 0 0 0,-1 0-1 0 0,0 0 1 0 0,1 0 0 0 0,-1 0 0 0 0,0 0 0 0 0,1-1 0 0 0,-1 1 0 0 0,1 0 0 0 0,-1-1 0 0 0,1 0 0 0 0,-1 1 0 0 0,1-1 0 0 0,-1 0-1 0 0,1 0 1 0 0,0 1 0 0 0,-1-1 0 0 0,1 0 0 0 0,0 0 0 0 0,0-1 0 0 0,0 1 0 0 0,-1 0 0 0 0,1 0 0 0 0,0-1 0 0 0,1 1 0 0 0,-1 0-1 0 0,0-1 1 0 0,0 1 0 0 0,1-1 0 0 0,-2-2 0 0 0,2 4-8 0 0,0-1-1 0 0,1 1 1 0 0,-1 0-1 0 0,0-1 1 0 0,0 1-1 0 0,1 0 0 0 0,-1 0 1 0 0,0-1-1 0 0,1 1 1 0 0,-1 0-1 0 0,0 0 1 0 0,1 0-1 0 0,-1-1 1 0 0,0 1-1 0 0,1 0 1 0 0,-1 0-1 0 0,1 0 1 0 0,-1 0-1 0 0,0 0 1 0 0,1 0-1 0 0,-1 0 1 0 0,0 0-1 0 0,1 0 1 0 0,-1 0-1 0 0,1 0 1 0 0,-1 0-1 0 0,0 0 0 0 0,1 0 1 0 0,-1 0-1 0 0,1 0 1 0 0,-1 0-1 0 0,15 1 5 0 0,-11 1-17 0 0,1 0 1 0 0,-1 0-1 0 0,1 0 0 0 0,-1 1 1 0 0,7 5-1 0 0,-7-5 9 0 0,0-1-1 0 0,0 1 1 0 0,0 0-1 0 0,0-1 1 0 0,1 0 0 0 0,6 2-1 0 0,69 19 245 0 0,-70-19-209 0 0</inkml:trace>
+  <inkml:trace contextRef="#ctx0" brushRef="#br0" timeOffset="3181.45">944 348 3112 0 0,'3'26'134'0'0,"-2"0"-1"0"0,-1 1 1 0 0,-6 51-1 0 0,1-28 13 0 0,5-42-39 0 0,-2 14 332 0 0,2 34 0 0 0,1-51-264 0 0,0-5-119 0 0</inkml:trace>
+  <inkml:trace contextRef="#ctx0" brushRef="#br0" timeOffset="3500.07">1150 307 4688 0 0,'3'12'7'0'0,"-1"-1"1"0"0,-1 1-1 0 0,0-1 0 0 0,-1 1 1 0 0,0 0-1 0 0,0-1 1 0 0,-1 1-1 0 0,-4 16 0 0 0,-2 34 30 0 0,-5 79 445 0 0,12-141-443 0 0</inkml:trace>
+  <inkml:trace contextRef="#ctx0" brushRef="#br0" timeOffset="3776.79">946 550 4008 0 0,'7'2'49'0'0,"0"1"1"0"0,1-1-1 0 0,-1-1 0 0 0,1 0 1 0 0,0 0-1 0 0,-1 0 1 0 0,1-1-1 0 0,0 0 0 0 0,0 0 1 0 0,8-2-1 0 0,26 1 161 0 0,46-4 205 0 0,-79 5-367 0 0</inkml:trace>
+  <inkml:trace contextRef="#ctx0" brushRef="#br0" timeOffset="4453.74">1231 671 3616 0 0,'0'0'71'0'0,"13"-15"210"0"0,-9 14-240 0 0,-1 0 1 0 0,0 1-1 0 0,0-1 1 0 0,0 1 0 0 0,0 0-1 0 0,0 0 1 0 0,1 0-1 0 0,-1 1 1 0 0,0-1-1 0 0,0 1 1 0 0,6 1-1 0 0,-7-1-20 0 0,-1 0 0 0 0,1 0-1 0 0,0 0 1 0 0,0 0 0 0 0,-1 1 0 0 0,1-1-1 0 0,-1 0 1 0 0,1 1 0 0 0,-1-1 0 0 0,0 1-1 0 0,1 0 1 0 0,-1-1 0 0 0,0 1 0 0 0,0 0-1 0 0,0 0 1 0 0,-1-1 0 0 0,1 1 0 0 0,0 0-1 0 0,0 4 1 0 0,1-2 13 0 0,-1 0 1 0 0,-1 0-1 0 0,1 0 0 0 0,0 0 0 0 0,-1 0 0 0 0,0 0 1 0 0,0 0-1 0 0,0 0 0 0 0,0 0 0 0 0,-1 0 0 0 0,0 0 1 0 0,0 0-1 0 0,0 0 0 0 0,0-1 0 0 0,0 1 0 0 0,-1 0 1 0 0,0 0-1 0 0,1-1 0 0 0,-2 1 0 0 0,1-1 0 0 0,0 0 1 0 0,-1 1-1 0 0,1-1 0 0 0,-1 0 0 0 0,0-1 0 0 0,0 1 1 0 0,0 0-1 0 0,0-1 0 0 0,0 0 0 0 0,-1 1 0 0 0,1-1 0 0 0,-1-1 1 0 0,0 1-1 0 0,1 0 0 0 0,-1-1 0 0 0,-5 1 0 0 0,7-1 0 0 0,-1 0 0 0 0,0-1 0 0 0,1 0 0 0 0,-1 0 0 0 0,0 1 0 0 0,1-2 0 0 0,-1 1 0 0 0,0 0 0 0 0,1 0 0 0 0,-6-2 0 0 0,7 1-12 0 0,0 1 0 0 0,0-1 0 0 0,0 1 0 0 0,0-1 0 0 0,0 1 0 0 0,0-1 0 0 0,0 0 0 0 0,1 0 0 0 0,-1 1 0 0 0,0-1 0 0 0,0 0-1 0 0,1 0 1 0 0,-1 0 0 0 0,0 0 0 0 0,1 0 0 0 0,-1 0 0 0 0,1 0 0 0 0,-1 0 0 0 0,1 0 0 0 0,0 0 0 0 0,-1 0 0 0 0,1 0 0 0 0,0 0 0 0 0,0 0 0 0 0,-1 0 0 0 0,1 0 0 0 0,0-3-1 0 0,1 4-13 0 0,-1 0-1 0 0,0-1 0 0 0,0 1 1 0 0,0 0-1 0 0,0 0 0 0 0,0-1 0 0 0,1 1 1 0 0,-1 0-1 0 0,0 0 0 0 0,0-1 0 0 0,0 1 1 0 0,1 0-1 0 0,-1 0 0 0 0,0 0 0 0 0,0-1 1 0 0,1 1-1 0 0,-1 0 0 0 0,0 0 0 0 0,1 0 1 0 0,-1 0-1 0 0,0 0 0 0 0,0 0 1 0 0,1 0-1 0 0,-1 0 0 0 0,0-1 0 0 0,1 1 1 0 0,-1 0-1 0 0,0 0 0 0 0,1 0 0 0 0,-1 0 1 0 0,0 1-1 0 0,0-1 0 0 0,1 0 0 0 0,-1 0 1 0 0,0 0-1 0 0,1 0 0 0 0,-1 0 0 0 0,1 0 1 0 0,14 5 43 0 0,-12-5-24 0 0,11 6 30 0 0,-1 0-1 0 0,23 12 1 0 0,-26-12-28 0 0,-1-1 0 0 0,1 0-1 0 0,0 0 1 0 0,0-1 0 0 0,0-1-1 0 0,0 0 1 0 0,15 3 0 0 0,-20-5-21 0 0</inkml:trace>
+  <inkml:trace contextRef="#ctx0" brushRef="#br0" timeOffset="4857.74">1501 704 3616 0 0,'-2'1'27'0'0,"1"-1"-18"0"0,0 0 0 0 0,0 0 0 0 0,0 0 1 0 0,0 0-1 0 0,0 0 0 0 0,0 1 1 0 0,0-1-1 0 0,0 0 0 0 0,0 1 0 0 0,0-1 1 0 0,0 0-1 0 0,0 1 0 0 0,1-1 1 0 0,-1 1-1 0 0,0 0 0 0 0,0-1 0 0 0,0 1 1 0 0,1 0-1 0 0,-1-1 0 0 0,0 1 1 0 0,1 0-1 0 0,-1 0 0 0 0,1 0 0 0 0,-1-1 1 0 0,1 1-1 0 0,-1 2 0 0 0,1-2 12 0 0,0 1 0 0 0,0-1 0 0 0,0 1 0 0 0,0-1 0 0 0,0 1-1 0 0,1-1 1 0 0,-1 1 0 0 0,0-1 0 0 0,1 0 0 0 0,0 1 0 0 0,-1-1 0 0 0,1 0-1 0 0,0 1 1 0 0,-1-1 0 0 0,1 0 0 0 0,0 0 0 0 0,0 0 0 0 0,0 0 0 0 0,2 2 0 0 0,5 4 117 0 0,0 0 1 0 0,1 0 0 0 0,0-1-1 0 0,18 10 1 0 0,19 14 375 0 0,-46-30-498 0 0,1 1 0 0 0,-1-1-1 0 0,1 0 1 0 0,-1 1-1 0 0,1-1 1 0 0,-1 0-1 0 0,1 1 1 0 0,-1-1 0 0 0,1 1-1 0 0,-1-1 1 0 0,0 1-1 0 0,1-1 1 0 0,-1 1-1 0 0,0-1 1 0 0,0 1-1 0 0,1-1 1 0 0,-1 1 0 0 0,0 0-1 0 0,0-1 1 0 0,0 1-1 0 0,0-1 1 0 0,1 1-1 0 0,-1 0 1 0 0,0-1 0 0 0,0 1-1 0 0,0-1 1 0 0,0 1-1 0 0,-1 0 1 0 0,1-1-1 0 0,0 1 1 0 0,-1 1 6 0 0,0-1-1 0 0,1 0 1 0 0,-1 0 0 0 0,0 0-1 0 0,0-1 1 0 0,0 1 0 0 0,0 0-1 0 0,0 0 1 0 0,0 0 0 0 0,0-1-1 0 0,-1 1 1 0 0,1-1 0 0 0,-2 1-1 0 0,-44 12 450 0 0,43-12-385 0 0,0-1-25 0 0,-1 0-1 0 0,0 0 1 0 0,1-1 0 0 0,-1 1-1 0 0,0-1 1 0 0,1 0 0 0 0,-1 0-1 0 0,1 0 1 0 0,-1-1 0 0 0,1 0-1 0 0,0 0 1 0 0,0 0 0 0 0,0 0-1 0 0,0-1 1 0 0,-7-4 0 0 0,7 1 11 0 0</inkml:trace>
+  <inkml:trace contextRef="#ctx0" brushRef="#br0" timeOffset="5061.04">1510 689 7752 0 0,'21'-2'30'0'0,"33"1"-1"0"0,-37 1-18 0 0,10-1 49 0 0,19 1 34 0 0,-40 1-78 0 0</inkml:trace>
+  <inkml:trace contextRef="#ctx0" brushRef="#br0" timeOffset="6305.09">1884 574 2000 0 0,'33'-1'849'0'0,"-24"5"-682"0"0,0 0 1 0 0,-1 0-1 0 0,0 1 0 0 0,1 0 0 0 0,11 10 0 0 0,-11-9-41 0 0,-1 1-1 0 0,1-2 1 0 0,0 1-1 0 0,12 4 1 0 0,64 19 283 0 0,-71-26-354 0 0</inkml:trace>
+  <inkml:trace contextRef="#ctx0" brushRef="#br0" timeOffset="7015.89">2438 758 3208 0 0,'0'0'56'0'0,"-1"-2"-41"0"0,0 1-8 0 0,1 0 0 0 0,-1 0 0 0 0,1 0 0 0 0,-1 0 0 0 0,1 0 0 0 0,-1 0 0 0 0,0 0 0 0 0,1 0 0 0 0,-1 0 0 0 0,0 0 0 0 0,0 0 0 0 0,0 1 0 0 0,1-1 0 0 0,-1 0 0 0 0,0 1 0 0 0,0-1 0 0 0,0 0 0 0 0,0 1 0 0 0,0 0 0 0 0,-1-1 0 0 0,1 1 0 0 0,0-1 0 0 0,0 1 0 0 0,0 0 0 0 0,0 0 0 0 0,0 0 0 0 0,0 0 0 0 0,-1 0 0 0 0,1 0 0 0 0,0 0 0 0 0,0 0 0 0 0,0 0 0 0 0,0 0 0 0 0,0 1 0 0 0,0-1 0 0 0,-1 0 0 0 0,1 1 0 0 0,0-1 0 0 0,0 1 0 0 0,0-1 0 0 0,0 1 0 0 0,0-1 0 0 0,-1 2 0 0 0,-10 5 40 0 0,-19 13 92 0 0,30-19-131 0 0,0 0 0 0 0,0 0 0 0 0,0 0 0 0 0,0 0 0 0 0,0 0 0 0 0,0 0 0 0 0,0 0 0 0 0,1 0 0 0 0,-1 0 0 0 0,0 1 0 0 0,1-1 1 0 0,-1 0-1 0 0,1 0 0 0 0,-1 1 0 0 0,1-1 0 0 0,0 0 0 0 0,0 1 0 0 0,-1-1 0 0 0,1 0 0 0 0,0 1 0 0 0,0-1 0 0 0,0 0 0 0 0,1 2 1 0 0,-1-1 0 0 0,1 0-1 0 0,1-1 1 0 0,-1 1 0 0 0,0 0 0 0 0,0-1 0 0 0,1 1 0 0 0,-1-1 0 0 0,0 0 0 0 0,1 1 0 0 0,0-1 0 0 0,-1 0 0 0 0,1 0 0 0 0,0 0 0 0 0,-1 0 0 0 0,4 1 0 0 0,28 10 104 0 0,-26-10-78 0 0,42 13 182 0 0,-47-15-201 0 0,0 1 1 0 0,0 0 0 0 0,0-1-1 0 0,-1 1 1 0 0,1 0 0 0 0,0 0-1 0 0,0 0 1 0 0,-1 1 0 0 0,1-1 0 0 0,-1 0-1 0 0,1 1 1 0 0,-1-1 0 0 0,1 1-1 0 0,-1-1 1 0 0,0 1 0 0 0,0 0-1 0 0,0 0 1 0 0,0-1 0 0 0,0 1-1 0 0,1 3 1 0 0,-2-3 4 0 0,0-1 0 0 0,0 1 0 0 0,-1 0 0 0 0,1-1 0 0 0,0 1 0 0 0,-1-1 0 0 0,1 1 0 0 0,-1 0 0 0 0,0-1-1 0 0,0 1 1 0 0,1-1 0 0 0,-1 1 0 0 0,0-1 0 0 0,0 0 0 0 0,0 1 0 0 0,0-1 0 0 0,-1 0 0 0 0,1 0 0 0 0,0 0 0 0 0,-1 0 0 0 0,1 0 0 0 0,0 0-1 0 0,-1 0 1 0 0,1 0 0 0 0,-1 0 0 0 0,-2 0 0 0 0,-3 3 78 0 0,-1-1 0 0 0,0 0-1 0 0,-14 3 1 0 0,17-5-52 0 0,0 0-1 0 0,0 0 1 0 0,0-1 0 0 0,0 0-1 0 0,1 0 1 0 0,-1 0-1 0 0,0 0 1 0 0,0-1-1 0 0,0 0 1 0 0,1 0 0 0 0,-1 0-1 0 0,0-1 1 0 0,1 0-1 0 0,-1 0 1 0 0,1 0 0 0 0,-6-3-1 0 0,8 1 25 0 0,0 0 1 0 0</inkml:trace>
+  <inkml:trace contextRef="#ctx0" brushRef="#br0" timeOffset="7865.82">2602 759 3912 0 0,'0'0'393'0'0,"3"-2"-330"0"0,5-7 52 0 0,1 1 0 0 0,0 0 0 0 0,1 0 0 0 0,0 1 0 0 0,0 1 0 0 0,12-6 0 0 0,72-28 514 0 0,-7 3-111 0 0,-79 33-418 0 0,0 1 0 0 0,1-1 0 0 0,15-2 0 0 0,-14 4-36 0 0</inkml:trace>
+  <inkml:trace contextRef="#ctx0" brushRef="#br0" timeOffset="8322.8">2955 584 4216 0 0,'3'2'47'0'0,"14"11"102"0"0,2-2 0 0 0,0 0 0 0 0,0-1 0 0 0,1-1 0 0 0,26 9 0 0 0,-4-2 190 0 0,-22-8-172 0 0,-11-5-86 0 0,0 1-1 0 0,1-1 1 0 0,-2 2 0 0 0,1-1 0 0 0,0 1 0 0 0,-1 1 0 0 0,0-1 0 0 0,10 10-1 0 0,-8-4-37 0 0,0-3 4 0 0</inkml:trace>
+  <inkml:trace contextRef="#ctx0" brushRef="#br0" timeOffset="9245.66">3479 723 2208 0 0,'-34'7'347'0'0,"33"-7"-328"0"0,0 1 1 0 0,0 0 0 0 0,0 0-1 0 0,0-1 1 0 0,0 1 0 0 0,0 0 0 0 0,0 0-1 0 0,0 0 1 0 0,0 0 0 0 0,0 0-1 0 0,0 1 1 0 0,1-1 0 0 0,-1 0-1 0 0,0 0 1 0 0,1 0 0 0 0,-1 1 0 0 0,1-1-1 0 0,0 0 1 0 0,-1 1 0 0 0,1-1-1 0 0,0 0 1 0 0,0 1 0 0 0,0-1 0 0 0,0 0-1 0 0,0 1 1 0 0,0 1 0 0 0,0-1 16 0 0,0 0 0 0 0,0 1 1 0 0,0-1-1 0 0,1 0 0 0 0,-1 0 1 0 0,1 1-1 0 0,-1-1 0 0 0,1 0 1 0 0,0 0-1 0 0,0 0 0 0 0,0 0 1 0 0,0 0-1 0 0,0 0 1 0 0,3 3-1 0 0,3 1 46 0 0,1 0 0 0 0,0-1-1 0 0,0 0 1 0 0,0-1 0 0 0,13 6 0 0 0,-13-7-13 0 0,0 1-1 0 0,-1-1 1 0 0,0 2 0 0 0,1-1-1 0 0,-1 1 1 0 0,11 10 0 0 0,-17-15-53 0 0,-1 1-1 0 0,1 0 1 0 0,0-1 0 0 0,0 1-1 0 0,-1 0 1 0 0,1 0 0 0 0,-1-1-1 0 0,1 1 1 0 0,0 0 0 0 0,-1 0-1 0 0,0 0 1 0 0,1 0 0 0 0,-1 0-1 0 0,1 0 1 0 0,-1 0 0 0 0,0 0-1 0 0,0 0 1 0 0,0 0-1 0 0,1 0 1 0 0,-1-1 0 0 0,0 1-1 0 0,0 0 1 0 0,0 0 0 0 0,-1 0-1 0 0,1 0 1 0 0,0 0 0 0 0,0 0-1 0 0,0 0 1 0 0,-1 0 0 0 0,1 0-1 0 0,-1 0 1 0 0,1 0 0 0 0,0 0-1 0 0,-1 0 1 0 0,0 0 0 0 0,1-1-1 0 0,-1 1 1 0 0,1 0 0 0 0,-1 0-1 0 0,0-1 1 0 0,0 1 0 0 0,1 0-1 0 0,-1-1 1 0 0,0 1 0 0 0,0-1-1 0 0,0 1 1 0 0,0-1 0 0 0,1 1-1 0 0,-3-1 1 0 0,-2 3 50 0 0,0-1-1 0 0,0 0 1 0 0,0-1-1 0 0,0 1 1 0 0,-1-1 0 0 0,1 0-1 0 0,-10 0 1 0 0,-2-2 112 0 0,0-2 0 0 0,0 0 0 0 0,0-1 1 0 0,1 0-1 0 0,0-1 0 0 0,-21-10 0 0 0,34 13-129 0 0,-6-2 31 0 0</inkml:trace>
+  <inkml:trace contextRef="#ctx0" brushRef="#br0" timeOffset="9782.69">2893 321 4216 0 0,'0'3'120'0'0,"2"23"287"0"0,-1 1 1 0 0,-4 38-1 0 0,0 6 33 0 0,3-69-430 0 0</inkml:trace>
+  <inkml:trace contextRef="#ctx0" brushRef="#br0" timeOffset="10002.43">2981 330 3912 0 0,'0'24'95'0'0,"-13"71"290"0"0,15-66-24 0 0,-2-28-322 0 0</inkml:trace>
+  <inkml:trace contextRef="#ctx0" brushRef="#br0" timeOffset="10862.63">2837 0 2104 0 0,'-17'11'77'0'0,"13"-6"-40"0"0,1 0-1 0 0,-1 1 0 0 0,1 0 0 0 0,0 0 1 0 0,1 0-1 0 0,0 0 0 0 0,-3 13 0 0 0,4-16-10 0 0,1 1 0 0 0,0 0 0 0 0,0 0 0 0 0,0 0-1 0 0,0 0 1 0 0,1 0 0 0 0,0 0 0 0 0,0 0 0 0 0,0 0-1 0 0,0-1 1 0 0,0 1 0 0 0,1 0 0 0 0,0-1 0 0 0,3 7 0 0 0,-3-7-4 0 0,1 0 1 0 0,-1 0-1 0 0,1 0 1 0 0,-1-1-1 0 0,1 1 1 0 0,0-1-1 0 0,0 1 1 0 0,0-1 0 0 0,1 0-1 0 0,-1 0 1 0 0,0 0-1 0 0,1 0 1 0 0,-1-1-1 0 0,1 0 1 0 0,0 1-1 0 0,-1-1 1 0 0,1-1 0 0 0,0 1-1 0 0,0 0 1 0 0,4-1-1 0 0,-5 0-1 0 0,0 0-1 0 0,0 0 1 0 0,1 0-1 0 0,-1 0 1 0 0,0-1-1 0 0,0 1 0 0 0,0-1 1 0 0,0 0-1 0 0,0 0 1 0 0,0 0-1 0 0,0-1 1 0 0,0 1-1 0 0,0-1 1 0 0,0 1-1 0 0,0-1 1 0 0,-1 0-1 0 0,1 0 1 0 0,-1 0-1 0 0,0 0 1 0 0,1-1-1 0 0,-1 1 0 0 0,0-1 1 0 0,0 1-1 0 0,2-5 1 0 0,-3 4-1 0 0,0 1 0 0 0,0-1 1 0 0,0 0-1 0 0,0 1 0 0 0,-1-1 1 0 0,1 0-1 0 0,-1 0 0 0 0,0 1 0 0 0,0-1 1 0 0,0 0-1 0 0,0 0 0 0 0,0 0 1 0 0,-1 1-1 0 0,1-1 0 0 0,-1 0 0 0 0,0 1 1 0 0,0-1-1 0 0,0 0 0 0 0,0 1 1 0 0,0-1-1 0 0,0 1 0 0 0,-1 0 1 0 0,1-1-1 0 0,-1 1 0 0 0,0 0 0 0 0,0 0 1 0 0,-2-2-1 0 0,1 1 14 0 0,1 0 0 0 0,-1 0 0 0 0,0 1 0 0 0,0-1 0 0 0,-1 1 0 0 0,1 0 0 0 0,0 0 0 0 0,-1 0 0 0 0,0 1 0 0 0,1-1 0 0 0,-1 1 0 0 0,0 0 0 0 0,1 0 0 0 0,-1 0 0 0 0,0 0 0 0 0,0 1 0 0 0,0 0 0 0 0,-7 0 1 0 0,6 0 2 0 0,0 1 1 0 0,1 0-1 0 0,-1 0 1 0 0,0 0-1 0 0,1 0 1 0 0,-1 1-1 0 0,1 0 1 0 0,-1 0-1 0 0,1 0 1 0 0,0 0-1 0 0,0 1 1 0 0,0 0-1 0 0,0 0 1 0 0,0 0-1 0 0,0 0 1 0 0,1 0 0 0 0,0 1-1 0 0,0 0 1 0 0,0-1-1 0 0,0 1 1 0 0,0 1-1 0 0,1-1 1 0 0,0 0-1 0 0,-1 0 1 0 0,2 1-1 0 0,-3 5 1 0 0,3-1 34 0 0</inkml:trace>
+  <inkml:trace contextRef="#ctx0" brushRef="#br0" timeOffset="12711.83">3702 778 1400 0 0,'0'0'149'0'0,"27"-9"437"0"0,-15 3-419 0 0,0 0 1 0 0,0 0 0 0 0,0-1 0 0 0,21-17 0 0 0,-17 12 192 0 0,26-15 1 0 0,182-79 1433 0 0,-211 101-1589 0 0,1 0 1 0 0,22-5-1 0 0,-26 6-30 0 0,-6 4-79 0 0</inkml:trace>
+  <inkml:trace contextRef="#ctx0" brushRef="#br0" timeOffset="13128.55">4166 554 3912 0 0,'0'0'43'0'0,"2"2"9"0"0,59 30 285 0 0,92 64 446 0 0,-40-38-503 0 0,-103-53-242 0 0,1 0 0 0 0,0-1 0 0 0,1 0 1 0 0,19 4-1 0 0,24 7 60 0 0,-45-10-74 0 0</inkml:trace>
+  <inkml:trace contextRef="#ctx0" brushRef="#br0" timeOffset="14162.31">4643 782 3112 0 0,'0'0'105'0'0,"18"-19"-2"0"0,3 0-53 0 0,0 1 0 0 0,36-25 0 0 0,-18 15 39 0 0,6-2 8 0 0,1 3 0 0 0,52-24 1 0 0,-84 44-68 0 0,4 0 36 0 0,-18 6-45 0 0</inkml:trace>
+  <inkml:trace contextRef="#ctx0" brushRef="#br0" timeOffset="14569.17">5003 520 2504 0 0,'0'0'16'0'0,"21"10"57"0"0,9 9 24 0 0,1-2-1 0 0,0-1 0 0 0,34 12 1 0 0,-23-11 136 0 0,-2 2 0 0 0,70 42 1 0 0,-103-56-179 0 0,0 1 0 0 0,-1-1 1 0 0,10 10-1 0 0,-11-9-1 0 0,1 0 0 0 0,0-1 0 0 0,0 0 1 0 0,12 8-1 0 0,-10-10 47 0 0</inkml:trace>
+  <inkml:trace contextRef="#ctx0" brushRef="#br0" timeOffset="15516.24">5497 753 3504 0 0,'7'-5'35'0'0,"10"-6"41"0"0,0 1 1 0 0,26-12-1 0 0,-12 7 111 0 0,-1-1 1 0 0,0-1-1 0 0,33-27 1 0 0,-30 21 14 0 0,3 3-26 0 0,-29 16-120 0 0</inkml:trace>
+  <inkml:trace contextRef="#ctx0" brushRef="#br0" timeOffset="16099.66">6000 381 2608 0 0,'-2'1'8'0'0,"-4"3"5"0"0,0-1 1 0 0,1 1-1 0 0,0 1 1 0 0,0-1-1 0 0,0 0 1 0 0,1 1-1 0 0,-1 0 1 0 0,1 0-1 0 0,0 1 1 0 0,1-1-1 0 0,-1 1 1 0 0,1 0-1 0 0,0 0 1 0 0,0 0-1 0 0,1 0 1 0 0,0 0-1 0 0,0 0 1 0 0,1 1-1 0 0,-1-1 1 0 0,1 1-1 0 0,1-1 1 0 0,-1 1-1 0 0,1-1 1 0 0,1 12-1 0 0,-1-15 16 0 0,0-1 0 0 0,0 1 0 0 0,1 0 0 0 0,-1 0-1 0 0,1 0 1 0 0,0 0 0 0 0,0-1 0 0 0,0 1 0 0 0,0 0 0 0 0,0-1-1 0 0,0 1 1 0 0,1-1 0 0 0,0 1 0 0 0,-1-1 0 0 0,1 0 0 0 0,0 0 0 0 0,0 1-1 0 0,0-1 1 0 0,0 0 0 0 0,0-1 0 0 0,1 1 0 0 0,-1 0 0 0 0,0-1-1 0 0,1 1 1 0 0,0-1 0 0 0,-1 0 0 0 0,1 0 0 0 0,0 0 0 0 0,-1 0-1 0 0,1 0 1 0 0,0-1 0 0 0,0 1 0 0 0,0-1 0 0 0,0 0 0 0 0,0 0 0 0 0,-1 0-1 0 0,7 0 1 0 0,-7-1-15 0 0,10 1 84 0 0,-1-2 1 0 0,1 1-1 0 0,-1-2 1 0 0,0 1 0 0 0,12-5-1 0 0,-21 6-69 0 0,1 0 0 0 0,-1 0 0 0 0,0 0 0 0 0,0 0 0 0 0,0-1 0 0 0,0 1 0 0 0,0-1 0 0 0,0 1 0 0 0,0-1 0 0 0,0 1 0 0 0,0-1 0 0 0,-1 0 0 0 0,1 0 0 0 0,-1 0 0 0 0,1 0 0 0 0,-1 0 0 0 0,0 0 0 0 0,0-1 0 0 0,0 1 0 0 0,0 0 0 0 0,0-1 0 0 0,-1 1 0 0 0,1 0 0 0 0,-1-1 0 0 0,1 1 0 0 0,-1-1 0 0 0,0 1 0 0 0,0-1 0 0 0,0 1 0 0 0,0 0 0 0 0,-1-4 0 0 0,0-3 49 0 0,-1 0-1 0 0,0 0 0 0 0,0 0 1 0 0,-1 1-1 0 0,-7-17 0 0 0,8 22-44 0 0,1-1-1 0 0,-1 1 1 0 0,-1 0-1 0 0,1 0 1 0 0,0 0-1 0 0,-1 1 1 0 0,1-1-1 0 0,-1 1 1 0 0,0-1 0 0 0,0 1-1 0 0,0 0 1 0 0,0 0-1 0 0,0 0 1 0 0,-1 0-1 0 0,1 1 1 0 0,-1-1-1 0 0,-5-1 1 0 0,6 2-3 0 0,0 1 0 0 0,0-1 1 0 0,0 1-1 0 0,0-1 0 0 0,0 1 0 0 0,0 0 0 0 0,0 0 1 0 0,-1 1-1 0 0,1-1 0 0 0,0 0 0 0 0,0 1 1 0 0,0 0-1 0 0,0 0 0 0 0,0 0 0 0 0,0 0 1 0 0,1 0-1 0 0,-1 1 0 0 0,0-1 0 0 0,1 1 1 0 0,-1 0-1 0 0,1-1 0 0 0,-1 1 0 0 0,1 1 1 0 0,0-1-1 0 0,-1 0 0 0 0,-2 4 0 0 0,3-3-7 0 0,0 1 0 0 0,1-1 0 0 0,-1 0 0 0 0,1 0 0 0 0,-1 1 0 0 0,1-1 0 0 0,0 1 0 0 0,0 0 0 0 0,1-1 0 0 0,-1 1 0 0 0,1-1 0 0 0,-1 1 0 0 0,1 0 0 0 0,0-1 0 0 0,1 1 0 0 0,-1 0 0 0 0,1-1 0 0 0,-1 1 0 0 0,1 0 0 0 0,0-1 0 0 0,0 1 0 0 0,3 3 0 0 0,-3-4-11 0 0,1 0 0 0 0,0 0 0 0 0,0-1 0 0 0,0 1 1 0 0,0-1-1 0 0,1 1 0 0 0,2 2 0 0 0,-4-5-12 0 0,6 6 22 0 0</inkml:trace>
+  <inkml:trace contextRef="#ctx0" brushRef="#br0" timeOffset="16341.64">6252 370 4008 0 0,'-8'38'277'0'0,"1"1"-1"0"0,3 0 1 0 0,-1 43 0 0 0,5-79-225 0 0,0 1 1 0 0,-1-1 0 0 0,1 1 0 0 0,1-1 0 0 0,-1 1 0 0 0,0 0-1 0 0,1-1 1 0 0,0 1 0 0 0,0-1 0 0 0,0 0 0 0 0,0 1 0 0 0,0-1 0 0 0,3 5-1 0 0,-2-6 6 0 0</inkml:trace>
+  <inkml:trace contextRef="#ctx0" brushRef="#br0" timeOffset="16614.08">6389 384 3312 0 0,'-13'50'173'0'0,"8"-35"-71"0"0,1 0 0 0 0,0 0 0 0 0,-1 17 0 0 0,3-6 186 0 0,0-14-111 0 0,1 0-1 0 0,1 0 1 0 0,2 24 0 0 0,-2-31-121 0 0</inkml:trace>
+  <inkml:trace contextRef="#ctx0" brushRef="#br0" timeOffset="16772.54">6251 564 3312 0 0,'0'0'0'0'0,"20"3"24"0"0,-8 1 0 0 0,0-1 8 0 0,-2-3-8 0 0,3 3-8 0 0,-4-3 16 0 0,2 3-16 0 0,-2-3 8 0 0,0 0 40 0 0,-1 0 0 0 0,1 2 0 0 0</inkml:trace>
+  <inkml:trace contextRef="#ctx0" brushRef="#br0" timeOffset="17284.47">5406 811 4376 0 0,'1'3'2'0'0,"1"-1"-1"0"0,-1 1 1 0 0,0 0 0 0 0,0 0-1 0 0,0 0 1 0 0,0 0 0 0 0,-1 0 0 0 0,1 0-1 0 0,-1 0 1 0 0,1 0 0 0 0,-1 1-1 0 0,0-1 1 0 0,-1 4 0 0 0,-10 42 48 0 0,8-40-41 0 0,1 0 0 0 0,0 0 0 0 0,0 0 1 0 0,0 11-1 0 0,2-15 16 0 0,-1-4-9 0 0,1 1-1 0 0,0-1 0 0 0,0 1 1 0 0,1 0-1 0 0,-1-1 0 0 0,0 1 0 0 0,0-1 1 0 0,1 1-1 0 0,-1-1 0 0 0,1 1 0 0 0,-1-1 1 0 0,2 3-1 0 0,-1-3 41 0 0</inkml:trace>
+  <inkml:trace contextRef="#ctx0" brushRef="#br0" timeOffset="17507.74">5505 830 3408 0 0,'-1'21'127'0'0,"-13"85"698"0"0,13-97-713 0 0,0 0 0 0 0,0 0 0 0 0,1 15 0 0 0,1-20-56 0 0</inkml:trace>
+  <inkml:trace contextRef="#ctx0" brushRef="#br0" timeOffset="18246.46">5352 1125 3504 0 0,'-4'10'33'0'0,"0"0"1"0"0,1 0 0 0 0,0 0-1 0 0,-2 12 1 0 0,5-17-1 0 0,-1 0-1 0 0,1-1 1 0 0,0 1 0 0 0,0 0-1 0 0,0-1 1 0 0,1 1 0 0 0,-1 0-1 0 0,1-1 1 0 0,0 1 0 0 0,1-1-1 0 0,2 9 1 0 0,-2-11-3 0 0,0 1 0 0 0,0-1 1 0 0,0 1-1 0 0,0-1 0 0 0,1 0 1 0 0,-1 0-1 0 0,1 0 0 0 0,-1 0 0 0 0,1-1 1 0 0,0 1-1 0 0,-1-1 0 0 0,1 1 1 0 0,0-1-1 0 0,0 0 0 0 0,0 0 0 0 0,0 0 1 0 0,0 0-1 0 0,0-1 0 0 0,0 1 1 0 0,0-1-1 0 0,4 0 0 0 0,0 1 28 0 0,0-1-1 0 0,0 0 1 0 0,1-1-1 0 0,-1 0 1 0 0,0 0-1 0 0,0 0 1 0 0,0-1-1 0 0,8-3 1 0 0,-13 5-38 0 0,0-1 1 0 0,0 1-1 0 0,0-1 0 0 0,0 0 1 0 0,-1 0-1 0 0,1 0 0 0 0,0 0 1 0 0,0 0-1 0 0,-1 0 0 0 0,1 0 1 0 0,-1-1-1 0 0,1 1 0 0 0,-1-1 1 0 0,0 1-1 0 0,1-1 0 0 0,-1 1 1 0 0,0-1-1 0 0,0 0 0 0 0,0 1 1 0 0,0-1-1 0 0,-1 0 0 0 0,1 0 1 0 0,0 0-1 0 0,-1 0 0 0 0,1 0 1 0 0,-1 0-1 0 0,0 0 0 0 0,1 0 1 0 0,-1 0-1 0 0,0 0 1 0 0,0 0-1 0 0,0 0 0 0 0,-1 0 1 0 0,1 0-1 0 0,0 0 0 0 0,-1 0 1 0 0,1 1-1 0 0,-1-1 0 0 0,0 0 1 0 0,0 0-1 0 0,-2-3 0 0 0,0-1 33 0 0,0 1-1 0 0,-1 0 0 0 0,0 0 1 0 0,0 0-1 0 0,0 0 0 0 0,-1 1 1 0 0,0-1-1 0 0,1 1 0 0 0,-2 0 1 0 0,1 1-1 0 0,-11-7 0 0 0,11 8-7 0 0,0 0 0 0 0,0 1 0 0 0,0-1 0 0 0,0 1-1 0 0,-1 0 1 0 0,1 0 0 0 0,0 0 0 0 0,-9 1 0 0 0,12 0-22 0 0,0 0 1 0 0,-1 1-1 0 0,1-1 1 0 0,0 0-1 0 0,0 1 1 0 0,0-1-1 0 0,0 1 0 0 0,0 0 1 0 0,0 0-1 0 0,0 0 1 0 0,0 0-1 0 0,0 0 1 0 0,0 0-1 0 0,0 0 1 0 0,1 1-1 0 0,-1-1 1 0 0,1 1-1 0 0,-1-1 1 0 0,1 1-1 0 0,-1 0 1 0 0,1-1-1 0 0,0 1 1 0 0,-2 2-1 0 0,-3 8 95 0 0,5-10-105 0 0,0-1 1 0 0,0 1-1 0 0,0 0 1 0 0,0-1-1 0 0,0 1 1 0 0,1 0-1 0 0,-1 0 0 0 0,0-1 1 0 0,1 1-1 0 0,0 0 1 0 0,-1 0-1 0 0,1 0 1 0 0,0 0-1 0 0,0 0 0 0 0,0 0 1 0 0,0 0-1 0 0,1-1 1 0 0,-1 1-1 0 0,0 0 1 0 0,1 2-1 0 0,3 9 66 0 0,0 0 1 0 0</inkml:trace>
+  <inkml:trace contextRef="#ctx0" brushRef="#br0" timeOffset="19651.43">4203 555 896 0 0,'1'0'6'0'0,"-1"0"0"0"0,1-1 0 0 0,-1 1 1 0 0,0 0-1 0 0,1-1 0 0 0,-1 1 0 0 0,0 0 0 0 0,1-1 0 0 0,-1 1 1 0 0,0-1-1 0 0,0 1 0 0 0,1-1 0 0 0,-1 1 0 0 0,0-1 0 0 0,0 1 1 0 0,0-1-1 0 0,0 1 0 0 0,0-1 0 0 0,0 1 0 0 0,1-1 0 0 0,-1 1 1 0 0,0-1-1 0 0,0 1 0 0 0,-1-1 0 0 0,1 1 0 0 0,0-1 0 0 0,0 1 1 0 0,0-1-1 0 0,0 0 0 0 0,-13-10 483 0 0,3 4-434 0 0,-64-68 833 0 0,40 51-466 0 0,-1 1 0 0 0,-62-29 0 0 0,52 29-9 0 0,33 18-272 0 0,10 5-113 0 0,0-1-1 0 0,0 1 1 0 0,0-1-1 0 0,0 0 1 0 0,0 1 0 0 0,0-1-1 0 0,0 0 1 0 0,1 0-1 0 0,-1 0 1 0 0,0-1-1 0 0,-1 0 1 0 0,3 1-20 0 0</inkml:trace>
+  <inkml:trace contextRef="#ctx0" brushRef="#br0" timeOffset="20229.78">4209 535 2704 0 0,'0'0'151'0'0,"18"-16"291"0"0,22-26 73 0 0,-29 28-342 0 0,1 0 1 0 0,1 1 0 0 0,0 1 0 0 0,1 0 0 0 0,19-12 0 0 0,65-32 563 0 0,-40 20-41 0 0,-51 29-507 0 0,-7 7-162 0 0</inkml:trace>
+  <inkml:trace contextRef="#ctx0" brushRef="#br0" timeOffset="20654.28">4676 122 3000 0 0,'-6'0'50'0'0,"1"0"0"0"0,-1 1 0 0 0,0-1-1 0 0,1 1 1 0 0,-1 0 0 0 0,1 1 0 0 0,0-1 0 0 0,-1 1 0 0 0,1 0 0 0 0,0 1 0 0 0,0-1-1 0 0,-8 6 1 0 0,10-6-26 0 0,1 1 0 0 0,-1-1-1 0 0,1 0 1 0 0,0 1 0 0 0,-1 0-1 0 0,1 0 1 0 0,0-1 0 0 0,1 1-1 0 0,-1 0 1 0 0,0 1 0 0 0,1-1-1 0 0,0 0 1 0 0,0 0 0 0 0,0 1-1 0 0,0-1 1 0 0,0 0 0 0 0,1 1-1 0 0,-1-1 1 0 0,1 1 0 0 0,0-1 0 0 0,1 7-1 0 0,-1-7-3 0 0,0 0 0 0 0,1 0 0 0 0,-1 0-1 0 0,1 0 1 0 0,0 0 0 0 0,-1 0 0 0 0,2 0 0 0 0,-1 0-1 0 0,0 0 1 0 0,0-1 0 0 0,1 1 0 0 0,0 0 0 0 0,-1-1-1 0 0,1 0 1 0 0,0 1 0 0 0,0-1 0 0 0,1 0 0 0 0,-1 0-1 0 0,0 0 1 0 0,4 2 0 0 0,0 0 23 0 0,0-2 0 0 0,0 1 0 0 0,0-1-1 0 0,0 1 1 0 0,0-2 0 0 0,1 1 0 0 0,-1-1 0 0 0,11 1 0 0 0,-13-2-22 0 0,4 2 30 0 0,0-2 1 0 0,0 1 0 0 0,0-1-1 0 0,0 0 1 0 0,0-1 0 0 0,11-2-1 0 0,-12 1 44 0 0</inkml:trace>
+  <inkml:trace contextRef="#ctx0" brushRef="#br0" timeOffset="21459.89">4787 285 3312 0 0,'0'0'281'0'0,"14"-17"145"0"0,-2-5-205 0 0,-8 13-137 0 0,1 0 0 0 0,0 1 1 0 0,8-9-1 0 0,-11 12-26 0 0,1 1 1 0 0,-1-1-1 0 0,0 1 0 0 0,0-1 0 0 0,0 0 1 0 0,-1 1-1 0 0,0-1 0 0 0,0 0 0 0 0,0 0 1 0 0,0 0-1 0 0,-1 0 0 0 0,0 0 0 0 0,0 0 0 0 0,0 0 1 0 0,-2-7-1 0 0,2-10 423 0 0,-14 36-65 0 0,12-9-392 0 0,-1 1-1 0 0,0-1 1 0 0,1 1-1 0 0,0-1 0 0 0,0 1 1 0 0,1 0-1 0 0,0 0 1 0 0,0 0-1 0 0,0 0 0 0 0,1 0 1 0 0,0 0-1 0 0,0 0 0 0 0,0 0 1 0 0,1 0-1 0 0,0 0 1 0 0,0 0-1 0 0,0 0 0 0 0,1 0 1 0 0,2 6-1 0 0,-3-9-10 0 0,0 0 1 0 0,1 0-1 0 0,-1 1 0 0 0,1-1 0 0 0,0 0 0 0 0,0 0 0 0 0,0 0 1 0 0,0-1-1 0 0,0 1 0 0 0,1 0 0 0 0,-1-1 0 0 0,1 0 1 0 0,0 1-1 0 0,0-1 0 0 0,-1 0 0 0 0,1-1 0 0 0,1 1 0 0 0,-1 0 1 0 0,0-1-1 0 0,0 1 0 0 0,1-1 0 0 0,-1 0 0 0 0,0 0 1 0 0,1-1-1 0 0,-1 1 0 0 0,1-1 0 0 0,-1 0 0 0 0,1 1 1 0 0,-1-2-1 0 0,1 1 0 0 0,-1 0 0 0 0,1-1 0 0 0,5-1 0 0 0,-3 1 9 0 0,-1 0 0 0 0,1-1-1 0 0,0 0 1 0 0,-1-1 0 0 0,8-3-1 0 0,-10 4-13 0 0,-1 0-1 0 0,0 0 0 0 0,0 0 0 0 0,0 0 0 0 0,0 0 1 0 0,0 0-1 0 0,0-1 0 0 0,0 1 0 0 0,-1-1 0 0 0,1 1 1 0 0,-1-1-1 0 0,0 0 0 0 0,1-2 0 0 0,2-5 47 0 0,-2 0-1 0 0,1 0 1 0 0,-1 1 0 0 0,-1-2 0 0 0,0 1-1 0 0,0-14 1 0 0,-1 18 0 0 0,0 0 0 0 0,-1-1 0 0 0,1 1 0 0 0,-2 0 1 0 0,1-1-1 0 0,-1 1 0 0 0,0 0 0 0 0,0 0 0 0 0,0 0 0 0 0,-1 0 0 0 0,-4-6 0 0 0,0 7 558 0 0,7 6-562 0 0</inkml:trace>
+  <inkml:trace contextRef="#ctx0" brushRef="#br0" timeOffset="22805.75">3050 1601 3112 0 0,'26'-5'56'0'0,"-8"-5"113"0"0,0-1 1 0 0,0 0-1 0 0,16-16 0 0 0,-26 21-41 0 0,0-1-1 0 0,0 0 0 0 0,-1-1 1 0 0,0 1-1 0 0,0-1 1 0 0,9-15-1 0 0,-16 22-89 0 0,1 0 0 0 0,-1 0-1 0 0,1 0 1 0 0,-1 0 0 0 0,1 0 0 0 0,0 0 0 0 0,-1 1-1 0 0,1-1 1 0 0,0 0 0 0 0,0 0 0 0 0,0 0-1 0 0,-1 1 1 0 0,1-1 0 0 0,1 0 0 0 0,-1 1-25 0 0,-1 0 1 0 0,0 0-1 0 0,1 0 1 0 0,-1 1-1 0 0,0-1 1 0 0,0 0-1 0 0,1 0 1 0 0,-1 0-1 0 0,0 0 1 0 0,0 1-1 0 0,0-1 1 0 0,1 0-1 0 0,-1 0 1 0 0,0 1-1 0 0,0-1 1 0 0,0 0-1 0 0,0 1 1 0 0,1-1-1 0 0,-1 0 1 0 0,0 0-1 0 0,0 1 1 0 0,0-1-1 0 0,0 0 1 0 0,0 1-1 0 0,0-1 1 0 0,0 0 0 0 0,0 1-1 0 0,0-1 1 0 0,0 0-1 0 0,0 1 1 0 0,-2 40 379 0 0,1-31-397 0 0,-7 53 345 0 0,5-43-60 0 0,-2 35 1 0 0,10-16 166 0 0,-2-30-376 0 0</inkml:trace>
+</inkml:ink>
+</file>
+
+<file path=word/ink/ink11.xml><?xml version="1.0" encoding="utf-8"?>
+<inkml:ink xmlns:inkml="http://www.w3.org/2003/InkML">
+  <inkml:definitions>
+    <inkml:context xml:id="ctx0">
+      <inkml:inkSource xml:id="inkSrc0">
+        <inkml:traceFormat>
+          <inkml:channel name="X" type="integer" min="-2.14748E9" max="2.14748E9" units="cm"/>
+          <inkml:channel name="Y" type="integer" min="-2.14748E9" max="2.14748E9" units="cm"/>
+          <inkml:channel name="F" type="integer" max="32767" units="dev"/>
+          <inkml:channel name="OA" type="integer" max="360" units="deg"/>
+          <inkml:channel name="OE" type="integer" max="90" units="deg"/>
+        </inkml:traceFormat>
+        <inkml:channelProperties>
+          <inkml:channelProperty channel="X" name="resolution" value="1000" units="1/cm"/>
+          <inkml:channelProperty channel="Y" name="resolution" value="1000" units="1/cm"/>
+          <inkml:channelProperty channel="F" name="resolution" value="0" units="1/dev"/>
+          <inkml:channelProperty channel="OA" name="resolution" value="1000" units="1/deg"/>
+          <inkml:channelProperty channel="OE" name="resolution" value="1000" units="1/deg"/>
+        </inkml:channelProperties>
+      </inkml:inkSource>
+      <inkml:timestamp xml:id="ts0" timeString="2026-04-22T18:33:04.123"/>
+    </inkml:context>
+    <inkml:brush xml:id="br0">
+      <inkml:brushProperty name="width" value="0.025" units="cm"/>
+      <inkml:brushProperty name="height" value="0.025" units="cm"/>
+    </inkml:brush>
+  </inkml:definitions>
+  <inkml:trace contextRef="#ctx0" brushRef="#br0">253 145 2808 0 0,'-18'16'140'0'0,"9"-9"65"0"0,0 1-1 0 0,1-1 1 0 0,0 1 0 0 0,1 1-1 0 0,-1 0 1 0 0,2 0 0 0 0,-7 11-1 0 0,-5 11 853 0 0,-33 45 0 0 0,5-9-210 0 0,34-45-514 0 0,1 1-1 0 0,-15 43 1 0 0,25-64-325 0 0,1-1 0 0 0,-1 0 0 0 0,1 0-1 0 0,0 0 1 0 0,0 0 0 0 0,-1 0 0 0 0,1 1 0 0 0,0-1 0 0 0,0 0 0 0 0,0 0 0 0 0,0 0 0 0 0,0 0 0 0 0,0 1 0 0 0,1-1 0 0 0,-1 0 0 0 0,0 0 0 0 0,1 0-1 0 0,-1 0 1 0 0,0 0 0 0 0,1 1 0 0 0,-1-1 0 0 0,1 0 0 0 0,0 0 0 0 0,-1 0 0 0 0,1-1 0 0 0,0 1 0 0 0,0 0 0 0 0,0 0 0 0 0,-1 0 0 0 0,1 0 0 0 0,0-1 0 0 0,0 1-1 0 0,0 0 1 0 0,0-1 0 0 0,0 1 0 0 0,0-1 0 0 0,1 1 0 0 0,-1-1 0 0 0,0 0 0 0 0,0 1 0 0 0,0-1 0 0 0,0 0 0 0 0,2 1 0 0 0,5 0 7 0 0,-1 0 0 0 0,0-1 0 0 0,1 0 0 0 0,-1 0 1 0 0,10-1-1 0 0,-7-1 16 0 0,0 0-1 0 0,0-1 1 0 0,0 0 0 0 0,0 0 0 0 0,-1-1 0 0 0,18-10 0 0 0,-9 3 9 0 0,0-1 1 0 0,21-17-1 0 0,-39 28-39 0 0,15-11 34 0 0,-1-1-1 0 0,24-27 0 0 0,-36 37-27 0 0,1 0 1 0 0,-1 1-1 0 0,0-1 0 0 0,0-1 1 0 0,0 1-1 0 0,0 0 0 0 0,-1 0 0 0 0,1-1 1 0 0,-1 1-1 0 0,0-1 0 0 0,0 1 1 0 0,0-1-1 0 0,0 1 0 0 0,-1-1 1 0 0,1 0-1 0 0,-1 0 0 0 0,0 1 1 0 0,0-1-1 0 0,0 0 0 0 0,-1 1 0 0 0,1-1 1 0 0,-2-4-1 0 0,1 6 0 0 0,0 1 0 0 0,0 0 0 0 0,0-1-1 0 0,0 1 1 0 0,0 0 0 0 0,0 0 0 0 0,-1 0 0 0 0,1 0 0 0 0,0 0-1 0 0,0 0 1 0 0,-1 0 0 0 0,1 0 0 0 0,-1 0 0 0 0,1 0 0 0 0,-1 1-1 0 0,1-1 1 0 0,-1 1 0 0 0,1-1 0 0 0,-1 1 0 0 0,0 0 0 0 0,1-1-1 0 0,-1 1 1 0 0,0 0 0 0 0,1 0 0 0 0,-1 0 0 0 0,0 0 0 0 0,1 1-1 0 0,-1-1 1 0 0,1 0 0 0 0,-1 1 0 0 0,0-1 0 0 0,-2 2 0 0 0,-2-1 20 0 0,0 1 1 0 0,0 1 0 0 0,0-1 0 0 0,0 1 0 0 0,1 0-1 0 0,-1 1 1 0 0,-6 4 0 0 0,7-4-6 0 0,0 0 1 0 0,0 1-1 0 0,0 0 0 0 0,1 0 1 0 0,0 0-1 0 0,0 0 0 0 0,0 0 1 0 0,1 1-1 0 0,-1 0 0 0 0,1 0 1 0 0,1 0-1 0 0,-1 0 1 0 0,1 0-1 0 0,0 0 0 0 0,1 1 1 0 0,-1-1-1 0 0,1 1 0 0 0,0-1 1 0 0,1 1-1 0 0,0-1 0 0 0,0 1 1 0 0,0-1-1 0 0,1 1 0 0 0,1 8 1 0 0,0-12-13 0 0,-1 1 0 0 0,1-1 0 0 0,0 0 0 0 0,0 0 0 0 0,0 0 0 0 0,0-1 0 0 0,0 1 1 0 0,1 0-1 0 0,-1-1 0 0 0,1 1 0 0 0,0-1 0 0 0,-1 0 0 0 0,1 0 0 0 0,0 0 0 0 0,0 0 0 0 0,1-1 1 0 0,-1 1-1 0 0,0-1 0 0 0,0 0 0 0 0,1 0 0 0 0,-1 0 0 0 0,1 0 0 0 0,-1 0 0 0 0,5-1 0 0 0,7 2 20 0 0,0 0 0 0 0,0-2 0 0 0,0 0 0 0 0,19-2 0 0 0,-5-2 27 0 0,0-2 0 0 0,0-1 0 0 0,-1-1-1 0 0,0-1 1 0 0,0-1 0 0 0,-1-2 0 0 0,0-1-1 0 0,29-18 1 0 0,-42 23 132 0 0,-14 8-186 0 0,0 0 1 0 0,0 0-1 0 0,0 0 0 0 0,0 0 1 0 0,0 0-1 0 0,1 0 1 0 0,-1 0-1 0 0,0 0 0 0 0,0 0 1 0 0,0 0-1 0 0,0 0 1 0 0,0 0-1 0 0,0 0 0 0 0,0 0 1 0 0,0 0-1 0 0,0 0 1 0 0,0 0-1 0 0,0 0 0 0 0,0 0 1 0 0,1 0-1 0 0,-1 0 1 0 0,0 0-1 0 0,0 0 0 0 0,0 0 1 0 0,0 0-1 0 0,0 0 1 0 0,0 0-1 0 0,0 0 0 0 0,0 1 1 0 0,0-1-1 0 0,0 0 0 0 0,0 0 1 0 0,0 0-1 0 0,0 0 1 0 0,0 0-1 0 0,0 0 0 0 0,1 0 1 0 0,-1 0-1 0 0,0 0 1 0 0,0 0-1 0 0,0 0 0 0 0,0 0 1 0 0,0 0-1 0 0,0 1 1 0 0,0-1-1 0 0,0 0 0 0 0,0 0 1 0 0,0 0-1 0 0,0 0 1 0 0,0 0-1 0 0,0 0 0 0 0,0 0 1 0 0,0 0-1 0 0,0 0 1 0 0,0 0-1 0 0,0 0 0 0 0,0 0 1 0 0,0 1-1 0 0,0-1 0 0 0,-1 0 1 0 0,1 0-1 0 0,0 0 1 0 0,0 0-1 0 0,0 0 0 0 0,0 0 1 0 0,0 0-1 0 0,0 0 1 0 0,-16 21 439 0 0,4-5-265 0 0,10-12-123 0 0,0 0 0 0 0,0 0 1 0 0,0 1-1 0 0,0-1 0 0 0,-1 7 0 0 0,2-10-40 0 0,1-1 0 0 0,0 1-1 0 0,0 0 1 0 0,0 0 0 0 0,0-1 0 0 0,0 1 0 0 0,0 0 0 0 0,0-1 0 0 0,0 1 0 0 0,0 0-1 0 0,0 0 1 0 0,1-1 0 0 0,-1 1 0 0 0,0 0 0 0 0,0-1 0 0 0,1 1 0 0 0,-1 0 0 0 0,0-1 0 0 0,1 1-1 0 0,-1-1 1 0 0,1 1 0 0 0,-1 0 0 0 0,1-1 0 0 0,-1 1 0 0 0,1-1 0 0 0,-1 1 0 0 0,1-1-1 0 0,-1 0 1 0 0,1 1 0 0 0,0-1 0 0 0,-1 1 0 0 0,1-1 0 0 0,-1 0 0 0 0,1 0 0 0 0,0 1 0 0 0,0-1-1 0 0,-1 0 1 0 0,1 0 0 0 0,0 0 0 0 0,-1 0 0 0 0,1 0 0 0 0,0 0 0 0 0,0 0 0 0 0,196 11 1033 0 0,-168-9-821 0 0,32 7 1 0 0,-34-4 34 0 0,47 1 1 0 0,-56-6-216 0 0,19 0 277 0 0,55-6 1 0 0,-79 4-261 0 0</inkml:trace>
+  <inkml:trace contextRef="#ctx0" brushRef="#br0" timeOffset="855.32">1336 600 10848 0 0,'0'0'81'0'0,"8"-8"14"0"0,55-60 88 0 0,-21 26 122 0 0,53-71-1 0 0,-91 106-290 0 0,100-144 477 0 0,-80 112-239 0 0,38-83 0 0 0,-60 116-212 0 0,10-20 162 0 0,-11 24-178 0 0,-1 1 1 0 0,1 0-1 0 0,0 0 0 0 0,0 0 1 0 0,-1-1-1 0 0,1 1 0 0 0,0 0 0 0 0,0 0 1 0 0,0 0-1 0 0,0 0 0 0 0,0 1 0 0 0,1-1 1 0 0,-1 0-1 0 0,0 0 0 0 0,2 0 1 0 0,-3 1-17 0 0,1 0 0 0 0,-1 0-1 0 0,0 0 1 0 0,1 1 0 0 0,-1-1 0 0 0,1 0 0 0 0,-1 0 0 0 0,0 1 0 0 0,1-1 0 0 0,-1 0 0 0 0,0 1 0 0 0,1-1 0 0 0,-1 0 0 0 0,0 1 0 0 0,0-1 0 0 0,1 0 0 0 0,-1 1 0 0 0,0-1 0 0 0,0 0 0 0 0,0 1 0 0 0,1-1 0 0 0,-1 1 0 0 0,0-1 0 0 0,0 1 0 0 0,0-1 0 0 0,0 0 0 0 0,0 1 0 0 0,0-1-1 0 0,0 1 1 0 0,0 0 0 0 0,2 16 92 0 0,-2-16-80 0 0,-1 230 994 0 0,-3-88-306 0 0,4-127-528 0 0,1-6-43 0 0,-1-1 1 0 0,0 0-1 0 0,-1 1 1 0 0,0-1-1 0 0,-3 14 1 0 0,3-23-114 0 0,0 0 1 0 0,1 0-1 0 0,-1 0 0 0 0,0 1 1 0 0,1-1-1 0 0,-1 0 0 0 0,0 0 1 0 0,1 0-1 0 0,-1 0 0 0 0,1 0 1 0 0,-1 0-1 0 0,0-1 0 0 0,1 1 1 0 0,-1 0-1 0 0,0 0 0 0 0,1 0 1 0 0,-1-1-1 0 0,1 1 0 0 0,-1 0 1 0 0,0 0-1 0 0,1-1 0 0 0,-1 1 1 0 0,1-1-1 0 0,-1 1 0 0 0,0-1 1 0 0,-15-9 104 0 0,-3-5 209 0 0,-22-22-1 0 0,24 21-105 0 0,-28-21 0 0 0,-9-9 775 0 0,47 43-486 0 0,11 11-266 0 0,11 11-150 0 0,-10-15-85 0 0,1 1 0 0 0,1-1 0 0 0,-1 0 0 0 0,0 0 0 0 0,1-1 0 0 0,0 0-1 0 0,0 0 1 0 0,0-1 0 0 0,7 3 0 0 0,2-2 1 0 0,0 0 1 0 0,1 0-1 0 0,16 0 0 0 0,-13-4 1 0 0,1 0 0 0 0,37-8 1 0 0,-25 4 74 0 0,-12 2 215 0 0,0-1-1 0 0,37-12 1 0 0,-58 16-303 0 0,0 0 1 0 0,1 0-1 0 0,-1-1 1 0 0,0 1 0 0 0,0 0-1 0 0,0 0 1 0 0,0 0 0 0 0,0 0-1 0 0,0 0 1 0 0,0 0-1 0 0,0 0 1 0 0,0 0 0 0 0,1 0-1 0 0,-1 0 1 0 0,0 0-1 0 0,0 0 1 0 0,0 0 0 0 0,0 0-1 0 0,0 0 1 0 0,0 0-1 0 0,0 0 1 0 0,0 0 0 0 0,0 0-1 0 0,1 0 1 0 0,-1 0-1 0 0,0 0 1 0 0,0 0 0 0 0,0 0-1 0 0,0 0 1 0 0,0 0-1 0 0,0 0 1 0 0,0 0 0 0 0,0 0-1 0 0,0 0 1 0 0,1 0-1 0 0,-1 1 1 0 0,0-1 0 0 0,0 0-1 0 0,0 0 1 0 0,0 0-1 0 0,0 0 1 0 0,0 0 0 0 0,0 0-1 0 0,0 0 1 0 0,0 0 0 0 0,0 0-1 0 0,0 0 1 0 0,0 1-1 0 0,0-1 1 0 0,0 0 0 0 0,0 0-1 0 0,0 0 1 0 0,0 0-1 0 0,0 0 1 0 0,0 0 0 0 0,0 0-1 0 0,0 1 1 0 0,-3 7 308 0 0,-9 12 239 0 0,12-19-477 0 0,-2 2-9 0 0,-1 0 1 0 0,1 1-1 0 0,1-1 0 0 0,-1 1 1 0 0,0-1-1 0 0,1 1 1 0 0,0 0-1 0 0,0 0 1 0 0,0 0-1 0 0,-1 4 1 0 0,2-6-35 0 0,1-1 0 0 0,-1 1 0 0 0,0 0 0 0 0,0 0 0 0 0,1 0 0 0 0,-1-1 0 0 0,1 1 0 0 0,0 0 0 0 0,-1-1 0 0 0,1 1 0 0 0,0 0 0 0 0,0-1 0 0 0,0 1 0 0 0,0-1 0 0 0,0 1 0 0 0,0-1 1 0 0,0 0-1 0 0,1 1 0 0 0,-1-1 0 0 0,1 0 0 0 0,-1 0 0 0 0,0 0 0 0 0,1 0 0 0 0,0 0 0 0 0,1 1 0 0 0,11 4 108 0 0,0 0 0 0 0,1-1 1 0 0,-1-1-1 0 0,31 6 0 0 0,-29-7-38 0 0,89 10 303 0 0,-10-1-58 0 0,-17-1 74 0 0,1-3 0 0 0,152-5 0 0 0,157-36 414 0 0,-316 24-752 0 0</inkml:trace>
+</inkml:ink>
+</file>
+
+<file path=word/ink/ink12.xml><?xml version="1.0" encoding="utf-8"?>
+<inkml:ink xmlns:inkml="http://www.w3.org/2003/InkML">
+  <inkml:definitions>
+    <inkml:context xml:id="ctx0">
+      <inkml:inkSource xml:id="inkSrc0">
+        <inkml:traceFormat>
+          <inkml:channel name="X" type="integer" min="-2.14748E9" max="2.14748E9" units="cm"/>
+          <inkml:channel name="Y" type="integer" min="-2.14748E9" max="2.14748E9" units="cm"/>
+          <inkml:channel name="F" type="integer" max="32767" units="dev"/>
+          <inkml:channel name="OA" type="integer" max="360" units="deg"/>
+          <inkml:channel name="OE" type="integer" max="90" units="deg"/>
+        </inkml:traceFormat>
+        <inkml:channelProperties>
+          <inkml:channelProperty channel="X" name="resolution" value="1000" units="1/cm"/>
+          <inkml:channelProperty channel="Y" name="resolution" value="1000" units="1/cm"/>
+          <inkml:channelProperty channel="F" name="resolution" value="0" units="1/dev"/>
+          <inkml:channelProperty channel="OA" name="resolution" value="1000" units="1/deg"/>
+          <inkml:channelProperty channel="OE" name="resolution" value="1000" units="1/deg"/>
+        </inkml:channelProperties>
+      </inkml:inkSource>
+      <inkml:timestamp xml:id="ts0" timeString="2026-04-22T18:32:54.396"/>
+    </inkml:context>
+    <inkml:brush xml:id="br0">
+      <inkml:brushProperty name="width" value="0.025" units="cm"/>
+      <inkml:brushProperty name="height" value="0.025" units="cm"/>
+    </inkml:brush>
+  </inkml:definitions>
+  <inkml:trace contextRef="#ctx0" brushRef="#br0">71 57 2400 0 0,'0'1'5'0'0,"-1"-1"1"0"0,1 0-1 0 0,0 0 1 0 0,-1 0-1 0 0,1 0 1 0 0,0 0-1 0 0,-1 0 0 0 0,1 0 1 0 0,-1 0-1 0 0,1 0 1 0 0,0 0-1 0 0,-1 0 1 0 0,1 0-1 0 0,0 0 0 0 0,-1 0 1 0 0,1 0-1 0 0,0 0 1 0 0,-1 0-1 0 0,1-1 1 0 0,0 1-1 0 0,-1 0 0 0 0,1 0 1 0 0,0 0-1 0 0,-1-1 1 0 0,1 1-1 0 0,0 0 1 0 0,0 0-1 0 0,-1-1 1 0 0,1 1-1 0 0,0 0 0 0 0,0 0 1 0 0,0-1-1 0 0,-1 1 1 0 0,1 0-1 0 0,0-1 1 0 0,0 1-1 0 0,6-13 350 0 0,-3 10-212 0 0,0 0 0 0 0,-1 0-1 0 0,1 0 1 0 0,0 1-1 0 0,1 0 1 0 0,-1-1 0 0 0,4-1-1 0 0,0 2 97 0 0,1-1-1 0 0,-1 1 1 0 0,1 1 0 0 0,0-1-1 0 0,0 1 1 0 0,0 1-1 0 0,-1-1 1 0 0,1 1 0 0 0,11 2-1 0 0,-17-2-186 0 0,1 1 0 0 0,-1 0-1 0 0,1 0 1 0 0,-1 0 0 0 0,1 0-1 0 0,-1 0 1 0 0,0 0 0 0 0,0 0-1 0 0,1 1 1 0 0,-1-1 0 0 0,0 1-1 0 0,0 0 1 0 0,0 0 0 0 0,-1 0 0 0 0,1 0-1 0 0,0 0 1 0 0,-1 0 0 0 0,1 0-1 0 0,-1 0 1 0 0,0 1 0 0 0,0-1-1 0 0,0 0 1 0 0,0 1 0 0 0,0-1-1 0 0,0 1 1 0 0,-1-1 0 0 0,1 1-1 0 0,-1 0 1 0 0,1-1 0 0 0,-1 1-1 0 0,0 3 1 0 0,0 3 81 0 0,-1 1-1 0 0,0-1 1 0 0,0 1 0 0 0,-1-1-1 0 0,0 0 1 0 0,0 0-1 0 0,-1 0 1 0 0,0 0 0 0 0,-1 0-1 0 0,0-1 1 0 0,-1 0 0 0 0,1 0-1 0 0,-1 0 1 0 0,-1 0-1 0 0,-6 7 1 0 0,8-10-25 0 0,0 0 0 0 0,-1 0 0 0 0,0-1 0 0 0,0 1 0 0 0,0-1 0 0 0,0-1 0 0 0,-1 1 0 0 0,1-1 0 0 0,-1 1 0 0 0,0-1 0 0 0,0-1 0 0 0,0 0 0 0 0,0 1 0 0 0,-1-2 0 0 0,1 1 0 0 0,0-1 0 0 0,-1 0 0 0 0,1 0 1 0 0,-1-1-1 0 0,0 0 0 0 0,1 0 0 0 0,-9-1 0 0 0,14 1-119 0 0,-1-1 1 0 0,0 1 0 0 0,1 0 0 0 0,-1-1 0 0 0,1 1-1 0 0,-1-1 1 0 0,0 0 0 0 0,1 1 0 0 0,0-1-1 0 0,-1 0 1 0 0,1 0 0 0 0,-1 0 0 0 0,1 0 0 0 0,0 0-1 0 0,0 0 1 0 0,-1 0 0 0 0,1-1 0 0 0,0 1-1 0 0,0 0 1 0 0,0-1 0 0 0,1 1 0 0 0,-1 0-1 0 0,0-1 1 0 0,0 1 0 0 0,1-1 0 0 0,-1 0 0 0 0,1 1-1 0 0,-1-1 1 0 0,1-3 0 0 0,0 5 21 0 0,0 0 0 0 0,1-1 0 0 0,-1 1 0 0 0,0-1 0 0 0,1 1 0 0 0,-1 0 0 0 0,1-1 0 0 0,-1 1 0 0 0,1 0 0 0 0,-1-1 0 0 0,0 1 1 0 0,1 0-1 0 0,-1 0 0 0 0,1 0 0 0 0,-1-1 0 0 0,1 1 0 0 0,0 0 0 0 0,-1 0 0 0 0,1 0 0 0 0,-1 0 0 0 0,1 0 0 0 0,-1 0 0 0 0,1 0 0 0 0,-1 0 0 0 0,1 0 0 0 0,-1 0 0 0 0,1 0 0 0 0,-1 0 0 0 0,1 1 0 0 0,-1-1 0 0 0,1 0 0 0 0,-1 0 1 0 0,1 0-1 0 0,0 1 0 0 0,25 8 377 0 0,-22-7-416 0 0,104 29 1335 0 0,-72-23-990 0 0,32 5 428 0 0,-59-10-618 0 0</inkml:trace>
+  <inkml:trace contextRef="#ctx0" brushRef="#br0" timeOffset="414.25">388 53 7136 0 0,'15'-12'309'0'0,"-13"9"-191"0"0,0 1-1 0 0,0 0 1 0 0,0 0-1 0 0,1 1 1 0 0,-1-1-1 0 0,0 0 1 0 0,1 1-1 0 0,0-1 1 0 0,-1 1 0 0 0,1 0-1 0 0,0 0 1 0 0,-1 0-1 0 0,1 0 1 0 0,0 1-1 0 0,0-1 1 0 0,0 1-1 0 0,4-1 1 0 0,-3 1-41 0 0,0 0-1 0 0,0 1 1 0 0,-1-1 0 0 0,1 1 0 0 0,-1 0-1 0 0,1 0 1 0 0,-1 0 0 0 0,1 0-1 0 0,-1 1 1 0 0,1-1 0 0 0,-1 1-1 0 0,0 0 1 0 0,0 0 0 0 0,0 0-1 0 0,0 0 1 0 0,0 0 0 0 0,0 1 0 0 0,-1 0-1 0 0,1-1 1 0 0,2 5 0 0 0,-3-5-40 0 0,-1 1 1 0 0,1-1-1 0 0,-1 1 1 0 0,0 0 0 0 0,0-1-1 0 0,0 1 1 0 0,0 0-1 0 0,0 0 1 0 0,0 0-1 0 0,-1-1 1 0 0,1 1 0 0 0,-1 0-1 0 0,0 0 1 0 0,0 0-1 0 0,0 0 1 0 0,-1 0 0 0 0,1 0-1 0 0,0 0 1 0 0,-1-1-1 0 0,0 1 1 0 0,0 0-1 0 0,0 0 1 0 0,0-1 0 0 0,0 1-1 0 0,0 0 1 0 0,-3 3-1 0 0,-11 17 158 0 0,9-13-121 0 0,0 0-1 0 0,-1 0 1 0 0,0 0-1 0 0,-1-1 1 0 0,0 0-1 0 0,-10 8 1 0 0,10-10-11 0 0,4-3-6 0 0,0-1 0 0 0,-1 1 0 0 0,1-1 0 0 0,-1 0 0 0 0,0 0 0 0 0,-7 3 1 0 0,11-6-49 0 0,1 0 1 0 0,-1 0 0 0 0,0 1 0 0 0,0-1 0 0 0,1 0-1 0 0,-1 0 1 0 0,0 0 0 0 0,0 0 0 0 0,1 0 0 0 0,-1 0 0 0 0,0 0-1 0 0,0 0 1 0 0,0-1 0 0 0,1 1 0 0 0,-1 0 0 0 0,0 0 0 0 0,1-1-1 0 0,-1 1 1 0 0,0 0 0 0 0,0-1 0 0 0,0 1 0 0 0,0-2 1 0 0,0 1 0 0 0,0 0 0 0 0,0 0 1 0 0,0-1-1 0 0,0 1 0 0 0,1 0 0 0 0,-1-1 1 0 0,0 1-1 0 0,1-1 0 0 0,-1 1 1 0 0,1-1-1 0 0,-1 1 0 0 0,1-1 0 0 0,0-2 1 0 0,-1 1-6 0 0,1-1 0 0 0,0 1 0 0 0,0 0 0 0 0,0-1 0 0 0,0 1 0 0 0,0 0 0 0 0,1-1 0 0 0,-1 1 0 0 0,1 0 0 0 0,0-1 0 0 0,0 1 0 0 0,2-4 0 0 0,-2 7 2 0 0,-1-1-1 0 0,1 1 1 0 0,-1 0-1 0 0,1-1 0 0 0,0 1 1 0 0,-1 0-1 0 0,1-1 1 0 0,0 1-1 0 0,-1 0 0 0 0,1 0 1 0 0,0-1-1 0 0,-1 1 1 0 0,1 0-1 0 0,0 0 1 0 0,0 0-1 0 0,-1 0 0 0 0,1 0 1 0 0,0 0-1 0 0,-1 0 1 0 0,1 0-1 0 0,0 0 0 0 0,0 1 1 0 0,-1-1-1 0 0,1 0 1 0 0,0 0-1 0 0,-1 1 1 0 0,1-1-1 0 0,0 0 0 0 0,-1 1 1 0 0,1-1-1 0 0,-1 0 1 0 0,2 2-1 0 0,20 12 86 0 0,-21-14-92 0 0,96 62 718 0 0,-64-47-529 0 0,-24-11-156 0 0</inkml:trace>
+  <inkml:trace contextRef="#ctx0" brushRef="#br0" timeOffset="563.14">679 277 9040 0 0,'0'0'184'0'0,"-8"0"8"0"0,6 2-8 0 0,1-1 16 0 0,0-1-112 0 0,1-1 8 0 0,-1 1 8 0 0,0 0 512 0 0,2 0-432 0 0,0 0-96 0 0,1 0 0 0 0</inkml:trace>
+  <inkml:trace contextRef="#ctx0" brushRef="#br0" timeOffset="1045.13">843 69 6928 0 0,'-2'-1'80'0'0,"0"1"0"0"0,1-1 1 0 0,-1 1-1 0 0,0 0 1 0 0,0-1-1 0 0,1 1 0 0 0,-1 0 1 0 0,0 0-1 0 0,0 0 0 0 0,1 1 1 0 0,-1-1-1 0 0,0 0 0 0 0,0 1 1 0 0,1-1-1 0 0,-1 1 0 0 0,0-1 1 0 0,1 1-1 0 0,-1 0 0 0 0,-2 1 1 0 0,1 1 14 0 0,0-1 1 0 0,0 1 0 0 0,1-1-1 0 0,-1 1 1 0 0,1 0 0 0 0,0 0-1 0 0,0 0 1 0 0,0 0-1 0 0,-2 5 1 0 0,0-1 29 0 0,1 0 0 0 0,0 0 0 0 0,1 0 0 0 0,0 1 1 0 0,0 0-1 0 0,1-1 0 0 0,-1 1 0 0 0,1 14 0 0 0,2-17-20 0 0,-1 1-1 0 0,1-1 1 0 0,0 1-1 0 0,1-1 1 0 0,-1 0 0 0 0,1 1-1 0 0,0-1 1 0 0,6 9-1 0 0,-7-11-36 0 0,1 0-1 0 0,0 0 1 0 0,0-1 0 0 0,0 1-1 0 0,1-1 1 0 0,-1 1-1 0 0,0-1 1 0 0,1 0 0 0 0,0 0-1 0 0,-1 0 1 0 0,1 0-1 0 0,0-1 1 0 0,0 1-1 0 0,0-1 1 0 0,7 3 0 0 0,-5-4 10 0 0,0 1 0 0 0,1-1 0 0 0,-1 0 0 0 0,0-1 1 0 0,1 1-1 0 0,-1-1 0 0 0,0 0 0 0 0,0 0 0 0 0,1-1 0 0 0,-1 1 1 0 0,0-1-1 0 0,0 0 0 0 0,-1-1 0 0 0,1 1 0 0 0,0-1 1 0 0,-1 0-1 0 0,0 0 0 0 0,1 0 0 0 0,-1-1 0 0 0,0 0 1 0 0,-1 1-1 0 0,1-1 0 0 0,-1-1 0 0 0,0 1 0 0 0,0 0 0 0 0,0-1 1 0 0,2-4-1 0 0,-3 3 11 0 0,0 0 0 0 0,-1 0 0 0 0,0 1 0 0 0,0-1 0 0 0,-1 0 0 0 0,1 0 0 0 0,-1 0 0 0 0,0 0 1 0 0,-1 0-1 0 0,0 0 0 0 0,0 0 0 0 0,0 0 0 0 0,0 1 0 0 0,-1-1 0 0 0,0 0 0 0 0,0 1 0 0 0,-4-7 0 0 0,4 8-32 0 0,-1 0 0 0 0,1 0 1 0 0,-1 0-1 0 0,0 0 0 0 0,0 0 0 0 0,0 1 0 0 0,0-1 0 0 0,-1 1 0 0 0,1 0 0 0 0,-1 0 0 0 0,0 0 1 0 0,0 0-1 0 0,0 1 0 0 0,0 0 0 0 0,-1 0 0 0 0,1 0 0 0 0,-1 0 0 0 0,1 1 0 0 0,-1-1 1 0 0,0 1-1 0 0,-7-1 0 0 0,9 3-32 0 0,0-1 1 0 0,0 0-1 0 0,1 1 1 0 0,-1 0-1 0 0,0 0 1 0 0,0-1-1 0 0,1 2 1 0 0,-1-1 0 0 0,1 0-1 0 0,-1 0 1 0 0,1 1-1 0 0,-1 0 1 0 0,1-1-1 0 0,0 1 1 0 0,0 0-1 0 0,0 0 1 0 0,0 0-1 0 0,0 0 1 0 0,0 1-1 0 0,1-1 1 0 0,-4 5-1 0 0,4-5-14 0 0,-1 1-1 0 0,1-1 0 0 0,0 0 0 0 0,0 1 1 0 0,0-1-1 0 0,0 1 0 0 0,0-1 1 0 0,0 1-1 0 0,1-1 0 0 0,-1 1 0 0 0,1-1 1 0 0,0 1-1 0 0,0 0 0 0 0,0-1 0 0 0,0 1 1 0 0,0 0-1 0 0,0-1 0 0 0,1 1 0 0 0,-1 0 1 0 0,1-1-1 0 0,0 1 0 0 0,0-1 1 0 0,1 4-1 0 0,3 0 20 0 0</inkml:trace>
+  <inkml:trace contextRef="#ctx0" brushRef="#br0" timeOffset="1432.85">1022 43 7024 0 0,'-2'15'181'0'0,"-3"42"966"0"0,4-52-988 0 0,2 0 1 0 0,-1 0-1 0 0,0 0 0 0 0,1 0 1 0 0,0 0-1 0 0,0 0 1 0 0,1 0-1 0 0,2 8 0 0 0,-1-9-17 0 0,0 0 1 0 0,0 0-1 0 0,0-1 0 0 0,0 1 0 0 0,1-1 0 0 0,-1 0 0 0 0,1 0 0 0 0,0 0 0 0 0,0-1 1 0 0,0 1-1 0 0,0-1 0 0 0,0 0 0 0 0,0 0 0 0 0,1 0 0 0 0,-1-1 0 0 0,1 1 0 0 0,0-1 0 0 0,-1 0 1 0 0,1-1-1 0 0,0 1 0 0 0,6-1 0 0 0,-7 0 25 0 0</inkml:trace>
+  <inkml:trace contextRef="#ctx0" brushRef="#br0" timeOffset="1625.51">1130 116 6632 0 0,'7'139'3225'0'0,"-6"-130"-2836"0"0,1 0 1 0 0,0-1-1 0 0,4 14 0 0 0,-5-18-267 0 0</inkml:trace>
+  <inkml:trace contextRef="#ctx0" brushRef="#br0" timeOffset="1786.85">1269 283 12768 0 0,'0'0'256'0'0</inkml:trace>
+  <inkml:trace contextRef="#ctx0" brushRef="#br0" timeOffset="2866.1">1486 15 5920 0 0,'5'-2'87'0'0,"0"-1"-1"0"0,0 1 1 0 0,0 1 0 0 0,0-1 0 0 0,0 1 0 0 0,1-1-1 0 0,-1 1 1 0 0,0 1 0 0 0,1-1 0 0 0,-1 1 0 0 0,1 0-1 0 0,-1 0 1 0 0,1 1 0 0 0,5 1 0 0 0,-8-1-28 0 0,0 0 1 0 0,1 0 0 0 0,-1 0 0 0 0,0 1 0 0 0,0 0 0 0 0,0-1-1 0 0,0 1 1 0 0,0 0 0 0 0,-1 1 0 0 0,1-1 0 0 0,0 0-1 0 0,-1 1 1 0 0,0-1 0 0 0,1 1 0 0 0,-1 0 0 0 0,0 0-1 0 0,-1 0 1 0 0,1 0 0 0 0,0 0 0 0 0,-1 0 0 0 0,0 0-1 0 0,0 1 1 0 0,1 3 0 0 0,0 1 31 0 0,-1 1 0 0 0,0-1 0 0 0,0 0 0 0 0,-1 0-1 0 0,0 1 1 0 0,-1-1 0 0 0,0 0 0 0 0,0 0 0 0 0,-1 1 0 0 0,0-1 0 0 0,0 0 0 0 0,-1-1-1 0 0,0 1 1 0 0,0 0 0 0 0,-1-1 0 0 0,0 0 0 0 0,0 1 0 0 0,-9 10 0 0 0,9-15-41 0 0,1-1 0 0 0,-1 1 0 0 0,1 0 0 0 0,-1-1 0 0 0,0 0 0 0 0,0 0 0 0 0,0 0 0 0 0,0-1 0 0 0,0 1 0 0 0,0-1 0 0 0,0 0 0 0 0,-1 0 0 0 0,1-1 0 0 0,-8 1 0 0 0,8 0 9 0 0,0-1-1 0 0,1 0 0 0 0,-1 0 1 0 0,0-1-1 0 0,0 1 0 0 0,0-1 1 0 0,0 0-1 0 0,0 0 0 0 0,1 0 1 0 0,-1 0-1 0 0,0-1 1 0 0,1 1-1 0 0,-1-1 0 0 0,1 0 1 0 0,0 0-1 0 0,-5-4 0 0 0,7 6-45 0 0,1-1 0 0 0,-1 1-1 0 0,0-1 1 0 0,1 1-1 0 0,-1-1 1 0 0,1 1 0 0 0,-1-1-1 0 0,1 0 1 0 0,0 1 0 0 0,-1-1-1 0 0,1 0 1 0 0,0 1-1 0 0,-1-1 1 0 0,1 0 0 0 0,0 1-1 0 0,0-1 1 0 0,-1 0 0 0 0,1 1-1 0 0,0-1 1 0 0,0 0-1 0 0,0 0 1 0 0,0 1 0 0 0,0-1-1 0 0,0 0 1 0 0,0 0 0 0 0,0 1-1 0 0,0-1 1 0 0,1 0-1 0 0,-1 1 1 0 0,0-1 0 0 0,0 0-1 0 0,1 0 1 0 0,-1 1 0 0 0,0-1-1 0 0,1 1 1 0 0,-1-1-1 0 0,1 0 1 0 0,-1 1 0 0 0,1-1-1 0 0,0 0 1 0 0,0 0-12 0 0,0 0 1 0 0,0 1-1 0 0,0-1 0 0 0,0 0 1 0 0,1 1-1 0 0,-1-1 1 0 0,0 1-1 0 0,0 0 0 0 0,1-1 1 0 0,-1 1-1 0 0,0 0 0 0 0,1 0 1 0 0,-1-1-1 0 0,0 1 1 0 0,1 0-1 0 0,-1 0 0 0 0,0 1 1 0 0,1-1-1 0 0,-1 0 1 0 0,0 0-1 0 0,2 1 0 0 0,129 45 286 0 0,-93-36-232 0 0,-31-9-55 0 0</inkml:trace>
+  <inkml:trace contextRef="#ctx0" brushRef="#br0" timeOffset="3309.98">1821 69 10256 0 0,'-3'1'8'0'0,"0"1"1"0"0,-1 0 0 0 0,1 0-1 0 0,0 0 1 0 0,0 0-1 0 0,0 1 1 0 0,0 0 0 0 0,0-1-1 0 0,1 1 1 0 0,-1 0-1 0 0,1 0 1 0 0,0 0 0 0 0,0 0-1 0 0,0 1 1 0 0,0-1-1 0 0,1 1 1 0 0,-1-1 0 0 0,1 1-1 0 0,0-1 1 0 0,0 1-1 0 0,0 0 1 0 0,0-1 0 0 0,1 1-1 0 0,-1 0 1 0 0,1 0 0 0 0,0 0-1 0 0,0-1 1 0 0,2 8-1 0 0,-2-6 4 0 0,1 0 0 0 0,0 0 0 0 0,0-1 0 0 0,0 1-1 0 0,0 0 1 0 0,1-1 0 0 0,0 1 0 0 0,0-1 0 0 0,0 0-1 0 0,1 0 1 0 0,-1 0 0 0 0,1 0 0 0 0,0 0 0 0 0,0 0 0 0 0,0-1-1 0 0,1 1 1 0 0,-1-1 0 0 0,1 0 0 0 0,0 0 0 0 0,0 0-1 0 0,0 0 1 0 0,7 2 0 0 0,-7-3 35 0 0,-1-1 0 0 0,1 0 0 0 0,0 0 0 0 0,0 0 0 0 0,0-1 1 0 0,0 0-1 0 0,0 0 0 0 0,1 0 0 0 0,-1 0 0 0 0,0 0 0 0 0,0-1 0 0 0,0 1 0 0 0,0-1 0 0 0,-1 0 0 0 0,1-1 0 0 0,0 1 1 0 0,0-1-1 0 0,-1 1 0 0 0,1-1 0 0 0,0 0 0 0 0,-1-1 0 0 0,0 1 0 0 0,0 0 0 0 0,0-1 0 0 0,0 0 0 0 0,0 0 0 0 0,0 0 1 0 0,0 0-1 0 0,-1 0 0 0 0,0 0 0 0 0,0-1 0 0 0,0 1 0 0 0,0-1 0 0 0,0 0 0 0 0,-1 1 0 0 0,1-1 0 0 0,-1 0 0 0 0,0 0 0 0 0,0 0 1 0 0,0 0-1 0 0,-1 0 0 0 0,0 0 0 0 0,0-5 0 0 0,0 2 26 0 0,0 0 0 0 0,-1 0 0 0 0,0 1 0 0 0,-1-1 0 0 0,0 1 0 0 0,0-1 0 0 0,0 1 0 0 0,-1 0 0 0 0,1 0 0 0 0,-1 0 0 0 0,-1 0 0 0 0,1 0 0 0 0,-1 1 1 0 0,0-1-1 0 0,-1 1 0 0 0,1 0 0 0 0,-1 0 0 0 0,0 1 0 0 0,0 0 0 0 0,0-1 0 0 0,-1 2 0 0 0,-6-5 0 0 0,8 6 5 0 0,0 0 0 0 0,0 0 0 0 0,0 1 0 0 0,0-1 0 0 0,0 1 0 0 0,0 0 0 0 0,-6-1 0 0 0,8 2-50 0 0,0 0 0 0 0,0 0-1 0 0,1 0 1 0 0,-1 1 0 0 0,0-1 0 0 0,0 0-1 0 0,0 1 1 0 0,0-1 0 0 0,0 1 0 0 0,1 0 0 0 0,-1 0-1 0 0,0 0 1 0 0,0 0 0 0 0,1 0 0 0 0,-1 0-1 0 0,1 0 1 0 0,-1 0 0 0 0,-1 2 0 0 0,2-2 5 0 0,0 1 0 0 0,-1-1 0 0 0,1 0 0 0 0,0 1 0 0 0,0-1 0 0 0,0 1 0 0 0,0-1 0 0 0,0 1 0 0 0,0 0 0 0 0,0-1 0 0 0,1 1 0 0 0,-1 0 1 0 0,1 0-1 0 0,-1 0 0 0 0,1-1 0 0 0,-1 4 0 0 0,2-1-1 0 0,-1-1 0 0 0,0 1 0 0 0,1-1 1 0 0,0 0-1 0 0,0 1 0 0 0,0-1 0 0 0,0 0 1 0 0,2 5-1 0 0,2 2 42 0 0</inkml:trace>
+  <inkml:trace contextRef="#ctx0" brushRef="#br0" timeOffset="3938.1">2007 43 5824 0 0,'21'-9'737'0'0,"-11"6"-445"0"0,1 0-1 0 0,-1 1 1 0 0,1 1-1 0 0,0 0 1 0 0,13 0-1 0 0,-19 2-184 0 0,0-1 0 0 0,0 1 0 0 0,0-1 0 0 0,0 2 0 0 0,0-1 0 0 0,-1 0 0 0 0,1 1 0 0 0,0 0 0 0 0,-1 0 0 0 0,0 0 0 0 0,1 1 0 0 0,-1-1 0 0 0,8 7 0 0 0,-10-7-46 0 0,-1 0-1 0 0,1 0 1 0 0,0 0 0 0 0,0 0 0 0 0,-1 1 0 0 0,1-1 0 0 0,-1 1 0 0 0,0-1-1 0 0,0 1 1 0 0,0-1 0 0 0,0 1 0 0 0,0 0 0 0 0,0-1 0 0 0,-1 1 0 0 0,1 0 0 0 0,-1 0-1 0 0,0 0 1 0 0,0-1 0 0 0,0 1 0 0 0,0 0 0 0 0,0 0 0 0 0,-1 0 0 0 0,1-1-1 0 0,-1 1 1 0 0,0 0 0 0 0,0-1 0 0 0,-2 5 0 0 0,-2 4 198 0 0,-1 1 0 0 0,0-1 0 0 0,0-1-1 0 0,-15 17 1 0 0,17-22-113 0 0,0-1 1 0 0,0 0-1 0 0,0 0 0 0 0,-1-1 0 0 0,0 1 0 0 0,0-1 1 0 0,-7 4-1 0 0,9-6-43 0 0,1 0 0 0 0,-1 1 0 0 0,0-1 0 0 0,0 0 0 0 0,0 0 0 0 0,1 0 0 0 0,-1-1 0 0 0,0 1 0 0 0,0-1 0 0 0,0 0 1 0 0,0 1-1 0 0,0-1 0 0 0,-1-1 0 0 0,1 1 0 0 0,-5-1 0 0 0,7 0-42 0 0,0 0 1 0 0,-1 0 0 0 0,1 0-1 0 0,0 0 1 0 0,0-1 0 0 0,0 1-1 0 0,0 0 1 0 0,0 0-1 0 0,0-1 1 0 0,0 1 0 0 0,0-1-1 0 0,0 1 1 0 0,1-1 0 0 0,-1 1-1 0 0,0-1 1 0 0,1 1-1 0 0,0-1 1 0 0,-1 0 0 0 0,1 1-1 0 0,0-1 1 0 0,0 1 0 0 0,0-1-1 0 0,0 0 1 0 0,0 1-1 0 0,0-3 1 0 0,0 2-25 0 0,0-1 1 0 0,0 1-1 0 0,1-1 1 0 0,-1 1-1 0 0,0 0 1 0 0,1-1-1 0 0,0 1 1 0 0,-1 0-1 0 0,1-1 0 0 0,0 1 1 0 0,0 0-1 0 0,0 0 1 0 0,1 0-1 0 0,-1 0 1 0 0,0 0-1 0 0,3-3 0 0 0,-1 5 5 0 0,0 1-1 0 0,-1-1 0 0 0,1 1 0 0 0,0-1 0 0 0,-1 1 1 0 0,1 0-1 0 0,0 0 0 0 0,-1 0 0 0 0,1 0 0 0 0,-1 0 1 0 0,4 3-1 0 0,-4-3-34 0 0,38 27 38 0 0,-19-12-8 0 0,-10-8-4 0 0,1-1 0 0 0,1 0 0 0 0,-1-1 0 0 0,1-1 0 0 0,0 0 0 0 0,0 0 0 0 0,19 3 0 0 0,-27-7-33 0 0</inkml:trace>
+  <inkml:trace contextRef="#ctx0" brushRef="#br0" timeOffset="4343.77">2360 42 8336 0 0,'-18'18'1016'0'0,"14"-12"-801"0"0,0 0 1 0 0,0 0 0 0 0,1 0-1 0 0,-1 0 1 0 0,2 1 0 0 0,-1 0-1 0 0,1-1 1 0 0,-1 1-1 0 0,2 0 1 0 0,-1 0 0 0 0,1 0-1 0 0,0 0 1 0 0,1 0 0 0 0,0 1-1 0 0,1 12 1 0 0,-1-15-142 0 0,0 0 1 0 0,1-1-1 0 0,-1 1 1 0 0,1 0 0 0 0,1 0-1 0 0,-1-1 1 0 0,0 1-1 0 0,1-1 1 0 0,0 1-1 0 0,0-1 1 0 0,1 0-1 0 0,-1 1 1 0 0,1-1-1 0 0,0-1 1 0 0,0 1-1 0 0,0 0 1 0 0,0-1-1 0 0,1 1 1 0 0,-1-1-1 0 0,1 0 1 0 0,0 0-1 0 0,0-1 1 0 0,0 1-1 0 0,6 2 1 0 0,-8-4-18 0 0,0-1 1 0 0,1 1 0 0 0,-1 0-1 0 0,0-1 1 0 0,1 0-1 0 0,-1 1 1 0 0,0-1 0 0 0,1 0-1 0 0,-1 0 1 0 0,1 0-1 0 0,-1-1 1 0 0,0 1-1 0 0,1-1 1 0 0,-1 1 0 0 0,0-1-1 0 0,1 0 1 0 0,-1 1-1 0 0,0-1 1 0 0,0-1-1 0 0,0 1 1 0 0,0 0 0 0 0,0 0-1 0 0,0-1 1 0 0,0 1-1 0 0,0-1 1 0 0,0 1 0 0 0,-1-1-1 0 0,1 0 1 0 0,2-4-1 0 0,-2 4 5 0 0,-1-1 0 0 0,1 0 0 0 0,-1 0 0 0 0,1 0 0 0 0,-1 0 0 0 0,0 0 0 0 0,0 0-1 0 0,-1 0 1 0 0,1 0 0 0 0,-1 0 0 0 0,1-1 0 0 0,-1 1 0 0 0,0 0 0 0 0,0 0 0 0 0,0 0 0 0 0,-1-1 0 0 0,1 1 0 0 0,-1 0-1 0 0,0 0 1 0 0,0 0 0 0 0,-1-4 0 0 0,1 5-2 0 0,0 1-1 0 0,1-1 1 0 0,-1 1-1 0 0,0-1 1 0 0,0 1 0 0 0,0 0-1 0 0,0 0 1 0 0,0-1-1 0 0,0 1 1 0 0,0 0-1 0 0,0 0 1 0 0,-1 0 0 0 0,1 0-1 0 0,0 0 1 0 0,-1 0-1 0 0,1 1 1 0 0,-1-1 0 0 0,1 0-1 0 0,0 1 1 0 0,-1-1-1 0 0,0 1 1 0 0,1 0-1 0 0,-4-1 1 0 0,3 1 4 0 0,-1 0 0 0 0,0 1 0 0 0,0-1-1 0 0,1 1 1 0 0,-1-1 0 0 0,0 1 0 0 0,1 0 0 0 0,-1 0 0 0 0,0 0 0 0 0,1 1 0 0 0,0-1-1 0 0,-5 4 1 0 0,3-3 6 0 0,0 1-1 0 0,0 1 1 0 0,0-1 0 0 0,1 0-1 0 0,-1 1 1 0 0,1 0-1 0 0,0 0 1 0 0,0 0-1 0 0,1 0 1 0 0,-1 0 0 0 0,1 1-1 0 0,0-1 1 0 0,0 1-1 0 0,0-1 1 0 0,-1 8-1 0 0,2-4 59 0 0</inkml:trace>
+</inkml:ink>
+</file>
+
+<file path=word/ink/ink2.xml><?xml version="1.0" encoding="utf-8"?>
+<inkml:ink xmlns:inkml="http://www.w3.org/2003/InkML">
+  <inkml:definitions>
+    <inkml:context xml:id="ctx0">
+      <inkml:inkSource xml:id="inkSrc0">
+        <inkml:traceFormat>
+          <inkml:channel name="X" type="integer" min="-2.14748E9" max="2.14748E9" units="cm"/>
+          <inkml:channel name="Y" type="integer" min="-2.14748E9" max="2.14748E9" units="cm"/>
+          <inkml:channel name="F" type="integer" max="32767" units="dev"/>
+          <inkml:channel name="OA" type="integer" max="360" units="deg"/>
+          <inkml:channel name="OE" type="integer" max="90" units="deg"/>
+        </inkml:traceFormat>
+        <inkml:channelProperties>
+          <inkml:channelProperty channel="X" name="resolution" value="1000" units="1/cm"/>
+          <inkml:channelProperty channel="Y" name="resolution" value="1000" units="1/cm"/>
+          <inkml:channelProperty channel="F" name="resolution" value="0" units="1/dev"/>
+          <inkml:channelProperty channel="OA" name="resolution" value="1000" units="1/deg"/>
+          <inkml:channelProperty channel="OE" name="resolution" value="1000" units="1/deg"/>
+        </inkml:channelProperties>
+      </inkml:inkSource>
+      <inkml:timestamp xml:id="ts0" timeString="2026-04-22T18:31:33.310"/>
+    </inkml:context>
+    <inkml:brush xml:id="br0">
+      <inkml:brushProperty name="width" value="0.025" units="cm"/>
+      <inkml:brushProperty name="height" value="0.025" units="cm"/>
+    </inkml:brush>
+  </inkml:definitions>
+  <inkml:trace contextRef="#ctx0" brushRef="#br0">1 249 2104 0 0,'0'0'1248'0'0,"6"-20"-239"0"0,10-22 335 0 0,-12 28-847 0 0,0 2-1 0 0,13-25 0 0 0,-11 23-320 0 0,0 0 0 0 0,0-1-1 0 0,5-28 1 0 0,-9 37-186 0 0,4-16 498 0 0,-5 21-403 0 0,-1 1 0 0 0,1-1 0 0 0,-1 0 0 0 0,1 1 1 0 0,0-1-1 0 0,-1 0 0 0 0,1 1 0 0 0,0-1 0 0 0,-1 1 0 0 0,1-1 0 0 0,0 1 1 0 0,-1-1-1 0 0,1 1 0 0 0,0 0 0 0 0,0-1 0 0 0,0 1 0 0 0,-1 0 0 0 0,1 0 1 0 0,0-1-1 0 0,0 1 0 0 0,0 0 0 0 0,0 0 0 0 0,1 0 0 0 0,0 3 46 0 0,-1-1-1 0 0,0 1 0 0 0,0-1 0 0 0,0 1 0 0 0,0 0 0 0 0,0-1 0 0 0,0 1 1 0 0,0 0-1 0 0,-1 0 0 0 0,1 2 0 0 0,-1-2 20 0 0,33 165 3708 0 0,-32-141-2843 0 0</inkml:trace>
+  <inkml:trace contextRef="#ctx0" brushRef="#br0" timeOffset="255.5">33 162 6016 0 0,'0'0'836'0'0,"30"0"1368"0"0,-11 0-1860 0 0,35 4 1 0 0,-45-4-282 0 0</inkml:trace>
+  <inkml:trace contextRef="#ctx0" brushRef="#br0" timeOffset="588.62">287 44 6520 0 0,'0'0'54'0'0,"0"31"172"0"0,-1 4-82 0 0,4 68 854 0 0,-3-102-987 0 0,0 0 0 0 0,0 0 0 0 0,0 0 0 0 0,1 0-1 0 0,-1-1 1 0 0,0 1 0 0 0,0 0 0 0 0,1 0 0 0 0,-1 0-1 0 0,1-1 1 0 0,-1 1 0 0 0,1 0 0 0 0,-1 0 0 0 0,1-1-1 0 0,-1 1 1 0 0,1 0 0 0 0,0-1 0 0 0,-1 1 0 0 0,2 0-1 0 0,3 3 48 0 0</inkml:trace>
+  <inkml:trace contextRef="#ctx0" brushRef="#br0" timeOffset="919.78">410 63 8048 0 0,'-2'24'41'0'0,"18"128"742"0"0,-15-148-719 0 0</inkml:trace>
+  <inkml:trace contextRef="#ctx0" brushRef="#br0" timeOffset="1547.48">381 49 4816 0 0,'0'0'48'0'0,"31"-8"209"0"0,-24 7-158 0 0,0-1 1 0 0,0 1-1 0 0,0 0 0 0 0,1 0 1 0 0,-1 1-1 0 0,0 0 0 0 0,0 0 0 0 0,0 1 1 0 0,0 0-1 0 0,8 2 0 0 0,-13-3-67 0 0,0 1 1 0 0,0-1-1 0 0,0 1 0 0 0,0 0 1 0 0,0 0-1 0 0,0 0 0 0 0,0 0 1 0 0,-1 0-1 0 0,1 0 0 0 0,0 0 1 0 0,0 0-1 0 0,-1 1 0 0 0,1-1 1 0 0,-1 1-1 0 0,1-1 0 0 0,-1 1 1 0 0,0-1-1 0 0,1 1 0 0 0,-1 0 0 0 0,0 0 1 0 0,0 0-1 0 0,0 0 0 0 0,0 0 1 0 0,-1 0-1 0 0,1 0 0 0 0,-1 0 1 0 0,1 0-1 0 0,-1 0 0 0 0,0 0 1 0 0,1 0-1 0 0,-1 0 0 0 0,0 0 1 0 0,0 0-1 0 0,-1 1 0 0 0,1-1 0 0 0,0 0 1 0 0,-2 3-1 0 0,-7 13 383 0 0,8-17-370 0 0,0 1 0 0 0,1-1-1 0 0,-1 0 1 0 0,0 1 0 0 0,0-1 0 0 0,1 0-1 0 0,-1 1 1 0 0,1-1 0 0 0,-1 1-1 0 0,1-1 1 0 0,-1 1 0 0 0,1-1 0 0 0,0 1-1 0 0,0 0 1 0 0,0-1 0 0 0,0 1-1 0 0,0 1 1 0 0,1-1 1 0 0,0 1-1 0 0,0-1 0 0 0,1 0 1 0 0,-1 1-1 0 0,1-1 1 0 0,-1 0-1 0 0,1 0 1 0 0,0 0-1 0 0,-1 0 1 0 0,1 0-1 0 0,0-1 1 0 0,1 1-1 0 0,-1-1 1 0 0,0 1-1 0 0,0-1 1 0 0,1 0-1 0 0,-1 1 0 0 0,3 0 1 0 0,-2-1-29 0 0,1 1 0 0 0,-1-1 0 0 0,0 1 0 0 0,0 0 0 0 0,-1 0 0 0 0,1 0 0 0 0,0 1 0 0 0,-1-1 0 0 0,1 1 0 0 0,3 4 0 0 0,-5-6-16 0 0,-1 0 1 0 0,0 0-1 0 0,1 0 1 0 0,-1 0-1 0 0,0 0 1 0 0,0 0 0 0 0,1 0-1 0 0,-1 0 1 0 0,0 0-1 0 0,0 0 1 0 0,0 0-1 0 0,0 0 1 0 0,0 0-1 0 0,0 0 1 0 0,-1 0-1 0 0,1 0 1 0 0,0 0 0 0 0,0 0-1 0 0,-1 0 1 0 0,1 0-1 0 0,-1 0 1 0 0,1 0-1 0 0,-1-1 1 0 0,1 1-1 0 0,-1 1 1 0 0,-2 0-14 0 0,1 1-1 0 0,0-1 1 0 0,-1 0-1 0 0,1 0 1 0 0,-1 0-1 0 0,0 0 1 0 0,0 0-1 0 0,-2 1 1 0 0,-6 2 247 0 0,0-1 1 0 0,0 0 0 0 0,-18 4-1 0 0,20-6 248 0 0,4-1-305 0 0,1 0-1 0 0,0 0 1 0 0,-1 0-1 0 0,1 0 0 0 0,0-1 1 0 0,-1 0-1 0 0,1 0 1 0 0,-7 0-1 0 0,9-6 994 0 0,2 5-1172 0 0</inkml:trace>
+  <inkml:trace contextRef="#ctx0" brushRef="#br0" timeOffset="2259.63">657 279 7936 0 0,'0'0'856'0'0,"14"-20"250"0"0,33-51-83 0 0,-44 66-902 0 0,8-17 308 0 0,0 0 0 0 0,11-39 0 0 0,-22 61-407 0 0,0 0 1 0 0,0 0-1 0 0,0 0 0 0 0,0 0 1 0 0,0 0-1 0 0,0 0 0 0 0,0 0 0 0 0,0 0 1 0 0,0 0-1 0 0,0 0 0 0 0,0 0 1 0 0,0 0-1 0 0,1 0 0 0 0,-1 0 1 0 0,0 0-1 0 0,-1 10 149 0 0,-2 31-20 0 0,10 19 453 0 0,-6-57-550 0 0,0 1 1 0 0,0 0 0 0 0,0-1-1 0 0,0 1 1 0 0,0-1-1 0 0,1 0 1 0 0,0 1-1 0 0,0-1 1 0 0,0 0-1 0 0,0 0 1 0 0,0 0-1 0 0,1 0 1 0 0,4 4 0 0 0,-6-6-13 0 0,0 0 1 0 0,1 0 0 0 0,-1-1 0 0 0,1 1 0 0 0,-1 0 0 0 0,0-1 0 0 0,1 1 0 0 0,-1-1 0 0 0,1 0 0 0 0,-1 1 0 0 0,1-1 0 0 0,-1 0 0 0 0,1 0-1 0 0,-1 0 1 0 0,1 0 0 0 0,-1 0 0 0 0,1-1 0 0 0,-1 1 0 0 0,1 0 0 0 0,-1-1 0 0 0,1 1 0 0 0,-1-1 0 0 0,1 1 0 0 0,-1-1 0 0 0,0 0 0 0 0,1 0-1 0 0,-1 1 1 0 0,0-1 0 0 0,0 0 0 0 0,1 0 0 0 0,-1 0 0 0 0,0 0 0 0 0,1-2 0 0 0,5-5 162 0 0,-1 1 1 0 0,0-1-1 0 0,9-17 1 0 0,-10 17 135 0 0,-5 7-340 0 0,7-9 333 0 0,-1-1 1 0 0,8-21 0 0 0,-12 29-246 0 0,-1 0 0 0 0,-1 0 1 0 0,1-1-1 0 0,0 1 0 0 0,-1 0 1 0 0,1 0-1 0 0,-1 0 1 0 0,0-1-1 0 0,0 1 0 0 0,0 0 1 0 0,-1 0-1 0 0,1 0 1 0 0,-1-1-1 0 0,0 1 0 0 0,0 0 1 0 0,-2-4-1 0 0,3 6-59 0 0,0 1 0 0 0,0-1 0 0 0,-1 1 0 0 0,1-1 0 0 0,0 1 0 0 0,-1-1 0 0 0,1 1 0 0 0,0 0 0 0 0,-1-1 0 0 0,1 1-1 0 0,-1 0 1 0 0,1-1 0 0 0,0 1 0 0 0,-1 0 0 0 0,1 0 0 0 0,-1-1 0 0 0,1 1 0 0 0,-1 0 0 0 0,1 0 0 0 0,-1 0 0 0 0,1 0 0 0 0,-1 0 0 0 0,1-1 0 0 0,-1 1 0 0 0,1 0 0 0 0,-1 0 0 0 0,0 0 0 0 0,1 0 0 0 0,-1 1-1 0 0,1-1 1 0 0,-1 0 0 0 0,1 0 0 0 0,-1 0 0 0 0,1 0 0 0 0,-1 0 0 0 0,1 1 0 0 0,-1-1 0 0 0,1 0 0 0 0,-1 1 0 0 0,1-1 0 0 0,0 0 0 0 0,-1 0 0 0 0,1 1 0 0 0,-1-1 0 0 0,1 1 0 0 0,0-1 0 0 0,-1 0-1 0 0,1 1 1 0 0,0-1 0 0 0,0 1 0 0 0,-1-1 0 0 0,1 1 0 0 0,0-1 0 0 0,0 1 0 0 0,0-1 0 0 0,-1 1 0 0 0,1-1 0 0 0,0 1 0 0 0,0-1 0 0 0,0 1 0 0 0,0-1 0 0 0,0 1 0 0 0,0 8 66 0 0,2 0-10 0 0</inkml:trace>
+</inkml:ink>
+</file>
+
+<file path=word/ink/ink3.xml><?xml version="1.0" encoding="utf-8"?>
+<inkml:ink xmlns:inkml="http://www.w3.org/2003/InkML">
+  <inkml:definitions>
+    <inkml:context xml:id="ctx0">
+      <inkml:inkSource xml:id="inkSrc0">
+        <inkml:traceFormat>
+          <inkml:channel name="X" type="integer" min="-2.14748E9" max="2.14748E9" units="cm"/>
+          <inkml:channel name="Y" type="integer" min="-2.14748E9" max="2.14748E9" units="cm"/>
+          <inkml:channel name="F" type="integer" max="32767" units="dev"/>
+          <inkml:channel name="OA" type="integer" max="360" units="deg"/>
+          <inkml:channel name="OE" type="integer" max="90" units="deg"/>
+        </inkml:traceFormat>
+        <inkml:channelProperties>
+          <inkml:channelProperty channel="X" name="resolution" value="1000" units="1/cm"/>
+          <inkml:channelProperty channel="Y" name="resolution" value="1000" units="1/cm"/>
+          <inkml:channelProperty channel="F" name="resolution" value="0" units="1/dev"/>
+          <inkml:channelProperty channel="OA" name="resolution" value="1000" units="1/deg"/>
+          <inkml:channelProperty channel="OE" name="resolution" value="1000" units="1/deg"/>
+        </inkml:channelProperties>
+      </inkml:inkSource>
+      <inkml:timestamp xml:id="ts0" timeString="2026-04-22T18:31:18.026"/>
+    </inkml:context>
+    <inkml:brush xml:id="br0">
+      <inkml:brushProperty name="width" value="0.025" units="cm"/>
+      <inkml:brushProperty name="height" value="0.025" units="cm"/>
+    </inkml:brush>
+  </inkml:definitions>
+  <inkml:trace contextRef="#ctx0" brushRef="#br0">29 23 3312 0 0,'0'0'87'0'0,"17"-17"667"0"0,-6 15-399 0 0,0 0-1 0 0,1 1 1 0 0,-1 1-1 0 0,1 0 1 0 0,-1 0-1 0 0,12 2 0 0 0,-20-1-277 0 0,0-1-1 0 0,-1 1 0 0 0,1-1 1 0 0,0 1-1 0 0,-1 0 0 0 0,1 0 1 0 0,-1 0-1 0 0,1 0 1 0 0,-1 0-1 0 0,1 1 0 0 0,-1-1 1 0 0,0 1-1 0 0,0-1 0 0 0,0 1 1 0 0,0 0-1 0 0,0 0 0 0 0,0 0 1 0 0,0 0-1 0 0,0 0 0 0 0,-1 1 1 0 0,1-1-1 0 0,-1 0 0 0 0,0 1 1 0 0,0-1-1 0 0,1 1 0 0 0,-2-1 1 0 0,1 1-1 0 0,0 0 0 0 0,0-1 1 0 0,0 6-1 0 0,-2-4-15 0 0,0 1 0 0 0,-1-1-1 0 0,1 1 1 0 0,-1-1 0 0 0,1 0 0 0 0,-1 0-1 0 0,-1 0 1 0 0,1 0 0 0 0,0 0 0 0 0,-1 0-1 0 0,0-1 1 0 0,0 1 0 0 0,-4 3 0 0 0,-5 8 289 0 0,8-10-211 0 0,0 0 0 0 0,-1 0-1 0 0,0-1 1 0 0,1 1 0 0 0,-1-1-1 0 0,-1-1 1 0 0,1 1 0 0 0,0-1-1 0 0,-1 1 1 0 0,-9 2-1 0 0,12-4-49 0 0,0-1-1 0 0,-1 0 0 0 0,1 0 0 0 0,-1 0 0 0 0,1-1 0 0 0,-1 1 0 0 0,1-1 0 0 0,-1 1 0 0 0,1-1 0 0 0,-1-1 0 0 0,0 1 0 0 0,1 0 0 0 0,-1-1 0 0 0,1 1 1 0 0,-1-1-1 0 0,1 0 0 0 0,0-1 0 0 0,-1 1 0 0 0,1 0 0 0 0,-4-3 0 0 0,6 3-61 0 0,0 1 1 0 0,1 0-1 0 0,-1 0 0 0 0,1-1 1 0 0,-1 1-1 0 0,1-1 0 0 0,-1 1 1 0 0,1-1-1 0 0,-1 1 0 0 0,1-1 1 0 0,-1 1-1 0 0,1-1 0 0 0,-1 1 1 0 0,1-1-1 0 0,0 1 0 0 0,-1-1 1 0 0,1 0-1 0 0,0 1 0 0 0,0-1 1 0 0,-1 0-1 0 0,1 1 0 0 0,0-1 1 0 0,0 0-1 0 0,0 1 0 0 0,0-1 1 0 0,0 0-1 0 0,0 1 0 0 0,0-1 1 0 0,0 0-1 0 0,0 0-4 0 0,1 1 0 0 0,-1-1 0 0 0,1 1 0 0 0,-1-1 0 0 0,1 1 0 0 0,-1-1 0 0 0,1 1 0 0 0,0 0 0 0 0,-1-1 0 0 0,1 1 0 0 0,-1 0 0 0 0,1 0-1 0 0,0 0 1 0 0,-1-1 0 0 0,1 1 0 0 0,0 0 0 0 0,-1 0 0 0 0,1 0 0 0 0,0 0 0 0 0,-1 0 0 0 0,1 0 0 0 0,0 0 0 0 0,-1 0 0 0 0,1 0 0 0 0,0 0 0 0 0,-1 1 0 0 0,1-1 0 0 0,0 0 0 0 0,-1 0 0 0 0,1 1 0 0 0,12 4 244 0 0,0 0-1 0 0,15 9 1 0 0,-18-9-209 0 0,0 0 1 0 0,1 0-1 0 0,22 6 0 0 0,-17-6-22 0 0,0 1 0 0 0,17 7 0 0 0,-20-7 66 0 0,2 0-7 0 0</inkml:trace>
+</inkml:ink>
+</file>
+
+<file path=word/ink/ink4.xml><?xml version="1.0" encoding="utf-8"?>
+<inkml:ink xmlns:inkml="http://www.w3.org/2003/InkML">
+  <inkml:definitions>
+    <inkml:context xml:id="ctx0">
+      <inkml:inkSource xml:id="inkSrc0">
+        <inkml:traceFormat>
+          <inkml:channel name="X" type="integer" min="-2.14748E9" max="2.14748E9" units="cm"/>
+          <inkml:channel name="Y" type="integer" min="-2.14748E9" max="2.14748E9" units="cm"/>
+          <inkml:channel name="F" type="integer" max="32767" units="dev"/>
+          <inkml:channel name="OA" type="integer" max="360" units="deg"/>
+          <inkml:channel name="OE" type="integer" max="90" units="deg"/>
+        </inkml:traceFormat>
+        <inkml:channelProperties>
+          <inkml:channelProperty channel="X" name="resolution" value="1000" units="1/cm"/>
+          <inkml:channelProperty channel="Y" name="resolution" value="1000" units="1/cm"/>
+          <inkml:channelProperty channel="F" name="resolution" value="0" units="1/dev"/>
+          <inkml:channelProperty channel="OA" name="resolution" value="1000" units="1/deg"/>
+          <inkml:channelProperty channel="OE" name="resolution" value="1000" units="1/deg"/>
+        </inkml:channelProperties>
+      </inkml:inkSource>
+      <inkml:timestamp xml:id="ts0" timeString="2026-04-22T18:30:24.137"/>
+    </inkml:context>
+    <inkml:brush xml:id="br0">
+      <inkml:brushProperty name="width" value="0.025" units="cm"/>
+      <inkml:brushProperty name="height" value="0.025" units="cm"/>
+    </inkml:brush>
+  </inkml:definitions>
+  <inkml:trace contextRef="#ctx0" brushRef="#br0">192 862 2104 0 0,'0'0'1105'0'0,"-16"-13"-473"0"0,11 11-558 0 0,0 0 0 0 0,0 1 0 0 0,-1-1 1 0 0,1 1-1 0 0,0 0 0 0 0,0 1 0 0 0,0-1 0 0 0,-1 1 0 0 0,1 0 0 0 0,0 0 0 0 0,-1 0 0 0 0,1 1 0 0 0,0 0 1 0 0,0 0-1 0 0,-1 1 0 0 0,1-1 0 0 0,0 1 0 0 0,1 0 0 0 0,-1 0 0 0 0,0 1 0 0 0,0-1 0 0 0,1 1 0 0 0,0 0 0 0 0,-1 1 1 0 0,1-1-1 0 0,0 1 0 0 0,-6 7 0 0 0,6-6-31 0 0,0 0 0 0 0,0 1 0 0 0,1-1-1 0 0,0 1 1 0 0,0 0 0 0 0,0 0 0 0 0,1 0 0 0 0,-3 9 0 0 0,5-12-25 0 0,0-1 1 0 0,-1 1 0 0 0,1 0-1 0 0,0 0 1 0 0,0 0-1 0 0,0-1 1 0 0,1 1-1 0 0,-1 0 1 0 0,1 0-1 0 0,-1-1 1 0 0,1 1-1 0 0,0 0 1 0 0,0-1-1 0 0,0 1 1 0 0,1-1-1 0 0,-1 1 1 0 0,0-1-1 0 0,1 0 1 0 0,0 1-1 0 0,-1-1 1 0 0,1 0-1 0 0,3 3 1 0 0,-2-3 14 0 0,0 0-1 0 0,-1-1 1 0 0,1 1 0 0 0,0 0 0 0 0,1-1 0 0 0,-1 0 0 0 0,0 1-1 0 0,0-1 1 0 0,1 0 0 0 0,4 0 0 0 0,40 4 483 0 0,-26-3-259 0 0,-4-2-41 0 0,-14 0-68 0 0,0 0 1 0 0,-1 0 0 0 0,1 0 0 0 0,0 0 0 0 0,-1 1 0 0 0,1-1 0 0 0,6 3 0 0 0,-8-1-42 0 0</inkml:trace>
+  <inkml:trace contextRef="#ctx0" brushRef="#br0" timeOffset="539.82">259 1048 9512 0 0,'0'0'442'0'0,"18"-5"-304"0"0,-9-1-47 0 0,0-1 0 0 0,0 1 0 0 0,0-1 1 0 0,-1-1-1 0 0,0 0 0 0 0,0 0 0 0 0,-1 0 1 0 0,8-12-1 0 0,-18 27-34 0 0,0 0 0 0 0,1 0 0 0 0,0 0 0 0 0,0 1 0 0 0,0-1 0 0 0,1 0 1 0 0,-1 11-1 0 0,2-13-34 0 0,0 0 0 0 0,-1 0 0 0 0,1-1 0 0 0,1 1 0 0 0,-1 0 0 0 0,1 0 0 0 0,0-1 0 0 0,0 1 0 0 0,0 0 0 0 0,1-1 0 0 0,-1 1 0 0 0,1-1 0 0 0,5 8 0 0 0,-2-6 101 0 0,-2-3-52 0 0</inkml:trace>
+  <inkml:trace contextRef="#ctx0" brushRef="#br0" timeOffset="1026.16">426 1009 5120 0 0,'0'0'263'0'0,"8"-31"466"0"0,-7 30-697 0 0,0 0 0 0 0,-1 0 0 0 0,1-1 0 0 0,0 1 0 0 0,0 0 0 0 0,0 0 0 0 0,0 0 0 0 0,0 0 0 0 0,0 0 0 0 0,0 1 0 0 0,0-1 0 0 0,0 0 0 0 0,0 0 0 0 0,0 1 0 0 0,0-1 0 0 0,1 0 0 0 0,-1 1 0 0 0,0 0 0 0 0,0-1 0 0 0,1 1 0 0 0,-1 0 0 0 0,0-1 0 0 0,1 1 0 0 0,-1 0 0 0 0,0 0 0 0 0,1 0 0 0 0,-1 0 0 0 0,1 0 0 0 0,-1 0 0 0 0,0 1 0 0 0,1-1 0 0 0,-1 0 0 0 0,0 1 0 0 0,0-1 0 0 0,1 1 0 0 0,1 1 0 0 0,1 0 5 0 0,1 0 0 0 0,-1 0 0 0 0,0 0 1 0 0,0 1-1 0 0,0 0 0 0 0,-1 0 0 0 0,1 0 0 0 0,6 7 0 0 0,-9-8-17 0 0,1 0 0 0 0,0 1-1 0 0,-1-1 1 0 0,1 0 0 0 0,-1 1-1 0 0,0-1 1 0 0,0 1 0 0 0,0 0-1 0 0,0-1 1 0 0,0 1 0 0 0,-1 0 0 0 0,1-1-1 0 0,-1 1 1 0 0,1 0 0 0 0,-1 0-1 0 0,0 0 1 0 0,-1 4 0 0 0,0-2 12 0 0,0-1 1 0 0,-1 0 0 0 0,0 0 0 0 0,0 1 0 0 0,0-1 0 0 0,0-1 0 0 0,0 1 0 0 0,-1 0 0 0 0,0 0 0 0 0,-3 3-1 0 0,1-2-18 0 0,1-1 0 0 0,-1 1 0 0 0,0-1 0 0 0,0 0-1 0 0,-11 6 1 0 0,15-9 22 0 0,0 0-1 0 0,0-1 1 0 0,0 1-1 0 0,0 0 0 0 0,0-1 1 0 0,0 1-1 0 0,0-1 1 0 0,-1 1-1 0 0,1-1 0 0 0,0 0 1 0 0,0 1-1 0 0,-1-1 1 0 0,1 0-1 0 0,0 0 0 0 0,0 0 1 0 0,-1 0-1 0 0,1 0 1 0 0,0 0-1 0 0,-1 0 0 0 0,1 0 1 0 0,0-1-1 0 0,0 1 1 0 0,0 0-1 0 0,-1-1 0 0 0,1 1 1 0 0,0-1-1 0 0,0 0 1 0 0,0 1-1 0 0,0-1 0 0 0,0 0 1 0 0,0 1-1 0 0,0-1 1 0 0,0 0-1 0 0,0 0 0 0 0,-1-1 1 0 0,-1-2 54 0 0,3 3-89 0 0,0 1 0 0 0,-1 0-1 0 0,1 0 1 0 0,0-1 0 0 0,0 1 0 0 0,0 0-1 0 0,-1-1 1 0 0,1 1 0 0 0,0 0-1 0 0,0-1 1 0 0,0 1 0 0 0,0 0 0 0 0,0-1-1 0 0,0 1 1 0 0,0-1 0 0 0,0 1 0 0 0,0 0-1 0 0,0-1 1 0 0,0 1 0 0 0,0 0 0 0 0,0-1-1 0 0,0 1 1 0 0,0 0 0 0 0,0-1 0 0 0,0 1-1 0 0,1 0 1 0 0,-1-1 0 0 0,0 1 0 0 0,0 0-1 0 0,1-1 1 0 0,-1 0 11 0 0,20 8 209 0 0,-4 2 152 0 0,2-1 0 0 0,-1-1 0 0 0,1 0 0 0 0,28 6-1 0 0,-39-11-277 0 0,0-2-8 0 0</inkml:trace>
+  <inkml:trace contextRef="#ctx0" brushRef="#br0" timeOffset="2128.04">666 761 5920 0 0,'0'0'537'0'0,"1"24"39"0"0,-20 120 1121 0 0,18-60-1148 0 0,1-47-116 0 0</inkml:trace>
+  <inkml:trace contextRef="#ctx0" brushRef="#br0" timeOffset="2406.83">782 797 4616 0 0,'-1'19'371'0'0,"-1"-1"0"0"0,-7 30 0 0 0,0 0 146 0 0,4-8 272 0 0,0 53 0 0 0,5-93-725 0 0</inkml:trace>
+  <inkml:trace contextRef="#ctx0" brushRef="#br0" timeOffset="2646.85">652 929 6328 0 0,'0'0'337'0'0,"31"-7"510"0"0,-20 7-592 0 0,1 0 1 0 0,0 1 0 0 0,20 3-1 0 0,-27-3-159 0 0,3 1 26 0 0</inkml:trace>
+  <inkml:trace contextRef="#ctx0" brushRef="#br0" timeOffset="3197.71">819 1005 4312 0 0,'0'0'529'0'0,"30"7"552"0"0,-26-6-967 0 0,0 0-1 0 0,-1 1 1 0 0,1-1-1 0 0,-1 1 1 0 0,0 0-1 0 0,7 4 1 0 0,-10-6-91 0 0,1 1 1 0 0,0-1 0 0 0,-1 1-1 0 0,1-1 1 0 0,0 1 0 0 0,-1-1-1 0 0,1 1 1 0 0,-1 0 0 0 0,1-1 0 0 0,-1 1-1 0 0,1 0 1 0 0,-1-1 0 0 0,1 1-1 0 0,-1 0 1 0 0,0 0 0 0 0,1-1-1 0 0,-1 1 1 0 0,0 0 0 0 0,0 0 0 0 0,1 0-1 0 0,-1 0 1 0 0,0-1 0 0 0,0 1-1 0 0,0 0 1 0 0,0 0 0 0 0,0 0-1 0 0,0 0 1 0 0,0-1 0 0 0,-1 1 0 0 0,1 0-1 0 0,0 0 1 0 0,0 0 0 0 0,-1-1-1 0 0,1 1 1 0 0,0 0 0 0 0,-1 0-1 0 0,0 0 1 0 0,-3 5 110 0 0,-2 2 71 0 0,0 0-1 0 0,0-1 1 0 0,-13 12-1 0 0,16-17-145 0 0,0 1-1 0 0,1 0 1 0 0,-1 0 0 0 0,0 0-1 0 0,1 1 1 0 0,0-1 0 0 0,0 0-1 0 0,-2 5 1 0 0,4-8-21 0 0,0 1 0 0 0,-1-1 0 0 0,1 1 0 0 0,0-1 0 0 0,0 1 0 0 0,-1 0 0 0 0,1-1 0 0 0,0 1 0 0 0,0-1 0 0 0,0 1 0 0 0,0 0-1 0 0,0-1 1 0 0,0 1 0 0 0,0 0 0 0 0,0-1 0 0 0,0 1 0 0 0,0-1 0 0 0,0 1 0 0 0,0 0 0 0 0,0-1 0 0 0,0 1 0 0 0,1-1 0 0 0,-1 1 0 0 0,0-1 0 0 0,0 1 0 0 0,1 0 0 0 0,-1-1 0 0 0,0 1 0 0 0,1-1 0 0 0,-1 1 0 0 0,1-1 0 0 0,-1 0 0 0 0,1 1 0 0 0,-1-1 0 0 0,1 1 0 0 0,-1-1 0 0 0,1 0 0 0 0,-1 1 0 0 0,1-1 0 0 0,-1 0-1 0 0,1 0 1 0 0,-1 1 0 0 0,1-1 0 0 0,0 0 0 0 0,-1 0 0 0 0,1 0 0 0 0,-1 0 0 0 0,1 0 0 0 0,0 0 0 0 0,-1 0 0 0 0,1 0 0 0 0,0 0 0 0 0,-1 0 0 0 0,2 0 0 0 0,32-5 903 0 0,-26 3-835 0 0</inkml:trace>
+  <inkml:trace contextRef="#ctx0" brushRef="#br0" timeOffset="3477.13">955 1043 6520 0 0,'0'0'209'0'0,"-16"19"1256"0"0,15-17-1356 0 0,1 0-1 0 0,0 0 0 0 0,0 0 1 0 0,0 0-1 0 0,1 0 0 0 0,-1 0 1 0 0,0 0-1 0 0,1 0 0 0 0,-1 0 0 0 0,1 0 1 0 0,0 0-1 0 0,-1-1 0 0 0,1 1 1 0 0,0 0-1 0 0,0 0 0 0 0,0-1 1 0 0,1 1-1 0 0,-1-1 0 0 0,0 1 1 0 0,1-1-1 0 0,2 3 0 0 0,2 0 150 0 0,0 1 0 0 0,0-2 0 0 0,1 1 1 0 0,10 4-1 0 0,6 3 372 0 0,-22-10-602 0 0,-1-1-1 0 0,1 0 0 0 0,-1 0 1 0 0,1 1-1 0 0,-1-1 0 0 0,1 0 1 0 0,-1 1-1 0 0,1-1 0 0 0,-1 1 1 0 0,1-1-1 0 0,-1 0 1 0 0,0 1-1 0 0,1-1 0 0 0,-1 1 1 0 0,0-1-1 0 0,0 1 0 0 0,1-1 1 0 0,-1 1-1 0 0,0 0 0 0 0,0-1 1 0 0,0 1-1 0 0,1-1 0 0 0,-1 1 1 0 0,0-1-1 0 0,0 1 0 0 0,0 0 1 0 0,0-1-1 0 0,0 1 1 0 0,0-1-1 0 0,0 1 0 0 0,0-1 1 0 0,-1 2-1 0 0,0-1 3 0 0,1 1 0 0 0,-1 0 1 0 0,0-1-1 0 0,0 1 0 0 0,-1-1 1 0 0,1 1-1 0 0,0-1 0 0 0,0 0 0 0 0,-1 1 1 0 0,-2 1-1 0 0,-3 2-1 0 0,0 0-1 0 0,-1-1 1 0 0,-13 7 0 0 0,16-10-5 0 0,0 1 0 0 0,0-1 0 0 0,1 0 0 0 0,-1 0 0 0 0,0 0 0 0 0,0-1 0 0 0,0 0 0 0 0,0 0 0 0 0,-8-1 0 0 0,8 0 31 0 0</inkml:trace>
+  <inkml:trace contextRef="#ctx0" brushRef="#br0" timeOffset="3696.91">902 1079 10248 0 0,'0'0'0'0'0,"8"-1"296"0"0,-1 0 0 0 0,-1 0 0 0 0,0 0 0 0 0,0-1-176 0 0,0 1 0 0 0,-1 1 0 0 0,2 0 8 0 0,0 0 184 0 0,-1 1 8 0 0,0 1 8 0 0,0 0-8 0 0,2 1-192 0 0,-3-1 0 0 0</inkml:trace>
+  <inkml:trace contextRef="#ctx0" brushRef="#br0" timeOffset="5013.63">1253 1024 4912 0 0,'13'12'1160'0'0,"29"17"-235"0"0,-22-14-282 0 0,0-1 1 0 0,1-1-1 0 0,0-1 0 0 0,1 0 1 0 0,37 12-1 0 0,-46-20-524 0 0</inkml:trace>
+  <inkml:trace contextRef="#ctx0" brushRef="#br0" timeOffset="5456.77">1634 1157 5416 0 0,'-20'21'984'0'0,"20"-20"-904"0"0,-1 1 1 0 0,1 0-1 0 0,0 0 1 0 0,0-1-1 0 0,0 1 0 0 0,0 0 1 0 0,1-1-1 0 0,-1 1 1 0 0,0 0-1 0 0,1-1 1 0 0,-1 1-1 0 0,1 0 1 0 0,0-1-1 0 0,-1 1 1 0 0,1-1-1 0 0,0 1 0 0 0,0-1 1 0 0,0 1-1 0 0,0-1 1 0 0,0 0-1 0 0,0 1 1 0 0,0-1-1 0 0,0 0 1 0 0,1 0-1 0 0,1 1 0 0 0,4 3 139 0 0,0-2 1 0 0,0 1-1 0 0,0-1 0 0 0,12 4 0 0 0,-13-5-90 0 0,0 0 1 0 0,-1 0-1 0 0,1 1 1 0 0,0 0-1 0 0,9 7 1 0 0,-14-10-99 0 0,0 1-1 0 0,0-1 1 0 0,0 1 0 0 0,-1 0 0 0 0,1-1 0 0 0,0 1 0 0 0,-1 0 0 0 0,1 0 0 0 0,-1-1 0 0 0,1 1-1 0 0,0 0 1 0 0,-1 0 0 0 0,0 0 0 0 0,1 0 0 0 0,-1 0 0 0 0,0 0 0 0 0,1 0 0 0 0,-1 0-1 0 0,0 0 1 0 0,0 0 0 0 0,0 0 0 0 0,0 0 0 0 0,0 0 0 0 0,0 0 0 0 0,0 0 0 0 0,0 0 0 0 0,0 1-1 0 0,-1 0 5 0 0,0-1-1 0 0,0 1 1 0 0,-1-1-1 0 0,1 1 0 0 0,0-1 1 0 0,0 0-1 0 0,-1 0 1 0 0,1 1-1 0 0,0-1 0 0 0,-1 0 1 0 0,1 0-1 0 0,-1 0 1 0 0,0-1-1 0 0,-1 2 1 0 0,-4 1 69 0 0,0-1 0 0 0,0 1 0 0 0,0-2 0 0 0,0 1 0 0 0,0-1 0 0 0,0 0 0 0 0,-8 0 0 0 0,6-1 118 0 0,8 0-161 0 0,-1 1-1 0 0,0-1 0 0 0,0 0 1 0 0,0-1-1 0 0,0 1 1 0 0,1 0-1 0 0,-1-1 1 0 0,0 1-1 0 0,0-1 1 0 0,1 1-1 0 0,-1-1 0 0 0,-2-1 1 0 0,2 0 50 0 0</inkml:trace>
+  <inkml:trace contextRef="#ctx0" brushRef="#br0" timeOffset="5982.13">1749 1203 5416 0 0,'4'-5'56'0'0,"0"1"0"0"0,0 0 0 0 0,1 0 0 0 0,0 1-1 0 0,0-1 1 0 0,0 1 0 0 0,0 0 0 0 0,9-4 0 0 0,17-10 567 0 0,-19 8-348 0 0,0 0 0 0 0,1 1 0 0 0,0 1 0 0 0,1 0-1 0 0,0 1 1 0 0,0 1 0 0 0,0 0 0 0 0,28-6 0 0 0,-31 9-139 0 0,-7 1-72 0 0</inkml:trace>
+  <inkml:trace contextRef="#ctx0" brushRef="#br0" timeOffset="6286.03">2026 1049 4816 0 0,'2'1'80'0'0,"17"11"265"0"0,2-2 0 0 0,0 0 1 0 0,33 10-1 0 0,-23-8 52 0 0,39 19 1063 0 0,-67-30-1378 0 0</inkml:trace>
+  <inkml:trace contextRef="#ctx0" brushRef="#br0" timeOffset="6903.62">2385 1154 4216 0 0,'0'0'168'0'0,"-20"-7"265"0"0,18 6-390 0 0,1 1 1 0 0,0 0-1 0 0,0 0 0 0 0,-1 0 1 0 0,1 0-1 0 0,0 0 0 0 0,0 0 0 0 0,-1 0 1 0 0,1 1-1 0 0,0-1 0 0 0,0 0 1 0 0,-1 1-1 0 0,1-1 0 0 0,0 1 0 0 0,0-1 1 0 0,0 1-1 0 0,0 0 0 0 0,0-1 1 0 0,0 1-1 0 0,0 0 0 0 0,0 0 0 0 0,0-1 1 0 0,0 1-1 0 0,0 0 0 0 0,0 0 1 0 0,1 0-1 0 0,-1 0 0 0 0,0 0 0 0 0,1 1 1 0 0,-1-1-1 0 0,1 0 0 0 0,-1 0 1 0 0,1 0-1 0 0,-1 0 0 0 0,1 1 0 0 0,0-1 1 0 0,-1 2-1 0 0,2-1-4 0 0,-1 1-1 0 0,0-1 1 0 0,1 0-1 0 0,-1 1 1 0 0,1-1-1 0 0,0 0 1 0 0,0 0-1 0 0,0 0 1 0 0,0 1 0 0 0,0-1-1 0 0,1 0 1 0 0,-1 0-1 0 0,0-1 1 0 0,1 1-1 0 0,0 0 1 0 0,-1 0-1 0 0,1-1 1 0 0,0 1 0 0 0,3 1-1 0 0,75 51 1210 0 0,-79-54-1198 0 0,0 1 1 0 0,-1-1-1 0 0,1 1 0 0 0,0-1 0 0 0,0 1 1 0 0,0 0-1 0 0,-1 0 0 0 0,1-1 1 0 0,-1 1-1 0 0,1 0 0 0 0,0 0 0 0 0,-1 0 1 0 0,1-1-1 0 0,-1 1 0 0 0,0 0 1 0 0,1 0-1 0 0,-1 0 0 0 0,0 0 0 0 0,1 0 1 0 0,-1 0-1 0 0,0 0 0 0 0,0 0 0 0 0,0 0 1 0 0,0 0-1 0 0,0 0 0 0 0,0 0 1 0 0,0 0-1 0 0,0 0 0 0 0,0 0 0 0 0,-1 0 1 0 0,1 0-1 0 0,0 0 0 0 0,-1 0 1 0 0,1 0-1 0 0,-1 0 0 0 0,1 0 0 0 0,-1-1 1 0 0,1 1-1 0 0,-1 0 0 0 0,1 0 1 0 0,-1 0-1 0 0,0-1 0 0 0,0 1 0 0 0,1 0 1 0 0,-1-1-1 0 0,0 1 0 0 0,0-1 0 0 0,0 1 1 0 0,1-1-1 0 0,-1 1 0 0 0,-2 0 1 0 0,-2 2 76 0 0,-1 0 1 0 0,0 0 0 0 0,0-1 0 0 0,0 0 0 0 0,0 0-1 0 0,-11 2 1 0 0,11-3 71 0 0,-5 1 96 0 0,-1-1 0 0 0,0 0 0 0 0,1-1 0 0 0,-1 0 0 0 0,-16-2 1 0 0,21 0-24 0 0</inkml:trace>
+  <inkml:trace contextRef="#ctx0" brushRef="#br0" timeOffset="7506.08">2022 877 8136 0 0,'1'20'1026'0'0,"0"2"268"0"0,-2 32 0 0 0,0-16-508 0 0,6-34-610 0 0,-4-4-176 0 0</inkml:trace>
+  <inkml:trace contextRef="#ctx0" brushRef="#br0" timeOffset="7718.71">2109 876 5224 0 0,'-3'32'589'0'0,"1"40"-167"0"0,3-49-204 0 0,4-1 3 0 0,-3-19-175 0 0</inkml:trace>
+  <inkml:trace contextRef="#ctx0" brushRef="#br0" timeOffset="8171.77">2034 715 3912 0 0,'-2'4'33'0'0,"1"0"0"0"0,0 0 0 0 0,0 0 0 0 0,1 1-1 0 0,-1-1 1 0 0,1 0 0 0 0,0 0 0 0 0,0 0 0 0 0,0 1 0 0 0,1-1 0 0 0,0 0 0 0 0,-1 0 0 0 0,2 0 0 0 0,1 7 0 0 0,-1-8-7 0 0,-1-1 1 0 0,0 1 0 0 0,1 0 0 0 0,0-1 0 0 0,0 0 0 0 0,0 1-1 0 0,0-1 1 0 0,0 0 0 0 0,0 0 0 0 0,0 0 0 0 0,1 0 0 0 0,-1 0-1 0 0,1-1 1 0 0,-1 1 0 0 0,1-1 0 0 0,0 1 0 0 0,0-1 0 0 0,-1 0 0 0 0,1 0-1 0 0,6 1 1 0 0,-3-1 64 0 0,-1 0-1 0 0,1-1 1 0 0,-1 1-1 0 0,1-1 1 0 0,-1 0-1 0 0,1-1 1 0 0,5 0-1 0 0,-10 0-67 0 0,0 1 0 0 0,0 0 0 0 0,0 0 0 0 0,0-1 1 0 0,0 1-1 0 0,0-1 0 0 0,0 1 0 0 0,0-1 0 0 0,0 1 0 0 0,0-1 0 0 0,0 1 0 0 0,-1-1 0 0 0,1 0 0 0 0,0 0 0 0 0,0 1 0 0 0,-1-1 0 0 0,1 0 0 0 0,-1 0 0 0 0,1 0 0 0 0,0 0 0 0 0,-1 0 0 0 0,1 1 0 0 0,-1-1 0 0 0,0 0 0 0 0,1 0 0 0 0,-1 0 0 0 0,0 0 0 0 0,0 0 0 0 0,0-1 0 0 0,0 1 0 0 0,1 0 0 0 0,-1 0 0 0 0,-1 0 0 0 0,1 0 0 0 0,0 0 0 0 0,0 0 0 0 0,0 0 0 0 0,0 0 0 0 0,-1 0 0 0 0,1 0 0 0 0,0 0 0 0 0,-1 0 0 0 0,1 0 0 0 0,-2-1 0 0 0,-1-4 69 0 0,0 0-1 0 0,0 0 1 0 0,0 0 0 0 0,-1 0-1 0 0,0 1 1 0 0,0 0 0 0 0,0 0-1 0 0,-1 0 1 0 0,-5-5 0 0 0,8 8-74 0 0,0 0 0 0 0,-1 1 1 0 0,1-1-1 0 0,-1 0 1 0 0,1 1-1 0 0,-1 0 1 0 0,1-1-1 0 0,-1 1 0 0 0,0 0 1 0 0,1 0-1 0 0,-1 1 1 0 0,0-1-1 0 0,0 1 1 0 0,0-1-1 0 0,0 1 0 0 0,0 0 1 0 0,0 0-1 0 0,1 0 1 0 0,-1 0-1 0 0,0 1 0 0 0,0-1 1 0 0,0 1-1 0 0,-4 1 1 0 0,5-1 20 0 0,0 0 1 0 0,0 0-1 0 0,1 0 0 0 0,-1 0 1 0 0,1 1-1 0 0,-1-1 0 0 0,1 0 1 0 0,-1 1-1 0 0,1-1 1 0 0,-1 1-1 0 0,1 0 0 0 0,0-1 1 0 0,0 1-1 0 0,0 0 0 0 0,0 0 1 0 0,0 0-1 0 0,1 0 1 0 0,-1 0-1 0 0,0 0 0 0 0,1 0 1 0 0,-1 0-1 0 0,1 0 0 0 0,0 0 1 0 0,0 0-1 0 0,0 0 1 0 0,0 0-1 0 0,0 2 0 0 0,2 7 59 0 0</inkml:trace>
+  <inkml:trace contextRef="#ctx0" brushRef="#br0" timeOffset="10098.63">2594 1272 4616 0 0,'0'0'958'0'0,"30"-10"784"0"0,19-17-946 0 0,-34 19-407 0 0,-1 0-1 0 0,31-12 1 0 0,-9 1 70 0 0,-9 4-182 0 0,-22 13-235 0 0</inkml:trace>
+  <inkml:trace contextRef="#ctx0" brushRef="#br0" timeOffset="10488.15">2891 1135 6016 0 0,'10'4'118'0'0,"1"0"0"0"0,-1 1 0 0 0,0 1 0 0 0,-1 0 0 0 0,0 0 0 0 0,12 10 0 0 0,-8-6 186 0 0,0 0 1 0 0,15 7 0 0 0,89 43 1163 0 0,-41-21-604 0 0,-70-36-792 0 0</inkml:trace>
+  <inkml:trace contextRef="#ctx0" brushRef="#br0" timeOffset="11311.61">3247 1311 4616 0 0,'0'0'1144'0'0,"18"-12"116"0"0,0 2-934 0 0,-1 1 1 0 0,1 0 0 0 0,28-9-1 0 0,-28 12-47 0 0,0-2-1 0 0,0 0 0 0 0,32-20 1 0 0,-37 20-151 0 0,0 0 1 0 0,1 1-1 0 0,0 1 1 0 0,0 1-1 0 0,16-5 1 0 0,18-7 333 0 0,-40 13-391 0 0</inkml:trace>
+  <inkml:trace contextRef="#ctx0" brushRef="#br0" timeOffset="12376.48">3605 1147 8184 0 0,'16'21'17'0'0,"-8"-7"60"0"0,1 0 0 0 0,1-1 0 0 0,0-1-1 0 0,1 1 1 0 0,1-2 0 0 0,0 0 0 0 0,23 18 0 0 0,14 12 388 0 0,-43-35-381 0 0,0-1 1 0 0,0 2-1 0 0,0-1 1 0 0,0 1-1 0 0,-1 0 1 0 0,0 0-1 0 0,-1 0 1 0 0,8 16-1 0 0,-10-17-13 0 0</inkml:trace>
+  <inkml:trace contextRef="#ctx0" brushRef="#br0" timeOffset="13743.92">3859 1357 4912 0 0,'17'-7'721'0'0,"22"-11"366"0"0,62-39 1 0 0,10-22 302 0 0,-80 57-1099 0 0,-24 17-212 0 0</inkml:trace>
+  <inkml:trace contextRef="#ctx0" brushRef="#br0" timeOffset="14729.85">4143 1219 4512 0 0,'0'0'403'0'0,"1"2"-335"0"0,30 27 866 0 0,62 45 0 0 0,-88-70-857 0 0,78 49 892 0 0,-79-50-898 0 0,0 2-7 0 0</inkml:trace>
+  <inkml:trace contextRef="#ctx0" brushRef="#br0" timeOffset="15492.48">4429 1409 4120 0 0,'0'0'457'0'0,"21"-14"90"0"0,-5 0-41 0 0,1 1 1 0 0,1 1-1 0 0,0 0 0 0 0,31-13 1 0 0,-24 12 161 0 0,44-30 0 0 0,-61 38-449 0 0,-5 2-93 0 0,0 1 1 0 0,0 0 0 0 0,0 0 0 0 0,0-1 0 0 0,0 0-1 0 0,-1 0 1 0 0,4-4 0 0 0,-5 5 32 0 0</inkml:trace>
+  <inkml:trace contextRef="#ctx0" brushRef="#br0" timeOffset="16025.9">4784 1105 4720 0 0,'-3'1'76'0'0,"0"-1"1"0"0,0 1 0 0 0,0 0-1 0 0,0 0 1 0 0,0 0-1 0 0,1 0 1 0 0,-1 1-1 0 0,0-1 1 0 0,0 1-1 0 0,1-1 1 0 0,-1 1-1 0 0,1 0 1 0 0,-1 0 0 0 0,1 0-1 0 0,0 0 1 0 0,0 1-1 0 0,0-1 1 0 0,0 1-1 0 0,0-1 1 0 0,1 1-1 0 0,-3 4 1 0 0,1-2 21 0 0,0 0 0 0 0,1 0 1 0 0,0 1-1 0 0,0-1 0 0 0,0 1 0 0 0,1-1 0 0 0,-1 1 1 0 0,1 0-1 0 0,1-1 0 0 0,-1 1 0 0 0,1 6 0 0 0,1-10-63 0 0,-1 1 0 0 0,1-1 0 0 0,0 0 0 0 0,0 0 0 0 0,0 0 0 0 0,0 0 0 0 0,0 0 0 0 0,0 0 0 0 0,1 0 0 0 0,-1 0 0 0 0,1 0 0 0 0,-1-1 0 0 0,1 1 0 0 0,0 0 0 0 0,-1-1 0 0 0,1 0 0 0 0,0 1 0 0 0,0-1-1 0 0,0 0 1 0 0,0 0 0 0 0,0 0 0 0 0,1 0 0 0 0,-1 0 0 0 0,0-1 0 0 0,0 1 0 0 0,5 0 0 0 0,2 1 61 0 0,1 0-1 0 0,-1-1 1 0 0,1-1-1 0 0,-1 1 1 0 0,13-2 0 0 0,-18 1-48 0 0,-1-1 0 0 0,0 1 0 0 0,1-1 0 0 0,-1 0 0 0 0,1 0 0 0 0,-1 0 0 0 0,0-1 0 0 0,0 1 0 0 0,0-1 1 0 0,0 0-1 0 0,0 0 0 0 0,0 0 0 0 0,0 0 0 0 0,0 0 0 0 0,-1-1 0 0 0,1 1 0 0 0,-1-1 0 0 0,0 1 0 0 0,0-1 0 0 0,0 0 0 0 0,0 0 1 0 0,0 0-1 0 0,0 0 0 0 0,-1 0 0 0 0,0-1 0 0 0,1 1 0 0 0,-1 0 0 0 0,0-1 0 0 0,0-4 0 0 0,0 3 14 0 0,-1 1 0 0 0,1 0 1 0 0,-1-1-1 0 0,0 1 0 0 0,-1-1 0 0 0,1 1 0 0 0,-1-1 0 0 0,0 1 0 0 0,0 0 0 0 0,0 0 0 0 0,0-1 1 0 0,-1 1-1 0 0,0 0 0 0 0,0 0 0 0 0,0 0 0 0 0,0 0 0 0 0,-1 1 0 0 0,1-1 0 0 0,-1 1 0 0 0,0-1 1 0 0,0 1-1 0 0,0 0 0 0 0,-6-4 0 0 0,8 6-29 0 0,-1 0 1 0 0,0 0-1 0 0,0 0 1 0 0,0 1-1 0 0,0-1 1 0 0,0 0-1 0 0,-1 1 1 0 0,1-1-1 0 0,0 1 0 0 0,0 0 1 0 0,0 0-1 0 0,0 0 1 0 0,0 0-1 0 0,-1 0 1 0 0,1 0-1 0 0,0 0 1 0 0,0 1-1 0 0,0-1 0 0 0,0 1 1 0 0,0 0-1 0 0,0-1 1 0 0,0 1-1 0 0,0 0 1 0 0,0 0-1 0 0,0 0 1 0 0,0 1-1 0 0,1-1 1 0 0,-1 0-1 0 0,0 1 0 0 0,-1 1 1 0 0,0 0 6 0 0,0-1 0 0 0,1 1 0 0 0,-1 0 0 0 0,1 0 0 0 0,0 0 0 0 0,-1 0 0 0 0,1 0 0 0 0,1 1 0 0 0,-1-1 0 0 0,0 0 0 0 0,1 1 0 0 0,0 0 0 0 0,0-1 0 0 0,0 1 0 0 0,0 0 0 0 0,0 5 0 0 0,1 3 26 0 0</inkml:trace>
+  <inkml:trace contextRef="#ctx0" brushRef="#br0" timeOffset="16285.54">4970 1075 8336 0 0,'-5'25'604'0'0,"-2"45"590"0"0,2-13-128 0 0,5-54-1002 0 0,-1-1 1 0 0,1 0-1 0 0,0 0 1 0 0,0 0 0 0 0,0 0-1 0 0,0 0 1 0 0,0 0-1 0 0,0 0 1 0 0,1 0-1 0 0,-1 0 1 0 0,1 0 0 0 0,-1 0-1 0 0,1 0 1 0 0,0 0-1 0 0,2 3 1 0 0,-2-3 14 0 0</inkml:trace>
+  <inkml:trace contextRef="#ctx0" brushRef="#br0" timeOffset="16525.5">5056 1115 6824 0 0,'-3'14'158'0'0,"0"0"0"0"0,1 1 0 0 0,0-1 0 0 0,1 23 0 0 0,1-19 249 0 0,-1 66 1996 0 0,1-81-2283 0 0</inkml:trace>
+  <inkml:trace contextRef="#ctx0" brushRef="#br0" timeOffset="16704.53">4977 1213 6632 0 0,'0'0'601'0'0,"26"22"942"0"0,-20-19-1348 0 0,-1-1 1 0 0,1 1-1 0 0,0-1 0 0 0,0 0 1 0 0,-1-1-1 0 0,12 2 0 0 0,7 2 516 0 0,-16-3-421 0 0</inkml:trace>
+  <inkml:trace contextRef="#ctx0" brushRef="#br0" timeOffset="17973.07">4353 1433 7528 0 0,'0'0'297'0'0,"9"28"975"0"0,-7-22-1063 0 0,0 1 1 0 0,-1-1-1 0 0,0 0 0 0 0,0 0 1 0 0,0 1-1 0 0,-1-1 0 0 0,0 0 0 0 0,0 1 1 0 0,-1-1-1 0 0,0 0 0 0 0,0 0 1 0 0,-2 8-1 0 0,1-6-76 0 0,0 0 1 0 0,1 0 0 0 0,0 1-1 0 0,1-1 1 0 0,0 0-1 0 0,1 13 1 0 0,0-16-87 0 0</inkml:trace>
+  <inkml:trace contextRef="#ctx0" brushRef="#br0" timeOffset="18190.94">4474 1433 7024 0 0,'-8'98'1281'0'0,"0"-17"6"0"0,8-74-1159 0 0</inkml:trace>
+  <inkml:trace contextRef="#ctx0" brushRef="#br0" timeOffset="18777.36">4372 1718 5920 0 0,'0'0'1'0'0,"-4"10"236"0"0,1 0 0 0 0,1 0 0 0 0,-4 21 0 0 0,6-28-189 0 0,0 0 0 0 0,0 0 0 0 0,0 0 0 0 0,0 0 0 0 0,1 0 0 0 0,-1 0 0 0 0,1 0 0 0 0,0-1 0 0 0,0 1 0 0 0,0 0 0 0 0,0 0 0 0 0,0-1 0 0 0,1 1 0 0 0,-1 0 0 0 0,1-1 0 0 0,-1 1 0 0 0,1-1 0 0 0,4 4 0 0 0,-4-4 14 0 0,0 0 0 0 0,0 0 0 0 0,0 0 0 0 0,0-1 0 0 0,1 1 0 0 0,-1-1 0 0 0,0 0-1 0 0,1 1 1 0 0,-1-1 0 0 0,1 0 0 0 0,0-1 0 0 0,-1 1 0 0 0,1 0 0 0 0,-1-1 0 0 0,1 1 0 0 0,0-1 0 0 0,0 0 0 0 0,-1 0 0 0 0,1 0 0 0 0,0 0-1 0 0,-1-1 1 0 0,1 1 0 0 0,0-1 0 0 0,-1 1 0 0 0,1-1 0 0 0,0 0 0 0 0,-1 0 0 0 0,1 0 0 0 0,-1 0 0 0 0,4-3 0 0 0,-3 2 2 0 0,1-1 0 0 0,-1 0 0 0 0,0 1 1 0 0,0-1-1 0 0,0 0 0 0 0,-1 0 0 0 0,1-1 0 0 0,-1 1 1 0 0,0 0-1 0 0,0-1 0 0 0,0 0 0 0 0,0 1 0 0 0,0-1 1 0 0,-1 0-1 0 0,0 0 0 0 0,0 0 0 0 0,0 0 1 0 0,0 0-1 0 0,0-7 0 0 0,-1 4 39 0 0,0 1-1 0 0,-1-1 1 0 0,0 1-1 0 0,0-1 1 0 0,0 0 0 0 0,-1 1-1 0 0,0 0 1 0 0,-5-11-1 0 0,6 15-55 0 0,0 0 0 0 0,1 0 0 0 0,-2 0 0 0 0,1 1 0 0 0,0-1 0 0 0,0 0-1 0 0,0 1 1 0 0,-1-1 0 0 0,1 1 0 0 0,-1-1 0 0 0,1 1 0 0 0,-1 0 0 0 0,0 0-1 0 0,0-1 1 0 0,1 1 0 0 0,-1 0 0 0 0,0 1 0 0 0,0-1 0 0 0,0 0-1 0 0,0 0 1 0 0,0 1 0 0 0,0-1 0 0 0,0 1 0 0 0,0 0 0 0 0,0 0 0 0 0,0 0-1 0 0,0 0 1 0 0,0 0 0 0 0,0 0 0 0 0,-1 0 0 0 0,-2 1 0 0 0,2 1 9 0 0,0-1 0 0 0,0 1 0 0 0,0-1 1 0 0,0 1-1 0 0,0 0 0 0 0,1 0 0 0 0,-1 1 1 0 0,0-1-1 0 0,1 0 0 0 0,0 1 1 0 0,0-1-1 0 0,0 1 0 0 0,0 0 0 0 0,0 0 1 0 0,0 0-1 0 0,1 0 0 0 0,-1 0 0 0 0,1 0 1 0 0,0 0-1 0 0,0 0 0 0 0,0 1 0 0 0,0-1 1 0 0,1 0-1 0 0,-1 1 0 0 0,1-1 0 0 0,0 1 1 0 0,0-1-1 0 0,0 0 0 0 0,1 5 1 0 0,1 0 23 0 0</inkml:trace>
+  <inkml:trace contextRef="#ctx0" brushRef="#br0" timeOffset="23941.74">2729 760 2104 0 0,'0'0'441'0'0,"-22"6"-287"0"0,18-6-105 0 0,-1 1 0 0 0,1 0 0 0 0,-1 1 0 0 0,1-1 1 0 0,-1 1-1 0 0,1 0 0 0 0,0 0 0 0 0,0 0 1 0 0,0 1-1 0 0,0-1 0 0 0,-5 5 0 0 0,7-5-14 0 0,1 0 0 0 0,-1 0 0 0 0,0 0 0 0 0,1 0 0 0 0,-1 0 0 0 0,1 1 0 0 0,0-1-1 0 0,0 0 1 0 0,0 1 0 0 0,0-1 0 0 0,0 1 0 0 0,0-1 0 0 0,1 1 0 0 0,-1 0 0 0 0,1-1 0 0 0,-1 4 0 0 0,3 49 271 0 0,0-11 50 0 0,-6 138 1155 0 0,9 149 2082 0 0,-6-305-2372 0 0,-1 0 1 0 0,-9 48-1 0 0,2-24 114 0 0,7-39-776 0 0,1-11-515 0 0,1 1 0 0 0,0 0 1 0 0,-1-1-1 0 0,1 1 0 0 0,0 0 0 0 0,0-1 1 0 0,0 1-1 0 0,0 0 0 0 0,0 0 0 0 0,-1-1 1 0 0,1 1-1 0 0,0 0 0 0 0,1-1 0 0 0,-1 1 1 0 0,0 0-1 0 0,0 0 0 0 0,0-1 1 0 0,0 1-1 0 0,0 0 0 0 0,1-1 0 0 0,-1 1 1 0 0,0 0-1 0 0,1-1 0 0 0,-1 1 0 0 0,0-1 1 0 0,1 1-1 0 0,-1 0 0 0 0,1-1 0 0 0,-1 1 1 0 0,1-1-1 0 0,-1 1 0 0 0,1-1 0 0 0,-1 0 1 0 0,1 1-1 0 0,0-1 0 0 0,-1 1 1 0 0,2-1-1 0 0,6 2 59 0 0,1 0-1 0 0,0-1 1 0 0,-1 0 0 0 0,1 0-1 0 0,0-1 1 0 0,0 0 0 0 0,0-1 0 0 0,-1 0-1 0 0,14-2 1 0 0,-1 0 94 0 0,31 1 1035 0 0,-51 2-1050 0 0</inkml:trace>
+  <inkml:trace contextRef="#ctx0" brushRef="#br0" timeOffset="26642.93">3169 839 2704 0 0,'0'0'1171'0'0,"27"-4"1208"0"0,71 11-744 0 0,-95-7-1591 0 0,0 1 1 0 0,0-1-1 0 0,0 0 1 0 0,0 1-1 0 0,0 0 0 0 0,0-1 1 0 0,-1 1-1 0 0,1 0 0 0 0,0 0 1 0 0,0 1-1 0 0,4 2 0 0 0,-7-4-29 0 0,1 1 0 0 0,0 0-1 0 0,-1-1 1 0 0,1 1 0 0 0,-1 0 0 0 0,1 0-1 0 0,-1-1 1 0 0,1 1 0 0 0,-1 0-1 0 0,1 0 1 0 0,-1 0 0 0 0,0 0-1 0 0,1-1 1 0 0,-1 1 0 0 0,0 0-1 0 0,0 0 1 0 0,0 0 0 0 0,0 0 0 0 0,0 0-1 0 0,0 0 1 0 0,0 0 0 0 0,0 0-1 0 0,0 0 1 0 0,0 0 0 0 0,0-1-1 0 0,-1 1 1 0 0,1 0 0 0 0,0 0-1 0 0,-1 0 1 0 0,1 0 0 0 0,0 0 0 0 0,-1-1-1 0 0,1 1 1 0 0,-1 0 0 0 0,1 0-1 0 0,-1-1 1 0 0,0 1 0 0 0,1 0-1 0 0,-2 0 1 0 0,-1 4 93 0 0,1 0-1 0 0,0 0 1 0 0,0 0 0 0 0,1 0-1 0 0,-1 0 1 0 0,1 0 0 0 0,0 1-1 0 0,1-1 1 0 0,-1 0 0 0 0,1 1-1 0 0,0-1 1 0 0,1 7-1 0 0,-2 15 1061 0 0,0 21-226 0 0,1-29-517 0 0,-1 0 1 0 0,-4 20-1 0 0,-1 10 898 0 0,-2 80 0 0 0,5-50-100 0 0,1-44-539 0 0,1 0-1 0 0,5 40 0 0 0,-4-35 77 0 0,0-31-175 0 0,0 0 1 0 0,0-1 0 0 0,2 12-1 0 0,-1-19-425 0 0,-1 0 0 0 0,0 1-1 0 0,1-1 1 0 0,-1 0-1 0 0,0 0 1 0 0,0 0 0 0 0,0 1-1 0 0,0-1 1 0 0,0 0 0 0 0,0 0-1 0 0,0 1 1 0 0,0-1 0 0 0,-1 0-1 0 0,0 3 1 0 0,0-3-106 0 0,0-1 1 0 0,0 1-1 0 0,-1 0 0 0 0,1 0 1 0 0,-1 0-1 0 0,1-1 1 0 0,-1 1-1 0 0,1-1 0 0 0,-1 1 1 0 0,1-1-1 0 0,-1 0 1 0 0,1 1-1 0 0,-1-1 0 0 0,-2 0 1 0 0,-6 1 88 0 0,-1-1-1 0 0,1 1 1 0 0,-1-2 0 0 0,1 0-1 0 0,-1 0 1 0 0,-15-5-1 0 0,-8 0 410 0 0,31 6-495 0 0,-9-2 486 0 0,12 2-538 0 0,0 0 1 0 0,0 0 0 0 0,0 0-1 0 0,0 0 1 0 0,0 1 0 0 0,0-1-1 0 0,0 0 1 0 0,0 0-1 0 0,0 0 1 0 0,0 0 0 0 0,0 0-1 0 0,0 0 1 0 0,0 0 0 0 0,0 1-1 0 0,0-1 1 0 0,0 0 0 0 0,0 0-1 0 0,0 0 1 0 0,0 0-1 0 0,0 0 1 0 0,0 0 0 0 0,0 0-1 0 0,0 0 1 0 0,0 1 0 0 0,0-1-1 0 0,0 0 1 0 0,0 0 0 0 0,0 0-1 0 0,0 0 1 0 0,-1 0-1 0 0,1 0 1 0 0,0 0 0 0 0,0 0-1 0 0,0 0 1 0 0,0 0 0 0 0,0 0-1 0 0,0 1 1 0 0,0-1 0 0 0,0 0-1 0 0,0 0 1 0 0,-1 0 0 0 0,1 0-1 0 0,0 0 1 0 0,0 0-1 0 0,0 0 1 0 0,0 0 0 0 0,0 0-1 0 0,0 0 1 0 0,0 0 0 0 0,0 0-1 0 0,-1 0 1 0 0,1 0 0 0 0,0 0-1 0 0,0 0 1 0 0,0 0-1 0 0,0 0 1 0 0,0 0 0 0 0,0 0-1 0 0,0-1 1 0 0,0 1 0 0 0,-1 0-1 0 0,1 0 1 0 0,0 0 0 0 0,0 0-1 0 0,0 0 1 0 0,0 0-1 0 0,0 0 1 0 0,1 1-6 0 0</inkml:trace>
+  <inkml:trace contextRef="#ctx0" brushRef="#br0" timeOffset="27419.28">3466 885 6224 0 0,'0'0'1257'0'0,"8"20"278"0"0,1-7-1249 0 0,0-1 1 0 0,12 13-1 0 0,12 15 151 0 0,-7-10-137 0 0,-20-24-235 0 0,-1-1-1 0 0,0 1 0 0 0,0 0 0 0 0,7 12 0 0 0,11 15 105 0 0,-17-29-143 0 0</inkml:trace>
+  <inkml:trace contextRef="#ctx0" brushRef="#br0" timeOffset="28007.94">3629 1108 6632 0 0,'0'0'114'0'0,"26"-22"866"0"0,-10 8-476 0 0,0 0 0 0 0,1 1 0 0 0,1 0 0 0 0,0 2 0 0 0,22-12 0 0 0,-13 5 41 0 0,-25 16-472 0 0,0 0-1 0 0,0 0 1 0 0,0 0-1 0 0,0 1 1 0 0,1-1-1 0 0,-1 1 1 0 0,1-1-1 0 0,-1 1 1 0 0,1 0-1 0 0,-1 0 1 0 0,1 0 0 0 0,0 0-1 0 0,-1 1 1 0 0,1-1-1 0 0,5 0 1 0 0,-6 1-17 0 0</inkml:trace>
+  <inkml:trace contextRef="#ctx0" brushRef="#br0" timeOffset="28504.45">3959 821 5224 0 0,'-26'11'464'0'0,"14"-2"-343"0"0,4-3 39 0 0,1-1 0 0 0,0 1 0 0 0,-12 14 0 0 0,18-18-107 0 0,-1 0 1 0 0,0 1 0 0 0,1-1-1 0 0,-1 1 1 0 0,1-1 0 0 0,0 1-1 0 0,0-1 1 0 0,0 1 0 0 0,0 0-1 0 0,1 0 1 0 0,-1 0 0 0 0,1-1-1 0 0,0 1 1 0 0,-1 0 0 0 0,1 0-1 0 0,1 5 1 0 0,-1-7-33 0 0,1 0-1 0 0,-1 1 1 0 0,1-1-1 0 0,0 0 1 0 0,0 1-1 0 0,-1-1 1 0 0,1 0-1 0 0,0 0 1 0 0,0 0-1 0 0,0 0 1 0 0,0 0-1 0 0,0 0 1 0 0,1 0-1 0 0,-1 0 1 0 0,0 0-1 0 0,0 0 1 0 0,1-1-1 0 0,-1 1 1 0 0,0 0-1 0 0,1-1 1 0 0,-1 1-1 0 0,0-1 1 0 0,1 0 0 0 0,-1 1-1 0 0,1-1 1 0 0,-1 0-1 0 0,3 0 1 0 0,42 2 276 0 0,-45-2-274 0 0,32-3 306 0 0,-27 3-266 0 0</inkml:trace>
+  <inkml:trace contextRef="#ctx0" brushRef="#br0" timeOffset="29133.34">4045 951 8056 0 0,'0'0'304'0'0,"16"-13"-94"0"0,-9 0-24 0 0,0-1 0 0 0,-1-1 0 0 0,0 1 0 0 0,-1-1 0 0 0,-1 0 0 0 0,0 0 0 0 0,1-19 0 0 0,-5 34-174 0 0,0 0 0 0 0,0 0 0 0 0,0 0 0 0 0,0 0 1 0 0,0 0-1 0 0,0 0 0 0 0,-1 0 0 0 0,1 0 0 0 0,0 0 0 0 0,0 0 0 0 0,0 0 0 0 0,0 0 0 0 0,0 0 0 0 0,0 0 0 0 0,0 0 0 0 0,0 0 0 0 0,0 0 0 0 0,0 0 0 0 0,0 0 0 0 0,0 0 0 0 0,0 0 0 0 0,-1 0 0 0 0,1 0 0 0 0,0 0 0 0 0,0 0 0 0 0,0 0 0 0 0,0 0 0 0 0,0-1 0 0 0,0 1 0 0 0,0 0 0 0 0,0 0 0 0 0,0 0 0 0 0,0 0 0 0 0,0 0 0 0 0,0 0 0 0 0,0 0 1 0 0,0 0-1 0 0,0 0 0 0 0,0 0 0 0 0,0 0 0 0 0,0 0 0 0 0,0-1 0 0 0,0 1 0 0 0,0 0 0 0 0,0 0 0 0 0,0 0 0 0 0,0 0 0 0 0,0 0 0 0 0,0 0 0 0 0,-7 10 157 0 0,-5 15-132 0 0,10-23-18 0 0,1 1-1 0 0,0 0 0 0 0,0-1 0 0 0,0 1 1 0 0,0 0-1 0 0,0 0 0 0 0,1 0 0 0 0,-1 0 1 0 0,1 0-1 0 0,0 0 0 0 0,0 0 0 0 0,0-1 1 0 0,0 1-1 0 0,0 0 0 0 0,1 0 0 0 0,-1 0 1 0 0,1 0-1 0 0,0 0 0 0 0,0 0 0 0 0,0-1 1 0 0,0 1-1 0 0,0 0 0 0 0,1-1 0 0 0,-1 1 1 0 0,1-1-1 0 0,-1 1 0 0 0,1-1 0 0 0,0 0 1 0 0,0 0-1 0 0,0 0 0 0 0,1 0 0 0 0,-1 0 1 0 0,0 0-1 0 0,1 0 0 0 0,-1-1 0 0 0,1 0 1 0 0,0 1-1 0 0,-1-1 0 0 0,1 0 0 0 0,0 0 1 0 0,5 1-1 0 0,-5-1 34 0 0,0 0 0 0 0,0-1 1 0 0,0 1-1 0 0,0-1 0 0 0,0 1 0 0 0,0-1 1 0 0,0 0-1 0 0,0 0 0 0 0,0-1 0 0 0,0 1 1 0 0,0-1-1 0 0,0 1 0 0 0,0-1 0 0 0,0 0 0 0 0,0 0 1 0 0,0 0-1 0 0,-1 0 0 0 0,1-1 0 0 0,0 1 1 0 0,-1-1-1 0 0,1 0 0 0 0,-1 1 0 0 0,0-1 1 0 0,1 0-1 0 0,-1-1 0 0 0,0 1 0 0 0,0 0 0 0 0,0-1 1 0 0,-1 1-1 0 0,1-1 0 0 0,-1 1 0 0 0,1-1 1 0 0,-1 0-1 0 0,0 1 0 0 0,0-1 0 0 0,0 0 1 0 0,0 0-1 0 0,0 0 0 0 0,0-6 0 0 0,0 3 87 0 0,0 0 0 0 0,0 0 0 0 0,0 0-1 0 0,-1 0 1 0 0,0-1 0 0 0,0 1 0 0 0,0 0 0 0 0,-1 0-1 0 0,0 0 1 0 0,-2-7 0 0 0,3 12-113 0 0,0 1 0 0 0,0 0 0 0 0,0-1 0 0 0,0 1 0 0 0,0 0 0 0 0,0-1 0 0 0,0 1 0 0 0,0 0 0 0 0,0 0 0 0 0,0-1 1 0 0,-1 1-1 0 0,1 0 0 0 0,0-1 0 0 0,0 1 0 0 0,0 0 0 0 0,0 0 0 0 0,-1-1 0 0 0,1 1 0 0 0,0 0 0 0 0,0 0 0 0 0,-1-1 0 0 0,1 1 0 0 0,0 0 0 0 0,0 0 0 0 0,-1 0 0 0 0,1-1 0 0 0,0 1 0 0 0,-1 0 1 0 0,1 0-1 0 0,0 0 0 0 0,0 0 0 0 0,-1 0 0 0 0,1 0 0 0 0,0 0 0 0 0,-1 0 0 0 0,1 0 0 0 0,0 0 0 0 0,-1 0 0 0 0,1 0 0 0 0,0 0 0 0 0,-1 0 0 0 0,1 0 0 0 0,0 0 0 0 0,-1 0 0 0 0,1 0 1 0 0,0 0-1 0 0,-1 0 0 0 0,1 0 0 0 0,0 1 0 0 0,0-1 0 0 0,-1 0 0 0 0,1 0 0 0 0,-1 1 0 0 0,-7 14 759 0 0,5-9-683 0 0</inkml:trace>
+  <inkml:trace contextRef="#ctx0" brushRef="#br0" timeOffset="31488.51">3439 1575 4312 0 0,'0'0'280'0'0,"-3"28"96"0"0,3-22-251 0 0,0 1 132 0 0,0 0-1 0 0,-1 1 1 0 0,1-1-1 0 0,-2 0 1 0 0,1 1 0 0 0,-4 10-1 0 0,2-17 566 0 0,0-7-626 0 0,0-6-171 0 0,2 6 3 0 0,0-1 1 0 0,1 1 0 0 0,-1 0-1 0 0,2 0 1 0 0,-1 0-1 0 0,0 0 1 0 0,1-1 0 0 0,0 1-1 0 0,1 0 1 0 0,0 0 0 0 0,0 0-1 0 0,5-10 1 0 0,-6 14-12 0 0,0 0 1 0 0,1 1-1 0 0,0-1 1 0 0,-1 1-1 0 0,1 0 1 0 0,0 0-1 0 0,-1-1 1 0 0,1 1-1 0 0,0 0 1 0 0,0 1-1 0 0,0-1 1 0 0,0 0-1 0 0,0 0 1 0 0,0 1-1 0 0,0-1 1 0 0,0 1-1 0 0,0 0 1 0 0,0 0-1 0 0,1-1 1 0 0,-1 1-1 0 0,0 1 1 0 0,0-1-1 0 0,3 1 1 0 0,-1-1 39 0 0,1 1 0 0 0,0 0 0 0 0,-1 0 0 0 0,0 0 1 0 0,1 1-1 0 0,-1 0 0 0 0,0-1 0 0 0,0 2 0 0 0,7 3 1 0 0,-10-5 22 0 0,1 1 0 0 0,0-1 0 0 0,-1 1 0 0 0,1 0 1 0 0,-1 0-1 0 0,1 0 0 0 0,-1 0 0 0 0,0 0 0 0 0,0 0 1 0 0,0 0-1 0 0,0 0 0 0 0,0 0 0 0 0,0 0 0 0 0,-1 1 1 0 0,1-1-1 0 0,-1 0 0 0 0,0 1 0 0 0,1 2 0 0 0,-1 4 323 0 0,-1-1 0 0 0,0 1 0 0 0,-2 13-1 0 0,1-16-160 0 0,-5 19 1527 0 0,7-24-1514 0 0</inkml:trace>
+  <inkml:trace contextRef="#ctx0" brushRef="#br0" timeOffset="33520.06">2899 802 2208 0 0,'0'0'73'0'0,"9"6"310"0"0,-11-4-274 0 0,1 1 0 0 0,0-1-1 0 0,-1 1 1 0 0,1-1 0 0 0,1 1 0 0 0,-1 0 0 0 0,0-1 0 0 0,0 5-1 0 0,-2 7 16 0 0,-6 16 903 0 0,2 1 0 0 0,1-1 1 0 0,2 2-1 0 0,-2 45 1 0 0,10-21 433 0 0,-2-37-940 0 0,-2-13-399 0 0</inkml:trace>
+  <inkml:trace contextRef="#ctx0" brushRef="#br0" timeOffset="34358.87">2936 736 5120 0 0,'0'0'776'0'0,"24"-15"864"0"0,142-109 712 0 0,-161 121-2291 0 0,-1 0-1 0 0,0 0 1 0 0,0-1 0 0 0,0 0 0 0 0,-1 1 0 0 0,1-1 0 0 0,3-6-1 0 0,-7 8 62 0 0</inkml:trace>
+  <inkml:trace contextRef="#ctx0" brushRef="#br0" timeOffset="35174.75">3213 567 5120 0 0,'0'0'969'0'0,"13"-16"-521"0"0,-4 3-221 0 0,-1 1-1 0 0,-1-2 0 0 0,0 1 1 0 0,-1-1-1 0 0,9-27 1 0 0,-15 40-205 0 0,6-19 200 0 0,-5 12 30 0 0,-1 8-243 0 0,0 0-1 0 0,0-1 0 0 0,-1 1 1 0 0,1 0-1 0 0,0 0 1 0 0,0 0-1 0 0,0 0 1 0 0,0 0-1 0 0,0 0 0 0 0,0 0 1 0 0,0 0-1 0 0,0 0 1 0 0,0 0-1 0 0,0-1 1 0 0,0 1-1 0 0,0 0 0 0 0,-1 0 1 0 0,1 0-1 0 0,0 0 1 0 0,0 0-1 0 0,0 0 1 0 0,0 0-1 0 0,0 0 0 0 0,0 0 1 0 0,0 0-1 0 0,0 0 1 0 0,-1 0-1 0 0,1 0 1 0 0,0 0-1 0 0,0 0 0 0 0,0 0 1 0 0,0 0-1 0 0,0 0 1 0 0,0 0-1 0 0,0 0 1 0 0,-1 0-1 0 0,1 0 0 0 0,0 0 1 0 0,0 0-1 0 0,0 0 1 0 0,0 0-1 0 0,0 0 1 0 0,0 0-1 0 0,0 1 0 0 0,0-1 1 0 0,0 0-1 0 0,-1 0 1 0 0,1 0-1 0 0,0 0 1 0 0,0 0-1 0 0,0 0 0 0 0,-1 3 13 0 0,0-1-1 0 0,0 0 1 0 0,0 1 0 0 0,0-1-1 0 0,0 1 1 0 0,0-1-1 0 0,1 1 1 0 0,-1-1-1 0 0,1 1 1 0 0,0-1-1 0 0,0 1 1 0 0,0 0 0 0 0,1 3-1 0 0,-2 3 16 0 0,1-6 15 0 0,1 0-1 0 0,-1 0 0 0 0,0 0 0 0 0,1-1 1 0 0,-1 1-1 0 0,1 0 0 0 0,0 0 0 0 0,0 0 1 0 0,0-1-1 0 0,0 1 0 0 0,0 0 0 0 0,1-1 1 0 0,-1 1-1 0 0,1-1 0 0 0,0 0 0 0 0,-1 1 1 0 0,1-1-1 0 0,0 0 0 0 0,1 0 0 0 0,-1 0 1 0 0,0 0-1 0 0,0-1 0 0 0,1 1 0 0 0,-1-1 1 0 0,1 1-1 0 0,0-1 0 0 0,-1 0 0 0 0,1 0 1 0 0,0 0-1 0 0,0 0 0 0 0,-1 0 0 0 0,1-1 1 0 0,0 1-1 0 0,0-1 0 0 0,0 0 0 0 0,0 0 1 0 0,0 0-1 0 0,0 0 0 0 0,0-1 0 0 0,-1 1 1 0 0,6-2-1 0 0,-5 1 4 0 0,1 0 0 0 0,-1 0 0 0 0,1-1 0 0 0,-1 1 0 0 0,0-1 0 0 0,0 0 0 0 0,1 0 0 0 0,-1 0 0 0 0,-1 0-1 0 0,1 0 1 0 0,0-1 0 0 0,0 1 0 0 0,-1-1 0 0 0,0 0 0 0 0,1 0 0 0 0,-1 0 0 0 0,0 0 0 0 0,0 0 0 0 0,-1 0 0 0 0,3-6 0 0 0,-3 5 62 0 0,1-1 0 0 0,-1 1 0 0 0,0 0 0 0 0,0-1 0 0 0,-1 1 0 0 0,1-1 0 0 0,-1 0 0 0 0,0 1 0 0 0,0-1 0 0 0,0 1 0 0 0,-1-1 0 0 0,0 1 0 0 0,0-1 0 0 0,0 1 0 0 0,0 0 0 0 0,-3-6 0 0 0,4 10-92 0 0,0-1 0 0 0,0 1-1 0 0,0 0 1 0 0,0-1 0 0 0,-1 1-1 0 0,1 0 1 0 0,0-1 0 0 0,0 1 0 0 0,0 0-1 0 0,-1-1 1 0 0,1 1 0 0 0,0 0-1 0 0,0-1 1 0 0,-1 1 0 0 0,1 0-1 0 0,0 0 1 0 0,-1-1 0 0 0,1 1 0 0 0,0 0-1 0 0,-1 0 1 0 0,1-1 0 0 0,0 1-1 0 0,-1 0 1 0 0,1 0 0 0 0,-1 0-1 0 0,1 0 1 0 0,0 0 0 0 0,-1 0-1 0 0,1 0 1 0 0,-1 0 0 0 0,1 0 0 0 0,0 0-1 0 0,-1 0 1 0 0,1 0 0 0 0,-1 0-1 0 0,1 0 1 0 0,0 0 0 0 0,-1 0-1 0 0,1 0 1 0 0,-1 0 0 0 0,1 0 0 0 0,0 1-1 0 0,-1-1 1 0 0,1 0 0 0 0,0 0-1 0 0,-1 0 1 0 0,1 1 0 0 0,0-1-1 0 0,-1 0 1 0 0,1 1 0 0 0,0-1 0 0 0,0 0-1 0 0,-1 1 1 0 0,1-1 0 0 0,0 0-1 0 0,0 1 1 0 0,0-1 0 0 0,-1 0-1 0 0,1 1 1 0 0,0-1 0 0 0,0 1 0 0 0,0 2-264 0 0</inkml:trace>
+  <inkml:trace contextRef="#ctx0" brushRef="#br0" timeOffset="35588.18">2771 566 13048 0 0,'0'0'38'0'0,"15"21"26"0"0,81 56 732 0 0,-87-68-725 0 0,-7-7-48 0 0</inkml:trace>
+  <inkml:trace contextRef="#ctx0" brushRef="#br0" timeOffset="35927.19">2759 643 5520 0 0,'0'0'422'0'0,"26"18"710"0"0,1 0-730 0 0,-17-11 80 0 0,0 0-1 0 0,16 13 1 0 0,-25-14-315 0 0,0-3-103 0 0</inkml:trace>
+  <inkml:trace contextRef="#ctx0" brushRef="#br0" timeOffset="36460.62">2620 506 4312 0 0,'-14'24'568'0'0,"14"-21"-504"0"0,0 0 1 0 0,1 1-1 0 0,-1-1 1 0 0,1 0-1 0 0,0 0 0 0 0,0 0 1 0 0,0 0-1 0 0,0 0 1 0 0,0 0-1 0 0,1-1 1 0 0,-1 1-1 0 0,1 0 0 0 0,0-1 1 0 0,0 1-1 0 0,0-1 1 0 0,0 0-1 0 0,0 1 1 0 0,1-1-1 0 0,-1 0 0 0 0,0 0 1 0 0,1-1-1 0 0,0 1 1 0 0,-1 0-1 0 0,1-1 1 0 0,0 0-1 0 0,0 1 0 0 0,0-1 1 0 0,0 0-1 0 0,0-1 1 0 0,0 1-1 0 0,0 0 1 0 0,0-1-1 0 0,1 0 0 0 0,-1 0 1 0 0,4 0-1 0 0,-4 0-36 0 0,0 1 0 0 0,0-1 0 0 0,0-1 0 0 0,0 1 0 0 0,-1 0 0 0 0,1-1 0 0 0,0 1 0 0 0,0-1 0 0 0,-1 0 0 0 0,1 0 0 0 0,0 0 0 0 0,-1 0 0 0 0,1 0 0 0 0,-1-1-1 0 0,0 1 1 0 0,1-1 0 0 0,-1 0 0 0 0,0 0 0 0 0,0 1 0 0 0,0-1 0 0 0,0-1 0 0 0,0 1 0 0 0,0 0 0 0 0,-1 0 0 0 0,1-1 0 0 0,-1 1 0 0 0,0-1 0 0 0,1 1 0 0 0,-1-1 0 0 0,0 1 0 0 0,0-1-1 0 0,-1 0 1 0 0,1 0 0 0 0,-1 1 0 0 0,1-1 0 0 0,-1 0 0 0 0,0 0 0 0 0,0-5 0 0 0,-1 5-15 0 0,1 1 1 0 0,-1-1-1 0 0,0 0 0 0 0,1 1 1 0 0,-1-1-1 0 0,-1 0 0 0 0,1 1 1 0 0,0-1-1 0 0,-1 1 0 0 0,1 0 1 0 0,-1-1-1 0 0,0 1 0 0 0,1 0 0 0 0,-1 0 1 0 0,0 0-1 0 0,0 0 0 0 0,-1 0 1 0 0,1 1-1 0 0,0-1 0 0 0,-1 1 1 0 0,-3-2-1 0 0,4 2-4 0 0,0 0 0 0 0,0 0 0 0 0,0 0-1 0 0,-1 1 1 0 0,1-1 0 0 0,0 1 0 0 0,0-1 0 0 0,-1 1 0 0 0,1 0 0 0 0,0 0-1 0 0,0 0 1 0 0,-1 0 0 0 0,1 0 0 0 0,0 1 0 0 0,-1-1 0 0 0,1 1 0 0 0,0-1-1 0 0,0 1 1 0 0,0 0 0 0 0,0 0 0 0 0,0 0 0 0 0,0 0 0 0 0,0 0-1 0 0,0 1 1 0 0,0-1 0 0 0,-2 2 0 0 0,0 1 15 0 0,3-3-10 0 0,-1 0 0 0 0,1 0 0 0 0,0 0 0 0 0,0 0 0 0 0,0 0 0 0 0,0 1 0 0 0,0-1 0 0 0,0 0 0 0 0,0 1 0 0 0,0-1 0 0 0,0 1 0 0 0,1-1 0 0 0,-1 1 0 0 0,0-1 0 0 0,1 1 0 0 0,-1-1 0 0 0,1 1-1 0 0,-1 3 1 0 0,1-1 76 0 0</inkml:trace>
+  <inkml:trace contextRef="#ctx0" brushRef="#br0" timeOffset="38621.02">3488 523 3912 0 0,'0'0'80'0'0,"25"14"279"0"0,-15-9-3 0 0,-1 0 1 0 0,-1 0 0 0 0,14 12 0 0 0,-17-13-193 0 0,0 0-1 0 0,0 0 1 0 0,0 0-1 0 0,1-1 1 0 0,-1 1-1 0 0,1-1 1 0 0,0-1-1 0 0,0 1 1 0 0,0-1-1 0 0,0 0 1 0 0,0 0-1 0 0,11 1 1 0 0,-13-3-172 0 0</inkml:trace>
+  <inkml:trace contextRef="#ctx0" brushRef="#br0" timeOffset="39203.1">3718 593 3408 0 0,'18'-19'361'0'0,"-13"15"-279"0"0,0 0 0 0 0,1 1-1 0 0,-1-1 1 0 0,1 1 0 0 0,-1 1-1 0 0,1-1 1 0 0,0 1 0 0 0,0 0-1 0 0,9-2 1 0 0,17-7 301 0 0,-6-2-84 0 0,-18 8-117 0 0,0 1-1 0 0,0 0 1 0 0,1 1 0 0 0,11-4 0 0 0,-15 6-103 0 0</inkml:trace>
+  <inkml:trace contextRef="#ctx0" brushRef="#br0" timeOffset="40019.31">3950 267 2704 0 0,'0'0'327'0'0,"6"27"483"0"0,-5-18-689 0 0,0 0 0 0 0,0 1-1 0 0,-1-1 1 0 0,0 0 0 0 0,-1 1 0 0 0,0-1-1 0 0,-1 0 1 0 0,-3 14 0 0 0,1-9 276 0 0,2-1 0 0 0,-2 27 1 0 0,4-38-326 0 0</inkml:trace>
+  <inkml:trace contextRef="#ctx0" brushRef="#br0" timeOffset="40752.67">3919 76 3000 0 0,'-1'1'55'0'0,"-1"0"0"0"0,0 0 1 0 0,0 0-1 0 0,0 0 0 0 0,1 0 0 0 0,-1 0 1 0 0,0 1-1 0 0,1-1 0 0 0,0 1 0 0 0,-1-1 1 0 0,1 1-1 0 0,0 0 0 0 0,-1-1 0 0 0,1 1 1 0 0,0 0-1 0 0,0 0 0 0 0,1 0 1 0 0,-1 0-1 0 0,0 0 0 0 0,1 0 0 0 0,-1 0 1 0 0,0 4-1 0 0,1-2 41 0 0,-1 0 0 0 0,1 1 0 0 0,0-1 0 0 0,0 1 0 0 0,0-1 0 0 0,0 0 0 0 0,1 1 0 0 0,0-1 0 0 0,0 0 0 0 0,2 6 0 0 0,-2-8-72 0 0,0-1 0 0 0,0 0 1 0 0,0 0-1 0 0,0 0 1 0 0,1 0-1 0 0,-1 0 1 0 0,0 0-1 0 0,0 0 0 0 0,1 0 1 0 0,-1 0-1 0 0,1-1 1 0 0,-1 1-1 0 0,1 0 1 0 0,-1-1-1 0 0,1 1 0 0 0,-1-1 1 0 0,1 0-1 0 0,-1 0 1 0 0,1 1-1 0 0,-1-1 1 0 0,1 0-1 0 0,0 0 0 0 0,-1 0 1 0 0,3-1-1 0 0,-1 1 3 0 0,0 0-1 0 0,-1 0 0 0 0,1-1 0 0 0,0 1 1 0 0,0-1-1 0 0,-1 0 0 0 0,1 0 1 0 0,0 1-1 0 0,-1-2 0 0 0,1 1 0 0 0,-1 0 1 0 0,0-1-1 0 0,4-1 0 0 0,-4 0-8 0 0,0 0 0 0 0,0 0 1 0 0,0 0-1 0 0,0 0 0 0 0,0 0 0 0 0,-1-1 0 0 0,1 1 0 0 0,-1 0 0 0 0,0-1 0 0 0,0 1 1 0 0,0-1-1 0 0,0 0 0 0 0,-1 1 0 0 0,0-1 0 0 0,1 0 0 0 0,-1 1 0 0 0,-1-1 0 0 0,1 0 1 0 0,0 1-1 0 0,-1-1 0 0 0,0 0 0 0 0,-1-4 0 0 0,1 6-10 0 0,0-1 0 0 0,0 1-1 0 0,0 0 1 0 0,0-1 0 0 0,-1 1 0 0 0,1 0-1 0 0,-1 0 1 0 0,1 0 0 0 0,-1 0 0 0 0,0 0-1 0 0,0 0 1 0 0,0 0 0 0 0,0 0 0 0 0,0 1 0 0 0,0-1-1 0 0,0 1 1 0 0,-1-1 0 0 0,1 1 0 0 0,0 0-1 0 0,-1 0 1 0 0,1 0 0 0 0,-1 1 0 0 0,1-1-1 0 0,-1 0 1 0 0,0 1 0 0 0,1 0 0 0 0,-1-1-1 0 0,1 1 1 0 0,-1 0 0 0 0,0 0 0 0 0,-2 1-1 0 0,2 0 10 0 0,0 0-1 0 0,0 0 0 0 0,0 0 0 0 0,0 0 1 0 0,0 1-1 0 0,1-1 0 0 0,-1 1 0 0 0,0 0 0 0 0,1 0 1 0 0,0-1-1 0 0,-1 2 0 0 0,1-1 0 0 0,0 0 0 0 0,0 0 1 0 0,0 1-1 0 0,0-1 0 0 0,1 1 0 0 0,-1 0 1 0 0,1-1-1 0 0,-1 1 0 0 0,1 0 0 0 0,0 0 0 0 0,0 0 1 0 0,0 0-1 0 0,1 0 0 0 0,-1 0 0 0 0,1 0 0 0 0,-1 0 1 0 0,1 0-1 0 0,0 5 0 0 0,1-1 31 0 0</inkml:trace>
+  <inkml:trace contextRef="#ctx0" brushRef="#br0" timeOffset="41442.41">3422 153 5120 0 0,'0'0'264'0'0,"-4"24"-14"0"0,2 1 7 0 0,-14 113 1438 0 0,15-136-1630 0 0,1 0-1 0 0,-1 0 1 0 0,1 0-1 0 0,0 0 1 0 0,0 0-1 0 0,0 0 1 0 0,0 0-1 0 0,1 5 0 0 0,0-7 2 0 0</inkml:trace>
+  <inkml:trace contextRef="#ctx0" brushRef="#br0" timeOffset="42057.47">3486 115 6936 0 0,'0'0'8'0'0,"21"-14"44"0"0,7 6 94 0 0,-1-2 0 0 0,-1 0 0 0 0,1-2 0 0 0,25-16 0 0 0,-44 23-107 0 0,0 1-1 0 0,0-1 1 0 0,0 2-1 0 0,1-1 0 0 0,0 1 1 0 0,-1 0-1 0 0,1 1 0 0 0,11-2 1 0 0,-19 4-23 0 0</inkml:trace>
+  <inkml:trace contextRef="#ctx0" brushRef="#br0" timeOffset="42421.26">3750 12 3912 0 0,'0'0'105'0'0,"25"28"279"0"0,-14-18-262 0 0,1-1-1 0 0,0 0 0 0 0,1-1 1 0 0,0-1-1 0 0,23 10 0 0 0,-29-13-66 0 0</inkml:trace>
+</inkml:ink>
+</file>
+
+<file path=word/ink/ink5.xml><?xml version="1.0" encoding="utf-8"?>
+<inkml:ink xmlns:inkml="http://www.w3.org/2003/InkML">
+  <inkml:definitions>
+    <inkml:context xml:id="ctx0">
+      <inkml:inkSource xml:id="inkSrc0">
+        <inkml:traceFormat>
+          <inkml:channel name="X" type="integer" min="-2.14748E9" max="2.14748E9" units="cm"/>
+          <inkml:channel name="Y" type="integer" min="-2.14748E9" max="2.14748E9" units="cm"/>
+          <inkml:channel name="F" type="integer" max="32767" units="dev"/>
+          <inkml:channel name="OA" type="integer" max="360" units="deg"/>
+          <inkml:channel name="OE" type="integer" max="90" units="deg"/>
+        </inkml:traceFormat>
+        <inkml:channelProperties>
+          <inkml:channelProperty channel="X" name="resolution" value="1000" units="1/cm"/>
+          <inkml:channelProperty channel="Y" name="resolution" value="1000" units="1/cm"/>
+          <inkml:channelProperty channel="F" name="resolution" value="0" units="1/dev"/>
+          <inkml:channelProperty channel="OA" name="resolution" value="1000" units="1/deg"/>
+          <inkml:channelProperty channel="OE" name="resolution" value="1000" units="1/deg"/>
+        </inkml:channelProperties>
+      </inkml:inkSource>
+      <inkml:timestamp xml:id="ts0" timeString="2026-04-22T18:30:15.971"/>
+    </inkml:context>
+    <inkml:brush xml:id="br0">
+      <inkml:brushProperty name="width" value="0.025" units="cm"/>
+      <inkml:brushProperty name="height" value="0.025" units="cm"/>
+    </inkml:brush>
+  </inkml:definitions>
+  <inkml:trace contextRef="#ctx0" brushRef="#br0">0 110 1704 0 0,'0'0'656'0'0,"19"0"-263"0"0,77 1 1265 0 0,152-6 769 0 0,-144-6-2109 0 0,64-5 7 0 0,-77 11-83 0 0,38 1 227 0 0,-91 5-316 0 0,-15 0 201 0 0,0-1 0 0 0,43-5-1 0 0,-35 2 509 0 0,-1 1 0 0 0,59 5 0 0 0,-83-2-789 0 0,50-1 838 0 0,-51 0-823 0 0</inkml:trace>
+  <inkml:trace contextRef="#ctx0" brushRef="#br0" timeOffset="541.81">1267 0 4616 0 0,'0'0'264'0'0,"22"14"496"0"0,-9-8-479 0 0,0 0 0 0 0,0 0 1 0 0,0 1-1 0 0,-1 1 0 0 0,0 0 1 0 0,15 13-1 0 0,-25-19-230 0 0,0 0-1 0 0,0 0 0 0 0,-1 0 1 0 0,1 0-1 0 0,0 1 1 0 0,-1-1-1 0 0,1 1 1 0 0,-1-1-1 0 0,0 1 1 0 0,0-1-1 0 0,0 1 1 0 0,0 0-1 0 0,0-1 1 0 0,-1 1-1 0 0,1 4 0 0 0,-1-5-26 0 0,0-1 0 0 0,0 1 0 0 0,0-1 0 0 0,0 1 0 0 0,-1 0 0 0 0,1-1 0 0 0,-1 1 0 0 0,1 0 0 0 0,-1-1 0 0 0,1 1 0 0 0,-1-1 0 0 0,0 1-1 0 0,0-1 1 0 0,0 0 0 0 0,0 1 0 0 0,0-1 0 0 0,0 0 0 0 0,0 1 0 0 0,0-1 0 0 0,0 0 0 0 0,-1 0 0 0 0,1 0 0 0 0,0 0 0 0 0,-1 0 0 0 0,1 0-1 0 0,-4 1 1 0 0,-16 6 90 0 0,-1-1 1 0 0,0 0-1 0 0,-43 6 0 0 0,50-11 96 0 0,1 3 741 0 0,12-2-536 0 0,8-2-366 0 0,-3-1-41 0 0</inkml:trace>
+</inkml:ink>
+</file>
+
+<file path=word/ink/ink6.xml><?xml version="1.0" encoding="utf-8"?>
+<inkml:ink xmlns:inkml="http://www.w3.org/2003/InkML">
+  <inkml:definitions>
+    <inkml:context xml:id="ctx0">
+      <inkml:inkSource xml:id="inkSrc0">
+        <inkml:traceFormat>
+          <inkml:channel name="X" type="integer" min="-2.14748E9" max="2.14748E9" units="cm"/>
+          <inkml:channel name="Y" type="integer" min="-2.14748E9" max="2.14748E9" units="cm"/>
+          <inkml:channel name="F" type="integer" max="32767" units="dev"/>
+          <inkml:channel name="OA" type="integer" max="360" units="deg"/>
+          <inkml:channel name="OE" type="integer" max="90" units="deg"/>
+        </inkml:traceFormat>
+        <inkml:channelProperties>
+          <inkml:channelProperty channel="X" name="resolution" value="1000" units="1/cm"/>
+          <inkml:channelProperty channel="Y" name="resolution" value="1000" units="1/cm"/>
+          <inkml:channelProperty channel="F" name="resolution" value="0" units="1/dev"/>
+          <inkml:channelProperty channel="OA" name="resolution" value="1000" units="1/deg"/>
+          <inkml:channelProperty channel="OE" name="resolution" value="1000" units="1/deg"/>
+        </inkml:channelProperties>
+      </inkml:inkSource>
+      <inkml:timestamp xml:id="ts0" timeString="2026-04-22T18:29:40.003"/>
+    </inkml:context>
+    <inkml:brush xml:id="br0">
+      <inkml:brushProperty name="width" value="0.025" units="cm"/>
+      <inkml:brushProperty name="height" value="0.025" units="cm"/>
+    </inkml:brush>
+  </inkml:definitions>
+  <inkml:trace contextRef="#ctx0" brushRef="#br0">47 179 2304 0 0,'0'0'907'0'0,"17"-19"-279"0"0,-9 12-338 0 0,0 0 0 0 0,1 0 0 0 0,0 1 1 0 0,0 1-1 0 0,13-7 0 0 0,28-18 1256 0 0,-28 13-915 0 0,2 2-1 0 0,44-23 0 0 0,-35 24-46 0 0,-31 13-257 0 0</inkml:trace>
+  <inkml:trace contextRef="#ctx0" brushRef="#br0" timeOffset="663.94">335 8 6520 0 0,'0'0'513'0'0,"22"18"719"0"0,3 2-740 0 0,89 67 889 0 0,-74-56-1181 0 0,-29-22-126 0 0,0 0 0 0 0,0-1 0 0 0,21 11 0 0 0,-24-15-44 0 0</inkml:trace>
+  <inkml:trace contextRef="#ctx0" brushRef="#br0" timeOffset="1346.37">622 241 4720 0 0,'0'0'88'0'0,"3"22"447"0"0,26 211 3178 0 0,-29-175-2655 0 0,0-50-956 0 0</inkml:trace>
+  <inkml:trace contextRef="#ctx0" brushRef="#br0" timeOffset="3484">12 343 5416 0 0,'2'26'1033'0'0,"-2"-4"-425"0"0,1 34 1068 0 0,-13 97 0 0 0,10-140-1501 0 0</inkml:trace>
+</inkml:ink>
+</file>
+
+<file path=word/ink/ink7.xml><?xml version="1.0" encoding="utf-8"?>
+<inkml:ink xmlns:inkml="http://www.w3.org/2003/InkML">
+  <inkml:definitions>
+    <inkml:context xml:id="ctx0">
+      <inkml:inkSource xml:id="inkSrc0">
+        <inkml:traceFormat>
+          <inkml:channel name="X" type="integer" min="-2.14748E9" max="2.14748E9" units="cm"/>
+          <inkml:channel name="Y" type="integer" min="-2.14748E9" max="2.14748E9" units="cm"/>
+          <inkml:channel name="F" type="integer" max="32767" units="dev"/>
+          <inkml:channel name="OA" type="integer" max="360" units="deg"/>
+          <inkml:channel name="OE" type="integer" max="90" units="deg"/>
+        </inkml:traceFormat>
+        <inkml:channelProperties>
+          <inkml:channelProperty channel="X" name="resolution" value="1000" units="1/cm"/>
+          <inkml:channelProperty channel="Y" name="resolution" value="1000" units="1/cm"/>
+          <inkml:channelProperty channel="F" name="resolution" value="0" units="1/dev"/>
+          <inkml:channelProperty channel="OA" name="resolution" value="1000" units="1/deg"/>
+          <inkml:channelProperty channel="OE" name="resolution" value="1000" units="1/deg"/>
+        </inkml:channelProperties>
+      </inkml:inkSource>
+      <inkml:timestamp xml:id="ts0" timeString="2026-04-22T18:29:20.805"/>
+    </inkml:context>
+    <inkml:brush xml:id="br0">
+      <inkml:brushProperty name="width" value="0.025" units="cm"/>
+      <inkml:brushProperty name="height" value="0.025" units="cm"/>
+    </inkml:brush>
+  </inkml:definitions>
+  <inkml:trace contextRef="#ctx0" brushRef="#br0">162 13 1200 0 0,'12'9'95'0'0,"-1"1"0"0"0,1 1 0 0 0,-2 0-1 0 0,11 13 1 0 0,6 6 179 0 0,-10-15 114 0 0,0 0 0 0 0,1-1 0 0 0,36 21 0 0 0,-50-32-303 0 0,3 2 3 0 0,-1 0 1 0 0,0 0-1 0 0,-1 1 0 0 0,1-1 0 0 0,5 9 0 0 0,6 6 118 0 0,-11-14-150 0 0</inkml:trace>
+  <inkml:trace contextRef="#ctx0" brushRef="#br0" timeOffset="2251.5">437 292 792 0 0,'-7'28'688'0'0,"-20"249"2633"0"0,25-271-3266 0 0</inkml:trace>
+  <inkml:trace contextRef="#ctx0" brushRef="#br0" timeOffset="3052.13">256 0 1496 0 0,'0'0'215'0'0,"18"22"90"0"0,-14-18-256 0 0,1 1 0 0 0,0-1 0 0 0,0 0 0 0 0,0 0 0 0 0,11 6 1 0 0,19 15 114 0 0,27 25 152 0 0,-56-45-283 0 0</inkml:trace>
+  <inkml:trace contextRef="#ctx0" brushRef="#br0" timeOffset="9163.75">419 643 896 0 0,'18'23'496'0'0,"33"33"0"0"0,-18-21 297 0 0,-22-24-518 0 0,0-1 1 0 0,20 15-1 0 0,-21-19-134 0 0,-1 1 0 0 0,-1 0 0 0 0,1 1 0 0 0,-1 0 0 0 0,-1 0 0 0 0,9 11 1 0 0,-13-14-93 0 0</inkml:trace>
+  <inkml:trace contextRef="#ctx0" brushRef="#br0" timeOffset="10958.42">236 711 1200 0 0,'0'0'312'0'0,"23"-14"291"0"0,-10 8-448 0 0,1-1-14 0 0,0 0 0 0 0,0 2 0 0 0,1 0 1 0 0,20-5-1 0 0,-32 9-117 0 0</inkml:trace>
+  <inkml:trace contextRef="#ctx0" brushRef="#br0" timeOffset="11273.67">263 760 2304 0 0,'0'0'24'0'0,"18"-3"148"0"0,4-7-104 0 0,-15 6-14 0 0,1 0-1 0 0,0 1 1 0 0,0 0-1 0 0,-1 1 1 0 0,16-4-1 0 0,-19 6-30 0 0</inkml:trace>
+  <inkml:trace contextRef="#ctx0" brushRef="#br0" timeOffset="11950.95">63 685 1400 0 0,'-25'11'97'0'0,"23"-8"-83"0"0,0-1 0 0 0,0 1 0 0 0,0 0-1 0 0,1 0 1 0 0,0-1 0 0 0,-1 1 0 0 0,1 0-1 0 0,0 0 1 0 0,0 1 0 0 0,1-1 0 0 0,-1 0-1 0 0,1 0 1 0 0,0 0 0 0 0,-1 7 0 0 0,1-1 24 0 0,1 0 1 0 0,0 0 0 0 0,0 0 0 0 0,2 10-1 0 0,-2-17-27 0 0,0 0 0 0 0,1 1 0 0 0,-1-1 0 0 0,0 0 0 0 0,1 0-1 0 0,-1 1 1 0 0,1-1 0 0 0,0-1 0 0 0,0 1 0 0 0,0 0 0 0 0,0 0 0 0 0,0-1-1 0 0,0 1 1 0 0,0-1 0 0 0,0 1 0 0 0,0-1 0 0 0,1 0 0 0 0,-1 0 0 0 0,1 0-1 0 0,-1 0 1 0 0,1-1 0 0 0,-1 1 0 0 0,1 0 0 0 0,-1-1 0 0 0,1 0 0 0 0,0 0-1 0 0,-1 0 1 0 0,1 0 0 0 0,-1 0 0 0 0,4-1 0 0 0,-3 1-1 0 0,0 0 0 0 0,-1 0 0 0 0,1-1 0 0 0,0 1 1 0 0,0-1-1 0 0,-1 1 0 0 0,1-1 0 0 0,-1 0 0 0 0,1 0 0 0 0,-1 0 0 0 0,1-1 1 0 0,-1 1-1 0 0,1 0 0 0 0,-1-1 0 0 0,0 0 0 0 0,0 1 0 0 0,0-1 0 0 0,0 0 1 0 0,0 0-1 0 0,0 0 0 0 0,-1-1 0 0 0,1 1 0 0 0,-1 0 0 0 0,1-1 0 0 0,-1 1 1 0 0,0-1-1 0 0,0 1 0 0 0,1-5 0 0 0,-1 4 1 0 0,-1 0 0 0 0,0 0 0 0 0,0 0-1 0 0,0 0 1 0 0,0 0 0 0 0,0-1 0 0 0,-1 1 0 0 0,1 0 0 0 0,-1 0 0 0 0,0 0-1 0 0,0 0 1 0 0,0 0 0 0 0,0 0 0 0 0,-1 1 0 0 0,1-1 0 0 0,-1 0 0 0 0,0 1-1 0 0,1-1 1 0 0,-5-3 0 0 0,4 4-1 0 0,0 1 0 0 0,0-1 0 0 0,0 1 0 0 0,0-1 0 0 0,0 1 0 0 0,-1 0 0 0 0,1 0 0 0 0,0 0-1 0 0,-1 0 1 0 0,1 0 0 0 0,-1 1 0 0 0,1-1 0 0 0,-1 1 0 0 0,1 0 0 0 0,-1-1 0 0 0,0 1 0 0 0,1 0 0 0 0,-1 1 0 0 0,1-1 0 0 0,-1 0 0 0 0,1 1-1 0 0,-1-1 1 0 0,1 1 0 0 0,-3 1 0 0 0,0 0 1 0 0,0 0 0 0 0,1 0-1 0 0,-1 1 1 0 0,1 0 0 0 0,0-1 0 0 0,0 2-1 0 0,0-1 1 0 0,0 0 0 0 0,0 1-1 0 0,1 0 1 0 0,0 0 0 0 0,0 0 0 0 0,0 0-1 0 0,0 0 1 0 0,0 1 0 0 0,1-1-1 0 0,0 1 1 0 0,0 0 0 0 0,0-1 0 0 0,1 1-1 0 0,-1 0 1 0 0,1 0 0 0 0,0 0-1 0 0,1 0 1 0 0,-1 6 0 0 0,1-4-11 0 0</inkml:trace>
+  <inkml:trace contextRef="#ctx0" brushRef="#br0" timeOffset="13665.78">691 999 3000 0 0,'0'0'291'0'0,"20"-16"947"0"0,-16 12-997 0 0,0 0-1 0 0,0 0 1 0 0,-1 0-1 0 0,1-1 1 0 0,-1 1-1 0 0,0-1 0 0 0,0 0 1 0 0,0 0-1 0 0,-1 0 1 0 0,0-1-1 0 0,0 1 1 0 0,0 0-1 0 0,-1-1 1 0 0,1 1-1 0 0,-1-1 1 0 0,0-9-1 0 0,-3 14 289 0 0,-2 7-382 0 0,-2 8-63 0 0,5-9-23 0 0,0 0 0 0 0,1-1 1 0 0,-1 1-1 0 0,1 0 0 0 0,1-1 0 0 0,-1 1 1 0 0,1 0-1 0 0,-1-1 0 0 0,1 1 0 0 0,0-1 0 0 0,1 1 1 0 0,-1-1-1 0 0,1 1 0 0 0,0-1 0 0 0,0 0 0 0 0,0 0 1 0 0,1 0-1 0 0,0 0 0 0 0,-1 0 0 0 0,1-1 1 0 0,1 1-1 0 0,5 5 0 0 0,-7-8-47 0 0,-1-1-1 0 0,0 1 1 0 0,0 0-1 0 0,0-1 1 0 0,0 1-1 0 0,1-1 1 0 0,-1 0 0 0 0,0 1-1 0 0,1-1 1 0 0,-1 0-1 0 0,0 0 1 0 0,0 0-1 0 0,1 0 1 0 0,-1 0 0 0 0,0 0-1 0 0,1 0 1 0 0,-1 0-1 0 0,0 0 1 0 0,1-1-1 0 0,-1 1 1 0 0,0 0 0 0 0,0-1-1 0 0,0 0 1 0 0,1 1-1 0 0,-1-1 1 0 0,0 1-1 0 0,0-1 1 0 0,0 0 0 0 0,0 0-1 0 0,0 0 1 0 0,0 0-1 0 0,2-2 1 0 0,-1 1 56 0 0,0 0 0 0 0,0 0 0 0 0,0-1 0 0 0,0 1 0 0 0,0-1 0 0 0,0 1 0 0 0,0-1 0 0 0,-1 0-1 0 0,0 0 1 0 0,1 0 0 0 0,-1 0 0 0 0,1-5 0 0 0,-1 5 14 0 0,-1-1 0 0 0,0 1 0 0 0,0 0 0 0 0,0 0 0 0 0,0 0 0 0 0,-1 0 0 0 0,1 0 0 0 0,-1 0 0 0 0,1 0 0 0 0,-1 0 0 0 0,0 0-1 0 0,-1 1 1 0 0,1-1 0 0 0,0 0 0 0 0,-1 0 0 0 0,1 1 0 0 0,-1-1 0 0 0,0 1 0 0 0,0-1 0 0 0,-2-1 0 0 0,2 13 572 0 0,1-6-593 0 0</inkml:trace>
+</inkml:ink>
+</file>
+
+<file path=word/ink/ink8.xml><?xml version="1.0" encoding="utf-8"?>
+<inkml:ink xmlns:inkml="http://www.w3.org/2003/InkML">
+  <inkml:definitions>
+    <inkml:context xml:id="ctx0">
+      <inkml:inkSource xml:id="inkSrc0">
+        <inkml:traceFormat>
+          <inkml:channel name="X" type="integer" min="-2.14748E9" max="2.14748E9" units="cm"/>
+          <inkml:channel name="Y" type="integer" min="-2.14748E9" max="2.14748E9" units="cm"/>
+          <inkml:channel name="F" type="integer" max="32767" units="dev"/>
+          <inkml:channel name="OA" type="integer" max="360" units="deg"/>
+          <inkml:channel name="OE" type="integer" max="90" units="deg"/>
+        </inkml:traceFormat>
+        <inkml:channelProperties>
+          <inkml:channelProperty channel="X" name="resolution" value="1000" units="1/cm"/>
+          <inkml:channelProperty channel="Y" name="resolution" value="1000" units="1/cm"/>
+          <inkml:channelProperty channel="F" name="resolution" value="0" units="1/dev"/>
+          <inkml:channelProperty channel="OA" name="resolution" value="1000" units="1/deg"/>
+          <inkml:channelProperty channel="OE" name="resolution" value="1000" units="1/deg"/>
+        </inkml:channelProperties>
+      </inkml:inkSource>
+      <inkml:timestamp xml:id="ts0" timeString="2026-04-22T18:28:54.425"/>
+    </inkml:context>
+    <inkml:brush xml:id="br0">
+      <inkml:brushProperty name="width" value="0.025" units="cm"/>
+      <inkml:brushProperty name="height" value="0.025" units="cm"/>
+    </inkml:brush>
+  </inkml:definitions>
+  <inkml:trace contextRef="#ctx0" brushRef="#br0">14 57 4936 0 0,'5'25'0'0'0,"-5"-21"0"0"0,0 0 0 0 0,1 0 0 0 0,0 0 0 0 0,0 0 0 0 0,3 4 0 0 0,-2-2 0 0 0,1 0 0 0 0,-2 1 0 0 0,3 7 0 0 0,-1 1 0 0 0,-3-15 0 0 0,0 0 0 0 0,0 0 0 0 0,0 0 0 0 0,0 0 0 0 0,0 0 1 0 0,0 0-1 0 0,-1 0 0 0 0,1 0 0 0 0,0 0 0 0 0,0 0 0 0 0,0 0 0 0 0,0 0 0 0 0,0 0 1 0 0,0 0-1 0 0,0 0 0 0 0,0 0 0 0 0,0 0 0 0 0,0 0 0 0 0,0 0 0 0 0,0 0 0 0 0,-1 0 1 0 0,1 0-1 0 0,0 0 0 0 0,0 0 0 0 0,0 0 0 0 0,0 0 0 0 0,0 1 0 0 0,0-1 0 0 0,0 0 0 0 0,0 0 1 0 0,0 0-1 0 0,0 0 0 0 0,0 0 0 0 0,0 0 0 0 0,0 0 0 0 0,0 0 0 0 0,0 0 0 0 0,0 0 1 0 0,0 0-1 0 0,-10-11 11 0 0,-8-20 6 0 0,16 26-11 0 0,0 0 0 0 0,1 0 0 0 0,-1-1 0 0 0,1 1 0 0 0,1 0 0 0 0,0-1-1 0 0,0 1 1 0 0,1-10 0 0 0,0 13-4 0 0,-1-1-1 0 0,1 0 0 0 0,0 0 1 0 0,1 1-1 0 0,-1-1 1 0 0,1 1-1 0 0,-1-1 1 0 0,1 1-1 0 0,0-1 0 0 0,0 1 1 0 0,0 0-1 0 0,1 0 1 0 0,-1 0-1 0 0,0 0 1 0 0,1 0-1 0 0,0 0 0 0 0,0 0 1 0 0,3-1-1 0 0,0 1 8 0 0,0-1 0 0 0,1 1-1 0 0,-1 0 1 0 0,1 1 0 0 0,0-1 0 0 0,0 1 0 0 0,0 0-1 0 0,-1 0 1 0 0,1 1 0 0 0,0 0 0 0 0,0 0-1 0 0,14 1 1 0 0,-13 0 36 0 0,-1 0 0 0 0,1 0 0 0 0,-1 0 0 0 0,0 1 0 0 0,0 0 0 0 0,0 0 1 0 0,0 1-1 0 0,0-1 0 0 0,-1 1 0 0 0,1 1 0 0 0,11 6 0 0 0,-13-5 30 0 0,0 0 0 0 0,0 0 0 0 0,-1 0 0 0 0,1 1 0 0 0,5 10 0 0 0,-9-12 50 0 0,1 1 0 0 0,-2 0 0 0 0,1-1-1 0 0,-1 1 1 0 0,1 0 0 0 0,-1-1-1 0 0,-1 1 1 0 0,1-1 0 0 0,-1 1 0 0 0,0 0-1 0 0,-1-1 1 0 0,-3 9 0 0 0,3-9 12 0 0,-8 18 404 0 0,9-20-587 0 0</inkml:trace>
+</inkml:ink>
+</file>
+
+<file path=word/ink/ink9.xml><?xml version="1.0" encoding="utf-8"?>
+<inkml:ink xmlns:inkml="http://www.w3.org/2003/InkML">
+  <inkml:definitions>
+    <inkml:context xml:id="ctx0">
+      <inkml:inkSource xml:id="inkSrc0">
+        <inkml:traceFormat>
+          <inkml:channel name="X" type="integer" min="-2.14748E9" max="2.14748E9" units="cm"/>
+          <inkml:channel name="Y" type="integer" min="-2.14748E9" max="2.14748E9" units="cm"/>
+          <inkml:channel name="F" type="integer" max="32767" units="dev"/>
+          <inkml:channel name="OA" type="integer" max="360" units="deg"/>
+          <inkml:channel name="OE" type="integer" max="90" units="deg"/>
+        </inkml:traceFormat>
+        <inkml:channelProperties>
+          <inkml:channelProperty channel="X" name="resolution" value="1000" units="1/cm"/>
+          <inkml:channelProperty channel="Y" name="resolution" value="1000" units="1/cm"/>
+          <inkml:channelProperty channel="F" name="resolution" value="0" units="1/dev"/>
+          <inkml:channelProperty channel="OA" name="resolution" value="1000" units="1/deg"/>
+          <inkml:channelProperty channel="OE" name="resolution" value="1000" units="1/deg"/>
+        </inkml:channelProperties>
+      </inkml:inkSource>
+      <inkml:timestamp xml:id="ts0" timeString="2026-04-22T18:28:53.218"/>
+    </inkml:context>
+    <inkml:brush xml:id="br0">
+      <inkml:brushProperty name="width" value="0.025" units="cm"/>
+      <inkml:brushProperty name="height" value="0.025" units="cm"/>
+    </inkml:brush>
+  </inkml:definitions>
+  <inkml:trace contextRef="#ctx0" brushRef="#br0">87-3 2400 0 0,'5'11'41'0'0,"1"7"31"0"0,-3-2 133 0 0,-2-14-185 0 0,0 0-1 0 0,-1 1 0 0 0,1-1 0 0 0,-1 0 0 0 0,0 1 1 0 0,0-1-1 0 0,0 3 0 0 0,3 38 276 0 0,-7-13 86 0 0,3-19-163 0 0,-1-1 0 0 0,1 1 0 0 0,2 17 0 0 0,-1-28-201 0 0,0 1 1 0 0,0-1-1 0 0,0 1 0 0 0,0-1 1 0 0,0 0-1 0 0,0 1 1 0 0,1-1-1 0 0,-1 1 0 0 0,0-1 1 0 0,0 1-1 0 0,0-1 1 0 0,1 0-1 0 0,-1 1 0 0 0,0-1 1 0 0,0 1-1 0 0,1-1 1 0 0,-1 0-1 0 0,0 1 0 0 0,1-1 1 0 0,-1 0-1 0 0,1 1 1 0 0,-1-1-1 0 0,0 0 0 0 0,1 0 1 0 0,-1 1-1 0 0,1-1 0 0 0,-1 0 1 0 0,1 0-1 0 0,-1 0 1 0 0,1 1-1 0 0,-1-1 0 0 0,1 0 1 0 0,0 0-1 0 0,-1 0 1 0 0,1 0-1 0 0,-1 0 0 0 0,1 0 1 0 0,-1 0-1 0 0,1 0 1 0 0,-1 0-1 0 0,1 0 0 0 0,0 0 1 0 0,0 0-1 0 0,1-2 46 0 0</inkml:trace>
+  <inkml:trace contextRef="#ctx0" brushRef="#br0" timeOffset="236.15">1 116 3312 0 0,'0'0'57'0'0,"15"14"319"0"0,-5-12-233 0 0,-1 0-1 0 0,1 0 1 0 0,0-1-1 0 0,0 0 0 0 0,0-1 1 0 0,0 1-1 0 0,0-1 1 0 0,0-1-1 0 0,-1 0 1 0 0,1 0-1 0 0,17-3 1 0 0,-18 2-62 0 0</inkml:trace>
+</inkml:ink>
+</file>
+
 <file path=word/theme/theme1.xml><?xml version="1.0" encoding="utf-8"?>
 <a:theme xmlns:a="http://schemas.openxmlformats.org/drawingml/2006/main" name="Larissa">
   <a:themeElements>
